--- a/docs/Список-сокращений.docx
+++ b/docs/Список-сокращений.docx
@@ -4,6 +4,65 @@
   <w:body>
     <w:p>
       <w:pPr>
+        <w:rPr>
+          <w:rFonts w:ascii="Arial" w:hAnsi="Arial" w:cs="Arial"/>
+          <w:sz w:val="16"/>
+          <w:szCs w:val="16"/>
+          <w:lang w:val="ru-RU"/>
+        </w:rPr>
+      </w:pPr>
+      <w:r>
+        <w:rPr>
+          <w:rFonts w:ascii="Arial" w:hAnsi="Arial" w:cs="Arial"/>
+          <w:sz w:val="16"/>
+          <w:szCs w:val="16"/>
+          <w:lang w:val="ru-RU"/>
+        </w:rPr>
+        <w:t>Список сокращений</w:t>
+      </w:r>
+    </w:p>
+    <w:p>
+      <w:pPr>
+        <w:spacing w:after="0"/>
+        <w:rPr>
+          <w:rFonts w:ascii="Arial" w:hAnsi="Arial" w:cs="Arial"/>
+          <w:sz w:val="16"/>
+          <w:szCs w:val="16"/>
+          <w:lang w:val="ru-RU"/>
+        </w:rPr>
+      </w:pPr>
+      <w:r>
+        <w:rPr>
+          <w:rFonts w:ascii="Arial" w:hAnsi="Arial" w:cs="Arial"/>
+          <w:sz w:val="16"/>
+          <w:szCs w:val="16"/>
+          <w:lang w:val="ru-RU"/>
+        </w:rPr>
+        <w:t>а. – аул</w:t>
+      </w:r>
+    </w:p>
+    <w:p>
+      <w:pPr>
+        <w:spacing w:after="0"/>
+        <w:rPr>
+          <w:rFonts w:ascii="Arial" w:hAnsi="Arial" w:cs="Arial"/>
+          <w:sz w:val="16"/>
+          <w:szCs w:val="16"/>
+          <w:lang w:val="ru-RU"/>
+        </w:rPr>
+      </w:pPr>
+      <w:r>
+        <w:rPr>
+          <w:rFonts w:ascii="Arial" w:hAnsi="Arial" w:cs="Arial"/>
+          <w:sz w:val="16"/>
+          <w:szCs w:val="16"/>
+          <w:lang w:val="ru-RU"/>
+        </w:rPr>
+        <w:t xml:space="preserve">агит. – агитация </w:t>
+      </w:r>
+    </w:p>
+    <w:p>
+      <w:pPr>
         <w:spacing w:after="0"/>
         <w:rPr>
           <w:rFonts w:ascii="Arial" w:hAnsi="Arial" w:cs="Arial"/>
@@ -39,6 +98,35 @@
           <w:szCs w:val="16"/>
           <w:lang w:val="ru-RU"/>
         </w:rPr>
+        <w:t xml:space="preserve">АЛЖИР –  </w:t>
+      </w:r>
+      <w:r>
+        <w:rPr>
+          <w:rFonts w:ascii="Arial" w:hAnsi="Arial" w:cs="Arial"/>
+          <w:sz w:val="16"/>
+          <w:szCs w:val="16"/>
+          <w:lang w:val="ru-RU"/>
+        </w:rPr>
+        <w:t>Акмолинский лагерь жён изменников Родины</w:t>
+      </w:r>
+    </w:p>
+    <w:p>
+      <w:pPr>
+        <w:spacing w:after="0"/>
+        <w:rPr>
+          <w:rFonts w:ascii="Arial" w:hAnsi="Arial" w:cs="Arial"/>
+          <w:sz w:val="16"/>
+          <w:szCs w:val="16"/>
+          <w:lang w:val="ru-RU"/>
+        </w:rPr>
+      </w:pPr>
+      <w:r>
+        <w:rPr>
+          <w:rFonts w:ascii="Arial" w:hAnsi="Arial" w:cs="Arial"/>
+          <w:sz w:val="16"/>
+          <w:szCs w:val="16"/>
+          <w:lang w:val="ru-RU"/>
+        </w:rPr>
         <w:t>АРК</w:t>
       </w:r>
       <w:r>
@@ -57,6 +145,53 @@
           <w:szCs w:val="16"/>
           <w:lang w:val="ru-RU"/>
         </w:rPr>
+        <w:t xml:space="preserve">– </w:t>
+      </w:r>
+      <w:r>
+        <w:rPr>
+          <w:rFonts w:ascii="Arial" w:hAnsi="Arial" w:cs="Arial"/>
+          <w:sz w:val="16"/>
+          <w:szCs w:val="16"/>
+          <w:lang w:val="ru-RU"/>
+        </w:rPr>
+        <w:t xml:space="preserve"> </w:t>
+      </w:r>
+      <w:r>
+        <w:rPr>
+          <w:rFonts w:ascii="Arial" w:hAnsi="Arial" w:cs="Arial"/>
+          <w:sz w:val="16"/>
+          <w:szCs w:val="16"/>
+          <w:lang w:val="ru-RU"/>
+        </w:rPr>
+        <w:t>Автономная Республика Крым</w:t>
+      </w:r>
+    </w:p>
+    <w:p>
+      <w:pPr>
+        <w:spacing w:after="0"/>
+        <w:rPr>
+          <w:rFonts w:ascii="Arial" w:hAnsi="Arial" w:cs="Arial"/>
+          <w:sz w:val="16"/>
+          <w:szCs w:val="16"/>
+          <w:lang w:val="ru-RU"/>
+        </w:rPr>
+      </w:pPr>
+      <w:r>
+        <w:rPr>
+          <w:rFonts w:ascii="Arial" w:hAnsi="Arial" w:cs="Arial"/>
+          <w:sz w:val="16"/>
+          <w:szCs w:val="16"/>
+          <w:lang w:val="ru-RU"/>
+        </w:rPr>
+        <w:t xml:space="preserve">Арх. </w:t>
+      </w:r>
+      <w:r>
+        <w:rPr>
+          <w:rFonts w:ascii="Arial" w:hAnsi="Arial" w:cs="Arial"/>
+          <w:sz w:val="16"/>
+          <w:szCs w:val="16"/>
+          <w:lang w:val="ru-RU"/>
+        </w:rPr>
         <w:t>–</w:t>
       </w:r>
       <w:r>
@@ -66,36 +201,630 @@
           <w:szCs w:val="16"/>
           <w:lang w:val="ru-RU"/>
         </w:rPr>
+        <w:t xml:space="preserve"> архив</w:t>
+      </w:r>
+      <w:r>
+        <w:rPr>
+          <w:rFonts w:ascii="Arial" w:hAnsi="Arial" w:cs="Arial"/>
+          <w:sz w:val="16"/>
+          <w:szCs w:val="16"/>
+          <w:lang w:val="ru-RU"/>
+        </w:rPr>
         <w:t xml:space="preserve"> </w:t>
       </w:r>
-      <w:r>
-        <w:rPr>
-          <w:rFonts w:ascii="Arial" w:hAnsi="Arial" w:cs="Arial"/>
-          <w:sz w:val="16"/>
-          <w:szCs w:val="16"/>
-          <w:lang w:val="ru-RU"/>
-        </w:rPr>
-        <w:t>Автономная Республика Крым</w:t>
-      </w:r>
-    </w:p>
-    <w:p>
-      <w:pPr>
-        <w:spacing w:after="0"/>
-        <w:rPr>
-          <w:rFonts w:ascii="Arial" w:hAnsi="Arial" w:cs="Arial"/>
-          <w:sz w:val="16"/>
-          <w:szCs w:val="16"/>
-          <w:lang w:val="ru-RU"/>
-        </w:rPr>
-      </w:pPr>
-      <w:r>
-        <w:rPr>
-          <w:rFonts w:ascii="Arial" w:hAnsi="Arial" w:cs="Arial"/>
-          <w:sz w:val="16"/>
-          <w:szCs w:val="16"/>
-          <w:lang w:val="ru-RU"/>
-        </w:rPr>
-        <w:t xml:space="preserve">Арх. </w:t>
+    </w:p>
+    <w:p>
+      <w:pPr>
+        <w:spacing w:after="0"/>
+        <w:rPr>
+          <w:rFonts w:ascii="Arial" w:hAnsi="Arial" w:cs="Arial"/>
+          <w:sz w:val="16"/>
+          <w:szCs w:val="16"/>
+          <w:lang w:val="ru-RU"/>
+        </w:rPr>
+      </w:pPr>
+      <w:r>
+        <w:rPr>
+          <w:rFonts w:ascii="Arial" w:hAnsi="Arial" w:cs="Arial"/>
+          <w:sz w:val="16"/>
+          <w:szCs w:val="16"/>
+          <w:lang w:val="ru-RU"/>
+        </w:rPr>
+        <w:t xml:space="preserve">АСА – </w:t>
+      </w:r>
+      <w:r>
+        <w:rPr>
+          <w:rFonts w:ascii="Arial" w:hAnsi="Arial" w:cs="Arial"/>
+          <w:sz w:val="16"/>
+          <w:szCs w:val="16"/>
+          <w:lang w:val="ru-RU"/>
+        </w:rPr>
+        <w:t>а</w:t>
+      </w:r>
+      <w:r>
+        <w:rPr>
+          <w:rFonts w:ascii="Arial" w:hAnsi="Arial" w:cs="Arial"/>
+          <w:sz w:val="16"/>
+          <w:szCs w:val="16"/>
+          <w:lang w:val="ru-RU"/>
+        </w:rPr>
+        <w:t xml:space="preserve">нтисоветская </w:t>
+      </w:r>
+      <w:r>
+        <w:rPr>
+          <w:rFonts w:ascii="Arial" w:hAnsi="Arial" w:cs="Arial"/>
+          <w:sz w:val="16"/>
+          <w:szCs w:val="16"/>
+          <w:lang w:val="ru-RU"/>
+        </w:rPr>
+        <w:t>агитация</w:t>
+      </w:r>
+    </w:p>
+    <w:p>
+      <w:pPr>
+        <w:spacing w:after="0"/>
+        <w:rPr>
+          <w:rFonts w:ascii="Arial" w:hAnsi="Arial" w:cs="Arial"/>
+          <w:sz w:val="16"/>
+          <w:szCs w:val="16"/>
+          <w:lang w:val="ru-RU"/>
+        </w:rPr>
+      </w:pPr>
+      <w:r>
+        <w:rPr>
+          <w:rFonts w:ascii="Arial" w:hAnsi="Arial" w:cs="Arial"/>
+          <w:sz w:val="16"/>
+          <w:szCs w:val="16"/>
+          <w:lang w:val="ru-RU"/>
+        </w:rPr>
+        <w:t>АСД — антисоветская деятельность</w:t>
+      </w:r>
+    </w:p>
+    <w:p>
+      <w:pPr>
+        <w:spacing w:after="0"/>
+        <w:rPr>
+          <w:rFonts w:ascii="Arial" w:hAnsi="Arial" w:cs="Arial"/>
+          <w:sz w:val="16"/>
+          <w:szCs w:val="16"/>
+          <w:lang w:val="ru-RU"/>
+        </w:rPr>
+      </w:pPr>
+      <w:r>
+        <w:rPr>
+          <w:rFonts w:ascii="Arial" w:hAnsi="Arial" w:cs="Arial"/>
+          <w:sz w:val="16"/>
+          <w:szCs w:val="16"/>
+          <w:lang w:val="ru-RU"/>
+        </w:rPr>
+        <w:t>АССР – Автономная Советская Социалистическая Республика</w:t>
+      </w:r>
+    </w:p>
+    <w:p>
+      <w:pPr>
+        <w:spacing w:after="0"/>
+        <w:rPr>
+          <w:rFonts w:ascii="Arial" w:hAnsi="Arial" w:cs="Arial"/>
+          <w:sz w:val="16"/>
+          <w:szCs w:val="16"/>
+          <w:lang w:val="ru-RU"/>
+        </w:rPr>
+      </w:pPr>
+      <w:r>
+        <w:rPr>
+          <w:rFonts w:ascii="Arial" w:hAnsi="Arial" w:cs="Arial"/>
+          <w:sz w:val="16"/>
+          <w:szCs w:val="16"/>
+          <w:lang w:val="ru-RU"/>
+        </w:rPr>
+        <w:t>АО – Архангельская область</w:t>
+      </w:r>
+    </w:p>
+    <w:p>
+      <w:pPr>
+        <w:spacing w:after="0"/>
+        <w:rPr>
+          <w:rFonts w:ascii="Arial" w:hAnsi="Arial" w:cs="Arial"/>
+          <w:sz w:val="16"/>
+          <w:szCs w:val="16"/>
+          <w:lang w:val="ru-RU"/>
+        </w:rPr>
+      </w:pPr>
+      <w:r>
+        <w:rPr>
+          <w:rFonts w:ascii="Arial" w:hAnsi="Arial" w:cs="Arial"/>
+          <w:sz w:val="16"/>
+          <w:szCs w:val="16"/>
+          <w:lang w:val="ru-RU"/>
+        </w:rPr>
+        <w:t>б/… – бывший</w:t>
+      </w:r>
+    </w:p>
+    <w:p>
+      <w:pPr>
+        <w:spacing w:after="0"/>
+        <w:rPr>
+          <w:rFonts w:ascii="Arial" w:hAnsi="Arial" w:cs="Arial"/>
+          <w:sz w:val="16"/>
+          <w:szCs w:val="16"/>
+          <w:lang w:val="ru-RU"/>
+        </w:rPr>
+      </w:pPr>
+      <w:r>
+        <w:rPr>
+          <w:rFonts w:ascii="Arial" w:hAnsi="Arial" w:cs="Arial"/>
+          <w:sz w:val="16"/>
+          <w:szCs w:val="16"/>
+          <w:lang w:val="ru-RU"/>
+        </w:rPr>
+        <w:t>Б</w:t>
+      </w:r>
+      <w:r>
+        <w:rPr>
+          <w:rFonts w:ascii="Arial" w:hAnsi="Arial" w:cs="Arial"/>
+          <w:sz w:val="16"/>
+          <w:szCs w:val="16"/>
+          <w:lang w:val="ru-RU"/>
+        </w:rPr>
+        <w:t>ам</w:t>
+      </w:r>
+      <w:r>
+        <w:rPr>
+          <w:rFonts w:ascii="Arial" w:hAnsi="Arial" w:cs="Arial"/>
+          <w:sz w:val="16"/>
+          <w:szCs w:val="16"/>
+          <w:lang w:val="ru-RU"/>
+        </w:rPr>
+        <w:t>лаг</w:t>
+      </w:r>
+      <w:r>
+        <w:rPr>
+          <w:rFonts w:ascii="Arial" w:hAnsi="Arial" w:cs="Arial"/>
+          <w:sz w:val="16"/>
+          <w:szCs w:val="16"/>
+          <w:lang w:val="ru-RU"/>
+        </w:rPr>
+        <w:t xml:space="preserve"> —</w:t>
+      </w:r>
+      <w:r>
+        <w:rPr>
+          <w:rFonts w:ascii="Arial" w:hAnsi="Arial" w:cs="Arial"/>
+          <w:sz w:val="16"/>
+          <w:szCs w:val="16"/>
+          <w:lang w:val="ru-RU"/>
+        </w:rPr>
+        <w:t xml:space="preserve"> Байкало-Амурский исправительно-трудовой лагерь</w:t>
+      </w:r>
+      <w:r>
+        <w:rPr>
+          <w:rFonts w:ascii="Arial" w:hAnsi="Arial" w:cs="Arial"/>
+          <w:sz w:val="16"/>
+          <w:szCs w:val="16"/>
+          <w:lang w:val="ru-RU"/>
+        </w:rPr>
+        <w:t xml:space="preserve">. </w:t>
+      </w:r>
+      <w:r>
+        <w:rPr>
+          <w:rFonts w:ascii="Arial" w:hAnsi="Arial" w:cs="Arial"/>
+          <w:sz w:val="16"/>
+          <w:szCs w:val="16"/>
+          <w:lang w:val="ru-RU"/>
+        </w:rPr>
+        <w:t>БАМлаг стал самым многочисленным лагерем за всю историю советской пенитенциарной системы</w:t>
+      </w:r>
+      <w:r>
+        <w:rPr>
+          <w:rFonts w:ascii="Arial" w:hAnsi="Arial" w:cs="Arial"/>
+          <w:sz w:val="16"/>
+          <w:szCs w:val="16"/>
+          <w:lang w:val="ru-RU"/>
+        </w:rPr>
+        <w:t xml:space="preserve"> ГУЛАГа в СССР в 1932–1938 годах.</w:t>
+      </w:r>
+      <w:r>
+        <w:rPr>
+          <w:rFonts w:ascii="Arial" w:hAnsi="Arial" w:cs="Arial"/>
+          <w:sz w:val="16"/>
+          <w:szCs w:val="16"/>
+          <w:lang w:val="ru-RU"/>
+        </w:rPr>
+        <w:t xml:space="preserve"> </w:t>
+      </w:r>
+      <w:r>
+        <w:rPr>
+          <w:rFonts w:ascii="Arial" w:hAnsi="Arial" w:cs="Arial"/>
+          <w:sz w:val="16"/>
+          <w:szCs w:val="16"/>
+          <w:lang w:val="ru-RU"/>
+        </w:rPr>
+        <w:t>располаг</w:t>
+      </w:r>
+      <w:r>
+        <w:rPr>
+          <w:rFonts w:ascii="Arial" w:hAnsi="Arial" w:cs="Arial"/>
+          <w:sz w:val="16"/>
+          <w:szCs w:val="16"/>
+          <w:lang w:val="ru-RU"/>
+        </w:rPr>
+        <w:t>ался</w:t>
+      </w:r>
+      <w:r>
+        <w:rPr>
+          <w:rFonts w:ascii="Arial" w:hAnsi="Arial" w:cs="Arial"/>
+          <w:sz w:val="16"/>
+          <w:szCs w:val="16"/>
+          <w:lang w:val="ru-RU"/>
+        </w:rPr>
+        <w:t xml:space="preserve"> на Дальнем Востоке и использовал</w:t>
+      </w:r>
+      <w:r>
+        <w:rPr>
+          <w:rFonts w:ascii="Arial" w:hAnsi="Arial" w:cs="Arial"/>
+          <w:sz w:val="16"/>
+          <w:szCs w:val="16"/>
+          <w:lang w:val="ru-RU"/>
+        </w:rPr>
+        <w:t xml:space="preserve">ся </w:t>
+      </w:r>
+      <w:r>
+        <w:rPr>
+          <w:rFonts w:ascii="Arial" w:hAnsi="Arial" w:cs="Arial"/>
+          <w:sz w:val="16"/>
+          <w:szCs w:val="16"/>
+          <w:lang w:val="ru-RU"/>
+        </w:rPr>
+        <w:t>принудительный труд сотен тысяч заключенных для строительства Байкало-Амурской магистрали (БАМ) и</w:t>
+      </w:r>
+      <w:r>
+        <w:rPr>
+          <w:rFonts w:ascii="Arial" w:hAnsi="Arial" w:cs="Arial"/>
+          <w:sz w:val="16"/>
+          <w:szCs w:val="16"/>
+          <w:lang w:val="ru-RU"/>
+        </w:rPr>
+        <w:t xml:space="preserve"> </w:t>
+      </w:r>
+      <w:r>
+        <w:rPr>
+          <w:rFonts w:ascii="Arial" w:hAnsi="Arial" w:cs="Arial"/>
+          <w:sz w:val="16"/>
+          <w:szCs w:val="16"/>
+          <w:lang w:val="ru-RU"/>
+        </w:rPr>
+        <w:t xml:space="preserve">Транссибирской магистрали  </w:t>
+      </w:r>
+    </w:p>
+    <w:p>
+      <w:pPr>
+        <w:spacing w:after="0"/>
+        <w:rPr>
+          <w:rFonts w:ascii="Arial" w:hAnsi="Arial" w:cs="Arial"/>
+          <w:sz w:val="16"/>
+          <w:szCs w:val="16"/>
+          <w:lang w:val="ru-RU"/>
+        </w:rPr>
+      </w:pPr>
+      <w:r>
+        <w:rPr>
+          <w:rFonts w:ascii="Arial" w:hAnsi="Arial" w:cs="Arial"/>
+          <w:sz w:val="16"/>
+          <w:szCs w:val="16"/>
+          <w:lang w:val="ru-RU"/>
+        </w:rPr>
+        <w:t>Б/гв. — белогвардеец.</w:t>
+      </w:r>
+    </w:p>
+    <w:p>
+      <w:pPr>
+        <w:spacing w:after="0"/>
+        <w:rPr>
+          <w:rFonts w:ascii="Arial" w:hAnsi="Arial" w:cs="Arial"/>
+          <w:sz w:val="16"/>
+          <w:szCs w:val="16"/>
+          <w:lang w:val="ru-RU"/>
+        </w:rPr>
+      </w:pPr>
+      <w:r>
+        <w:rPr>
+          <w:rFonts w:ascii="Arial" w:hAnsi="Arial" w:cs="Arial"/>
+          <w:sz w:val="16"/>
+          <w:szCs w:val="16"/>
+          <w:lang w:val="ru-RU"/>
+        </w:rPr>
+        <w:t>б/о – без образования</w:t>
+      </w:r>
+    </w:p>
+    <w:p>
+      <w:pPr>
+        <w:spacing w:after="0"/>
+        <w:rPr>
+          <w:rFonts w:ascii="Arial" w:hAnsi="Arial" w:cs="Arial"/>
+          <w:sz w:val="16"/>
+          <w:szCs w:val="16"/>
+          <w:lang w:val="ru-RU"/>
+        </w:rPr>
+      </w:pPr>
+      <w:r>
+        <w:rPr>
+          <w:rFonts w:ascii="Arial" w:hAnsi="Arial" w:cs="Arial"/>
+          <w:sz w:val="16"/>
+          <w:szCs w:val="16"/>
+          <w:lang w:val="ru-RU"/>
+        </w:rPr>
+        <w:t xml:space="preserve">ББК – Беломорско-Балтийский </w:t>
+      </w:r>
+      <w:r>
+        <w:rPr>
+          <w:rFonts w:ascii="Arial" w:hAnsi="Arial" w:cs="Arial"/>
+          <w:sz w:val="16"/>
+          <w:szCs w:val="16"/>
+          <w:lang w:val="ru-RU"/>
+        </w:rPr>
+        <w:t>канал</w:t>
+      </w:r>
+    </w:p>
+    <w:p>
+      <w:pPr>
+        <w:spacing w:after="0"/>
+        <w:rPr>
+          <w:rFonts w:ascii="Arial" w:hAnsi="Arial" w:cs="Arial"/>
+          <w:sz w:val="16"/>
+          <w:szCs w:val="16"/>
+          <w:lang w:val="ru-RU"/>
+        </w:rPr>
+      </w:pPr>
+      <w:r>
+        <w:rPr>
+          <w:rFonts w:ascii="Arial" w:hAnsi="Arial" w:cs="Arial"/>
+          <w:sz w:val="16"/>
+          <w:szCs w:val="16"/>
+          <w:lang w:val="ru-RU"/>
+        </w:rPr>
+        <w:t>БИР – бюро исправительных работ</w:t>
+      </w:r>
+    </w:p>
+    <w:p>
+      <w:pPr>
+        <w:spacing w:after="0"/>
+        <w:rPr>
+          <w:rFonts w:ascii="Arial" w:hAnsi="Arial" w:cs="Arial"/>
+          <w:sz w:val="16"/>
+          <w:szCs w:val="16"/>
+          <w:lang w:val="ru-RU"/>
+        </w:rPr>
+      </w:pPr>
+      <w:r>
+        <w:rPr>
+          <w:rFonts w:ascii="Arial" w:hAnsi="Arial" w:cs="Arial"/>
+          <w:sz w:val="16"/>
+          <w:szCs w:val="16"/>
+          <w:lang w:val="ru-RU"/>
+        </w:rPr>
+        <w:t>БОЗ  – без определенных занятий</w:t>
+      </w:r>
+    </w:p>
+    <w:p>
+      <w:pPr>
+        <w:spacing w:after="0"/>
+        <w:rPr>
+          <w:rFonts w:ascii="Arial" w:hAnsi="Arial" w:cs="Arial"/>
+          <w:sz w:val="16"/>
+          <w:szCs w:val="16"/>
+          <w:lang w:val="ru-RU"/>
+        </w:rPr>
+      </w:pPr>
+      <w:r>
+        <w:rPr>
+          <w:rFonts w:ascii="Arial" w:hAnsi="Arial" w:cs="Arial"/>
+          <w:sz w:val="16"/>
+          <w:szCs w:val="16"/>
+          <w:lang w:val="ru-RU"/>
+        </w:rPr>
+        <w:t>БОМЖ  – без определенного места жительства</w:t>
+      </w:r>
+    </w:p>
+    <w:p>
+      <w:pPr>
+        <w:spacing w:after="0"/>
+        <w:rPr>
+          <w:rFonts w:ascii="Arial" w:hAnsi="Arial" w:cs="Arial"/>
+          <w:sz w:val="16"/>
+          <w:szCs w:val="16"/>
+          <w:lang w:val="ru-RU"/>
+        </w:rPr>
+      </w:pPr>
+      <w:r>
+        <w:rPr>
+          <w:rFonts w:ascii="Arial" w:hAnsi="Arial" w:cs="Arial"/>
+          <w:sz w:val="16"/>
+          <w:szCs w:val="16"/>
+          <w:lang w:val="ru-RU"/>
+        </w:rPr>
+        <w:t>б/</w:t>
+      </w:r>
+      <w:r>
+        <w:rPr>
+          <w:rFonts w:ascii="Arial" w:hAnsi="Arial" w:cs="Arial"/>
+          <w:sz w:val="16"/>
+          <w:szCs w:val="16"/>
+          <w:lang w:val="ru-RU"/>
+        </w:rPr>
+        <w:t>п   –  беспартийная</w:t>
+      </w:r>
+    </w:p>
+    <w:p>
+      <w:pPr>
+        <w:spacing w:after="0"/>
+        <w:rPr>
+          <w:rFonts w:ascii="Arial" w:hAnsi="Arial" w:cs="Arial"/>
+          <w:sz w:val="16"/>
+          <w:szCs w:val="16"/>
+          <w:lang w:val="ru-RU"/>
+        </w:rPr>
+      </w:pPr>
+      <w:r>
+        <w:rPr>
+          <w:rFonts w:ascii="Arial" w:hAnsi="Arial" w:cs="Arial"/>
+          <w:sz w:val="16"/>
+          <w:szCs w:val="16"/>
+          <w:lang w:val="ru-RU"/>
+        </w:rPr>
+        <w:t>БССР – Белорусская Советская Социалистическая Республика</w:t>
+      </w:r>
+    </w:p>
+    <w:p>
+      <w:pPr>
+        <w:spacing w:after="0"/>
+        <w:rPr>
+          <w:rFonts w:ascii="Arial" w:hAnsi="Arial" w:cs="Arial"/>
+          <w:sz w:val="16"/>
+          <w:szCs w:val="16"/>
+          <w:lang w:val="ru-RU"/>
+        </w:rPr>
+      </w:pPr>
+      <w:r>
+        <w:rPr>
+          <w:rFonts w:ascii="Arial" w:hAnsi="Arial" w:cs="Arial"/>
+          <w:sz w:val="16"/>
+          <w:szCs w:val="16"/>
+          <w:lang w:val="ru-RU"/>
+        </w:rPr>
+        <w:t>Букачачлаг</w:t>
+      </w:r>
+      <w:r>
+        <w:rPr>
+          <w:rFonts w:ascii="Arial" w:hAnsi="Arial" w:cs="Arial"/>
+          <w:sz w:val="16"/>
+          <w:szCs w:val="16"/>
+          <w:lang w:val="ru-RU"/>
+        </w:rPr>
+        <w:t xml:space="preserve"> –</w:t>
+      </w:r>
+      <w:r>
+        <w:rPr>
+          <w:rFonts w:ascii="Arial" w:hAnsi="Arial" w:cs="Arial"/>
+          <w:sz w:val="16"/>
+          <w:szCs w:val="16"/>
+          <w:lang w:val="ru-RU"/>
+        </w:rPr>
+        <w:t xml:space="preserve"> </w:t>
+      </w:r>
+      <w:r>
+        <w:rPr>
+          <w:rFonts w:ascii="Arial" w:hAnsi="Arial" w:cs="Arial"/>
+          <w:sz w:val="16"/>
+          <w:szCs w:val="16"/>
+          <w:lang w:val="ru-RU"/>
+        </w:rPr>
+        <w:t>Букачачинский исправительно-трудовой лагерь</w:t>
+      </w:r>
+      <w:r>
+        <w:rPr>
+          <w:rFonts w:ascii="Arial" w:hAnsi="Arial" w:cs="Arial"/>
+          <w:sz w:val="16"/>
+          <w:szCs w:val="16"/>
+          <w:lang w:val="ru-RU"/>
+        </w:rPr>
+        <w:t xml:space="preserve"> -</w:t>
+      </w:r>
+      <w:r>
+        <w:rPr>
+          <w:rFonts w:ascii="Arial" w:hAnsi="Arial" w:cs="Arial"/>
+          <w:sz w:val="16"/>
+          <w:szCs w:val="16"/>
+          <w:lang w:val="ru-RU"/>
+        </w:rPr>
+        <w:t xml:space="preserve"> подразделение системы ГУЛАГа, действовавшее в Читинской (ныне Забайкальской) области с 1938 по 1942 год</w:t>
+      </w:r>
+    </w:p>
+    <w:p>
+      <w:pPr>
+        <w:spacing w:after="0"/>
+        <w:rPr>
+          <w:rFonts w:ascii="Arial" w:hAnsi="Arial" w:cs="Arial"/>
+          <w:sz w:val="16"/>
+          <w:szCs w:val="16"/>
+          <w:lang w:val="ru-RU"/>
+        </w:rPr>
+      </w:pPr>
+      <w:r>
+        <w:rPr>
+          <w:rFonts w:ascii="Arial" w:hAnsi="Arial" w:cs="Arial"/>
+          <w:sz w:val="16"/>
+          <w:szCs w:val="16"/>
+          <w:lang w:val="ru-RU"/>
+        </w:rPr>
+        <w:t>бывш., быв., б. – бывший (-ие, -ая, -ое)</w:t>
+      </w:r>
+    </w:p>
+    <w:p>
+      <w:pPr>
+        <w:spacing w:after="0"/>
+        <w:rPr>
+          <w:rFonts w:ascii="Arial" w:hAnsi="Arial" w:cs="Arial"/>
+          <w:sz w:val="16"/>
+          <w:szCs w:val="16"/>
+          <w:lang w:val="ru-RU"/>
+        </w:rPr>
+      </w:pPr>
+      <w:r>
+        <w:rPr>
+          <w:rFonts w:ascii="Arial" w:hAnsi="Arial" w:cs="Arial"/>
+          <w:sz w:val="16"/>
+          <w:szCs w:val="16"/>
+          <w:lang w:val="ru-RU"/>
+        </w:rPr>
+        <w:t xml:space="preserve">ВКВС СССР – </w:t>
+      </w:r>
+      <w:r>
+        <w:rPr>
+          <w:rFonts w:ascii="Arial" w:hAnsi="Arial" w:cs="Arial"/>
+          <w:sz w:val="16"/>
+          <w:szCs w:val="16"/>
+          <w:lang w:val="ru-RU"/>
+        </w:rPr>
+        <w:t>Военная коллегия Верховного суда СССР</w:t>
+      </w:r>
+    </w:p>
+    <w:p>
+      <w:pPr>
+        <w:spacing w:after="0"/>
+        <w:rPr>
+          <w:rFonts w:ascii="Arial" w:hAnsi="Arial" w:cs="Arial"/>
+          <w:sz w:val="16"/>
+          <w:szCs w:val="16"/>
+          <w:lang w:val="ru-RU"/>
+        </w:rPr>
+      </w:pPr>
+      <w:r>
+        <w:rPr>
+          <w:rFonts w:ascii="Arial" w:hAnsi="Arial" w:cs="Arial"/>
+          <w:sz w:val="16"/>
+          <w:szCs w:val="16"/>
+          <w:lang w:val="ru-RU"/>
+        </w:rPr>
+        <w:t>ВКП(б) – Всесоюзная коммунистическая партия (большевиков)</w:t>
+      </w:r>
+    </w:p>
+    <w:p>
+      <w:pPr>
+        <w:spacing w:after="0"/>
+        <w:rPr>
+          <w:rFonts w:ascii="Arial" w:hAnsi="Arial" w:cs="Arial"/>
+          <w:sz w:val="16"/>
+          <w:szCs w:val="16"/>
+          <w:lang w:val="ru-RU"/>
+        </w:rPr>
+      </w:pPr>
+      <w:r>
+        <w:rPr>
+          <w:rFonts w:ascii="Arial" w:hAnsi="Arial" w:cs="Arial"/>
+          <w:sz w:val="16"/>
+          <w:szCs w:val="16"/>
+          <w:lang w:val="ru-RU"/>
+        </w:rPr>
+        <w:t xml:space="preserve">Владлаг </w:t>
       </w:r>
       <w:r>
         <w:rPr>
@@ -113,318 +842,8 @@
           <w:szCs w:val="16"/>
           <w:lang w:val="ru-RU"/>
         </w:rPr>
-        <w:t xml:space="preserve"> архив</w:t>
-      </w:r>
-      <w:r>
-        <w:rPr>
-          <w:rFonts w:ascii="Arial" w:hAnsi="Arial" w:cs="Arial"/>
-          <w:sz w:val="16"/>
-          <w:szCs w:val="16"/>
-          <w:lang w:val="ru-RU"/>
-        </w:rPr>
         <w:t xml:space="preserve"> </w:t>
       </w:r>
-    </w:p>
-    <w:p>
-      <w:pPr>
-        <w:spacing w:after="0"/>
-        <w:rPr>
-          <w:rFonts w:ascii="Arial" w:hAnsi="Arial" w:cs="Arial"/>
-          <w:sz w:val="16"/>
-          <w:szCs w:val="16"/>
-          <w:lang w:val="ru-RU"/>
-        </w:rPr>
-      </w:pPr>
-      <w:r>
-        <w:rPr>
-          <w:rFonts w:ascii="Arial" w:hAnsi="Arial" w:cs="Arial"/>
-          <w:sz w:val="16"/>
-          <w:szCs w:val="16"/>
-          <w:lang w:val="ru-RU"/>
-        </w:rPr>
-        <w:t xml:space="preserve">АСА – </w:t>
-      </w:r>
-      <w:r>
-        <w:rPr>
-          <w:rFonts w:ascii="Arial" w:hAnsi="Arial" w:cs="Arial"/>
-          <w:sz w:val="16"/>
-          <w:szCs w:val="16"/>
-          <w:lang w:val="ru-RU"/>
-        </w:rPr>
-        <w:t>а</w:t>
-      </w:r>
-      <w:r>
-        <w:rPr>
-          <w:rFonts w:ascii="Arial" w:hAnsi="Arial" w:cs="Arial"/>
-          <w:sz w:val="16"/>
-          <w:szCs w:val="16"/>
-          <w:lang w:val="ru-RU"/>
-        </w:rPr>
-        <w:t xml:space="preserve">нтисоветская </w:t>
-      </w:r>
-      <w:r>
-        <w:rPr>
-          <w:rFonts w:ascii="Arial" w:hAnsi="Arial" w:cs="Arial"/>
-          <w:sz w:val="16"/>
-          <w:szCs w:val="16"/>
-          <w:lang w:val="ru-RU"/>
-        </w:rPr>
-        <w:t>агитация</w:t>
-      </w:r>
-    </w:p>
-    <w:p>
-      <w:pPr>
-        <w:spacing w:after="0"/>
-        <w:rPr>
-          <w:rFonts w:ascii="Arial" w:hAnsi="Arial" w:cs="Arial"/>
-          <w:sz w:val="16"/>
-          <w:szCs w:val="16"/>
-          <w:lang w:val="ru-RU"/>
-        </w:rPr>
-      </w:pPr>
-      <w:r>
-        <w:rPr>
-          <w:rFonts w:ascii="Arial" w:hAnsi="Arial" w:cs="Arial"/>
-          <w:sz w:val="16"/>
-          <w:szCs w:val="16"/>
-          <w:lang w:val="ru-RU"/>
-        </w:rPr>
-        <w:t xml:space="preserve">АСД </w:t>
-      </w:r>
-      <w:r>
-        <w:rPr>
-          <w:rFonts w:ascii="Arial" w:hAnsi="Arial" w:cs="Arial"/>
-          <w:sz w:val="16"/>
-          <w:szCs w:val="16"/>
-          <w:lang w:val="ru-RU"/>
-        </w:rPr>
-        <w:t xml:space="preserve">– </w:t>
-      </w:r>
-      <w:r>
-        <w:rPr>
-          <w:rFonts w:ascii="Arial" w:hAnsi="Arial" w:cs="Arial"/>
-          <w:sz w:val="16"/>
-          <w:szCs w:val="16"/>
-          <w:lang w:val="ru-RU"/>
-        </w:rPr>
-        <w:t xml:space="preserve"> антисоветская деятельность</w:t>
-      </w:r>
-    </w:p>
-    <w:p>
-      <w:pPr>
-        <w:spacing w:after="0"/>
-        <w:rPr>
-          <w:rFonts w:ascii="Arial" w:hAnsi="Arial" w:cs="Arial"/>
-          <w:sz w:val="16"/>
-          <w:szCs w:val="16"/>
-          <w:lang w:val="ru-RU"/>
-        </w:rPr>
-      </w:pPr>
-      <w:r>
-        <w:rPr>
-          <w:rFonts w:ascii="Arial" w:hAnsi="Arial" w:cs="Arial"/>
-          <w:sz w:val="16"/>
-          <w:szCs w:val="16"/>
-          <w:lang w:val="ru-RU"/>
-        </w:rPr>
-        <w:t>АССР – Автономная Советская Социалистическая Республика</w:t>
-      </w:r>
-    </w:p>
-    <w:p>
-      <w:pPr>
-        <w:spacing w:after="0"/>
-        <w:rPr>
-          <w:rFonts w:ascii="Arial" w:hAnsi="Arial" w:cs="Arial"/>
-          <w:sz w:val="16"/>
-          <w:szCs w:val="16"/>
-          <w:lang w:val="ru-RU"/>
-        </w:rPr>
-      </w:pPr>
-      <w:r>
-        <w:rPr>
-          <w:rFonts w:ascii="Arial" w:hAnsi="Arial" w:cs="Arial"/>
-          <w:sz w:val="16"/>
-          <w:szCs w:val="16"/>
-          <w:lang w:val="ru-RU"/>
-        </w:rPr>
-        <w:t>АО – Архангельская область</w:t>
-      </w:r>
-    </w:p>
-    <w:p>
-      <w:pPr>
-        <w:spacing w:after="0"/>
-        <w:rPr>
-          <w:rFonts w:ascii="Arial" w:hAnsi="Arial" w:cs="Arial"/>
-          <w:sz w:val="16"/>
-          <w:szCs w:val="16"/>
-          <w:lang w:val="ru-RU"/>
-        </w:rPr>
-      </w:pPr>
-      <w:r>
-        <w:rPr>
-          <w:rFonts w:ascii="Arial" w:hAnsi="Arial" w:cs="Arial"/>
-          <w:sz w:val="16"/>
-          <w:szCs w:val="16"/>
-          <w:lang w:val="ru-RU"/>
-        </w:rPr>
-        <w:t>б/… – бывший</w:t>
-      </w:r>
-    </w:p>
-    <w:p>
-      <w:pPr>
-        <w:spacing w:after="0"/>
-        <w:rPr>
-          <w:rFonts w:ascii="Arial" w:hAnsi="Arial" w:cs="Arial"/>
-          <w:sz w:val="16"/>
-          <w:szCs w:val="16"/>
-          <w:lang w:val="ru-RU"/>
-        </w:rPr>
-      </w:pPr>
-      <w:r>
-        <w:rPr>
-          <w:rFonts w:ascii="Arial" w:hAnsi="Arial" w:cs="Arial"/>
-          <w:sz w:val="16"/>
-          <w:szCs w:val="16"/>
-          <w:lang w:val="ru-RU"/>
-        </w:rPr>
-        <w:t xml:space="preserve">Б/гв. </w:t>
-      </w:r>
-      <w:r>
-        <w:rPr>
-          <w:rFonts w:ascii="Arial" w:hAnsi="Arial" w:cs="Arial"/>
-          <w:sz w:val="16"/>
-          <w:szCs w:val="16"/>
-          <w:lang w:val="ru-RU"/>
-        </w:rPr>
-        <w:t xml:space="preserve">– </w:t>
-      </w:r>
-      <w:r>
-        <w:rPr>
-          <w:rFonts w:ascii="Arial" w:hAnsi="Arial" w:cs="Arial"/>
-          <w:sz w:val="16"/>
-          <w:szCs w:val="16"/>
-          <w:lang w:val="ru-RU"/>
-        </w:rPr>
-        <w:t xml:space="preserve"> белогвардеец.</w:t>
-      </w:r>
-    </w:p>
-    <w:p>
-      <w:pPr>
-        <w:spacing w:after="0"/>
-        <w:rPr>
-          <w:rFonts w:ascii="Arial" w:hAnsi="Arial" w:cs="Arial"/>
-          <w:sz w:val="16"/>
-          <w:szCs w:val="16"/>
-          <w:lang w:val="ru-RU"/>
-        </w:rPr>
-      </w:pPr>
-      <w:r>
-        <w:rPr>
-          <w:rFonts w:ascii="Arial" w:hAnsi="Arial" w:cs="Arial"/>
-          <w:sz w:val="16"/>
-          <w:szCs w:val="16"/>
-          <w:lang w:val="ru-RU"/>
-        </w:rPr>
-        <w:t>б/о – без образования</w:t>
-      </w:r>
-    </w:p>
-    <w:p>
-      <w:pPr>
-        <w:spacing w:after="0"/>
-        <w:rPr>
-          <w:rFonts w:ascii="Arial" w:hAnsi="Arial" w:cs="Arial"/>
-          <w:sz w:val="16"/>
-          <w:szCs w:val="16"/>
-          <w:lang w:val="ru-RU"/>
-        </w:rPr>
-      </w:pPr>
-      <w:r>
-        <w:rPr>
-          <w:rFonts w:ascii="Arial" w:hAnsi="Arial" w:cs="Arial"/>
-          <w:sz w:val="16"/>
-          <w:szCs w:val="16"/>
-          <w:lang w:val="ru-RU"/>
-        </w:rPr>
-        <w:t xml:space="preserve">ББК – Беломорско-Балтийский </w:t>
-      </w:r>
-      <w:r>
-        <w:rPr>
-          <w:rFonts w:ascii="Arial" w:hAnsi="Arial" w:cs="Arial"/>
-          <w:sz w:val="16"/>
-          <w:szCs w:val="16"/>
-          <w:lang w:val="ru-RU"/>
-        </w:rPr>
-        <w:t>канал</w:t>
-      </w:r>
-    </w:p>
-    <w:p>
-      <w:pPr>
-        <w:spacing w:after="0"/>
-        <w:rPr>
-          <w:rFonts w:ascii="Arial" w:hAnsi="Arial" w:cs="Arial"/>
-          <w:sz w:val="16"/>
-          <w:szCs w:val="16"/>
-          <w:lang w:val="ru-RU"/>
-        </w:rPr>
-      </w:pPr>
-      <w:r>
-        <w:rPr>
-          <w:rFonts w:ascii="Arial" w:hAnsi="Arial" w:cs="Arial"/>
-          <w:sz w:val="16"/>
-          <w:szCs w:val="16"/>
-          <w:lang w:val="ru-RU"/>
-        </w:rPr>
-        <w:t>БИР – бюро исправительных работ</w:t>
-      </w:r>
-    </w:p>
-    <w:p>
-      <w:pPr>
-        <w:spacing w:after="0"/>
-        <w:rPr>
-          <w:rFonts w:ascii="Arial" w:hAnsi="Arial" w:cs="Arial"/>
-          <w:sz w:val="16"/>
-          <w:szCs w:val="16"/>
-          <w:lang w:val="ru-RU"/>
-        </w:rPr>
-      </w:pPr>
-      <w:r>
-        <w:rPr>
-          <w:rFonts w:ascii="Arial" w:hAnsi="Arial" w:cs="Arial"/>
-          <w:sz w:val="16"/>
-          <w:szCs w:val="16"/>
-          <w:lang w:val="ru-RU"/>
-        </w:rPr>
-        <w:t>БОЗ –</w:t>
-      </w:r>
-      <w:r>
-        <w:rPr>
-          <w:rFonts w:ascii="Arial" w:hAnsi="Arial" w:cs="Arial"/>
-          <w:sz w:val="16"/>
-          <w:szCs w:val="16"/>
-          <w:lang w:val="ru-RU"/>
-        </w:rPr>
-        <w:t xml:space="preserve"> без определенных занятий</w:t>
-      </w:r>
-    </w:p>
-    <w:p>
-      <w:pPr>
-        <w:spacing w:after="0"/>
-        <w:rPr>
-          <w:rFonts w:ascii="Arial" w:hAnsi="Arial" w:cs="Arial"/>
-          <w:sz w:val="16"/>
-          <w:szCs w:val="16"/>
-          <w:lang w:val="ru-RU"/>
-        </w:rPr>
-      </w:pPr>
-      <w:r>
-        <w:rPr>
-          <w:rFonts w:ascii="Arial" w:hAnsi="Arial" w:cs="Arial"/>
-          <w:sz w:val="16"/>
-          <w:szCs w:val="16"/>
-          <w:lang w:val="ru-RU"/>
-        </w:rPr>
-        <w:t>БОМЖ</w:t>
-      </w:r>
       <w:r>
         <w:rPr>
           <w:rFonts w:ascii="Arial" w:hAnsi="Arial" w:cs="Arial"/>
@@ -441,134 +860,7 @@
           <w:szCs w:val="16"/>
           <w:lang w:val="ru-RU"/>
         </w:rPr>
-        <w:t>– без определенного места жительства</w:t>
-      </w:r>
-    </w:p>
-    <w:p>
-      <w:pPr>
-        <w:spacing w:after="0"/>
-        <w:rPr>
-          <w:rFonts w:ascii="Arial" w:hAnsi="Arial" w:cs="Arial"/>
-          <w:sz w:val="16"/>
-          <w:szCs w:val="16"/>
-          <w:lang w:val="ru-RU"/>
-        </w:rPr>
-      </w:pPr>
-      <w:r>
-        <w:rPr>
-          <w:rFonts w:ascii="Arial" w:hAnsi="Arial" w:cs="Arial"/>
-          <w:sz w:val="16"/>
-          <w:szCs w:val="16"/>
-          <w:lang w:val="ru-RU"/>
-        </w:rPr>
-        <w:t>б/</w:t>
-      </w:r>
-      <w:r>
-        <w:rPr>
-          <w:rFonts w:ascii="Arial" w:hAnsi="Arial" w:cs="Arial"/>
-          <w:sz w:val="16"/>
-          <w:szCs w:val="16"/>
-          <w:lang w:val="ru-RU"/>
-        </w:rPr>
-        <w:t xml:space="preserve">п </w:t>
-      </w:r>
-      <w:r>
-        <w:rPr>
-          <w:rFonts w:ascii="Arial" w:hAnsi="Arial" w:cs="Arial"/>
-          <w:sz w:val="16"/>
-          <w:szCs w:val="16"/>
-          <w:lang w:val="ru-RU"/>
-        </w:rPr>
-        <w:t>– беспартийная</w:t>
-      </w:r>
-    </w:p>
-    <w:p>
-      <w:pPr>
-        <w:spacing w:after="0"/>
-        <w:rPr>
-          <w:rFonts w:ascii="Arial" w:hAnsi="Arial" w:cs="Arial"/>
-          <w:sz w:val="16"/>
-          <w:szCs w:val="16"/>
-          <w:lang w:val="ru-RU"/>
-        </w:rPr>
-      </w:pPr>
-      <w:r>
-        <w:rPr>
-          <w:rFonts w:ascii="Arial" w:hAnsi="Arial" w:cs="Arial"/>
-          <w:sz w:val="16"/>
-          <w:szCs w:val="16"/>
-          <w:lang w:val="ru-RU"/>
-        </w:rPr>
-        <w:t>БССР – Белорусская Советская Социалистическая Республика</w:t>
-      </w:r>
-    </w:p>
-    <w:p>
-      <w:pPr>
-        <w:spacing w:after="0"/>
-        <w:rPr>
-          <w:rFonts w:ascii="Arial" w:hAnsi="Arial" w:cs="Arial"/>
-          <w:sz w:val="16"/>
-          <w:szCs w:val="16"/>
-          <w:lang w:val="ru-RU"/>
-        </w:rPr>
-      </w:pPr>
-      <w:r>
-        <w:rPr>
-          <w:rFonts w:ascii="Arial" w:hAnsi="Arial" w:cs="Arial"/>
-          <w:sz w:val="16"/>
-          <w:szCs w:val="16"/>
-          <w:lang w:val="ru-RU"/>
-        </w:rPr>
-        <w:t>бывш., быв., б. – бывший (-ие, -ая, -ое)</w:t>
-      </w:r>
-    </w:p>
-    <w:p>
-      <w:pPr>
-        <w:spacing w:after="0"/>
-        <w:rPr>
-          <w:rFonts w:ascii="Arial" w:hAnsi="Arial" w:cs="Arial"/>
-          <w:sz w:val="16"/>
-          <w:szCs w:val="16"/>
-          <w:lang w:val="ru-RU"/>
-        </w:rPr>
-      </w:pPr>
-      <w:r>
-        <w:rPr>
-          <w:rFonts w:ascii="Arial" w:hAnsi="Arial" w:cs="Arial"/>
-          <w:sz w:val="16"/>
-          <w:szCs w:val="16"/>
-          <w:lang w:val="ru-RU"/>
-        </w:rPr>
-        <w:t xml:space="preserve">ВКВС СССР – </w:t>
-      </w:r>
-      <w:r>
-        <w:rPr>
-          <w:rFonts w:ascii="Arial" w:hAnsi="Arial" w:cs="Arial"/>
-          <w:sz w:val="16"/>
-          <w:szCs w:val="16"/>
-          <w:lang w:val="ru-RU"/>
-        </w:rPr>
-        <w:t>Военная коллегия Верховного суда СССР</w:t>
-      </w:r>
-    </w:p>
-    <w:p>
-      <w:pPr>
-        <w:spacing w:after="0"/>
-        <w:rPr>
-          <w:rFonts w:ascii="Arial" w:hAnsi="Arial" w:cs="Arial"/>
-          <w:sz w:val="16"/>
-          <w:szCs w:val="16"/>
-          <w:lang w:val="ru-RU"/>
-        </w:rPr>
-      </w:pPr>
-      <w:r>
-        <w:rPr>
-          <w:rFonts w:ascii="Arial" w:hAnsi="Arial" w:cs="Arial"/>
-          <w:sz w:val="16"/>
-          <w:szCs w:val="16"/>
-          <w:lang w:val="ru-RU"/>
-        </w:rPr>
-        <w:t>ВКП(б) – Всесоюзная коммунистическая партия (большевиков)</w:t>
+        <w:t xml:space="preserve">Владивостокский исправительно-трудовой лагерь - подразделение в систем ГУЛАГ </w:t>
       </w:r>
     </w:p>
     <w:p>
@@ -628,6 +920,62 @@
           <w:szCs w:val="16"/>
           <w:lang w:val="ru-RU"/>
         </w:rPr>
+        <w:t>ВМ</w:t>
+      </w:r>
+      <w:r>
+        <w:rPr>
+          <w:rFonts w:ascii="Arial" w:hAnsi="Arial" w:cs="Arial"/>
+          <w:sz w:val="16"/>
+          <w:szCs w:val="16"/>
+          <w:lang w:val="ru-RU"/>
+        </w:rPr>
+        <w:t>СЗ</w:t>
+      </w:r>
+      <w:r>
+        <w:rPr>
+          <w:rFonts w:ascii="Arial" w:hAnsi="Arial" w:cs="Arial"/>
+          <w:sz w:val="16"/>
+          <w:szCs w:val="16"/>
+          <w:lang w:val="ru-RU"/>
+        </w:rPr>
+        <w:t xml:space="preserve"> – </w:t>
+      </w:r>
+      <w:r>
+        <w:rPr>
+          <w:rFonts w:ascii="Arial" w:hAnsi="Arial" w:cs="Arial"/>
+          <w:sz w:val="16"/>
+          <w:szCs w:val="16"/>
+          <w:lang w:val="ru-RU"/>
+        </w:rPr>
+        <w:t>высшая мера социальной защиты</w:t>
+      </w:r>
+      <w:r>
+        <w:rPr>
+          <w:rFonts w:ascii="Arial" w:hAnsi="Arial" w:cs="Arial"/>
+          <w:sz w:val="16"/>
+          <w:szCs w:val="16"/>
+          <w:lang w:val="ru-RU"/>
+        </w:rPr>
+        <w:t>. Так в первые десятилетия советской власти (начиная с 1920-х годов) официально называлась смертная казнь.</w:t>
+      </w:r>
+    </w:p>
+    <w:p>
+      <w:pPr>
+        <w:spacing w:after="0"/>
+        <w:rPr>
+          <w:rFonts w:ascii="Arial" w:hAnsi="Arial" w:cs="Arial"/>
+          <w:sz w:val="16"/>
+          <w:szCs w:val="16"/>
+          <w:lang w:val="ru-RU"/>
+        </w:rPr>
+      </w:pPr>
+      <w:r>
+        <w:rPr>
+          <w:rFonts w:ascii="Arial" w:hAnsi="Arial" w:cs="Arial"/>
+          <w:sz w:val="16"/>
+          <w:szCs w:val="16"/>
+          <w:lang w:val="ru-RU"/>
+        </w:rPr>
         <w:t>ВО – военный округ</w:t>
       </w:r>
       <w:r>
@@ -657,7 +1005,7 @@
           <w:szCs w:val="16"/>
           <w:lang w:val="ru-RU"/>
         </w:rPr>
-        <w:t>вол.– во</w:t>
+        <w:t>вол. – во</w:t>
       </w:r>
       <w:r>
         <w:rPr>
@@ -686,7 +1034,201 @@
           <w:szCs w:val="16"/>
           <w:lang w:val="ru-RU"/>
         </w:rPr>
-        <w:t>ВПТ</w:t>
+        <w:t>Воркутлаг</w:t>
+      </w:r>
+      <w:r>
+        <w:rPr>
+          <w:rFonts w:ascii="Arial" w:hAnsi="Arial" w:cs="Arial"/>
+          <w:sz w:val="16"/>
+          <w:szCs w:val="16"/>
+        </w:rPr>
+        <w:t> </w:t>
+      </w:r>
+      <w:r>
+        <w:rPr>
+          <w:rFonts w:ascii="Arial" w:hAnsi="Arial" w:cs="Arial"/>
+          <w:sz w:val="16"/>
+          <w:szCs w:val="16"/>
+          <w:lang w:val="ru-RU"/>
+        </w:rPr>
+        <w:t xml:space="preserve">- </w:t>
+      </w:r>
+      <w:r>
+        <w:rPr>
+          <w:rFonts w:ascii="Arial" w:hAnsi="Arial" w:cs="Arial"/>
+          <w:sz w:val="16"/>
+          <w:szCs w:val="16"/>
+          <w:lang w:val="ru-RU"/>
+        </w:rPr>
+        <w:t>Воркутинский исправительно-трудовой лагерь, Воркуто-Печорский ИТЛ, Воркутпечлаг, Воркутстрой</w:t>
+      </w:r>
+      <w:r>
+        <w:rPr>
+          <w:rFonts w:ascii="Arial" w:hAnsi="Arial" w:cs="Arial"/>
+          <w:sz w:val="16"/>
+          <w:szCs w:val="16"/>
+          <w:lang w:val="ru-RU"/>
+        </w:rPr>
+        <w:t>, один из крупнейших</w:t>
+      </w:r>
+      <w:r>
+        <w:rPr>
+          <w:rFonts w:ascii="Arial" w:hAnsi="Arial" w:cs="Arial"/>
+          <w:sz w:val="16"/>
+          <w:szCs w:val="16"/>
+        </w:rPr>
+        <w:t> </w:t>
+      </w:r>
+      <w:r>
+        <w:rPr>
+          <w:rFonts w:ascii="Arial" w:hAnsi="Arial" w:cs="Arial"/>
+          <w:sz w:val="16"/>
+          <w:szCs w:val="16"/>
+          <w:lang w:val="ru-RU"/>
+        </w:rPr>
+        <w:t>ИТЛ</w:t>
+      </w:r>
+      <w:r>
+        <w:rPr>
+          <w:rFonts w:ascii="Arial" w:hAnsi="Arial" w:cs="Arial"/>
+          <w:sz w:val="16"/>
+          <w:szCs w:val="16"/>
+        </w:rPr>
+        <w:t> </w:t>
+      </w:r>
+      <w:r>
+        <w:rPr>
+          <w:rFonts w:ascii="Arial" w:hAnsi="Arial" w:cs="Arial"/>
+          <w:sz w:val="16"/>
+          <w:szCs w:val="16"/>
+          <w:lang w:val="ru-RU"/>
+        </w:rPr>
+        <w:t>в сис</w:t>
+      </w:r>
+      <w:r>
+        <w:rPr>
+          <w:rFonts w:ascii="Arial" w:hAnsi="Arial" w:cs="Arial"/>
+          <w:sz w:val="16"/>
+          <w:szCs w:val="16"/>
+          <w:lang w:val="ru-RU"/>
+        </w:rPr>
+        <w:t>тем ГУЛАГ</w:t>
+      </w:r>
+    </w:p>
+    <w:p>
+      <w:pPr>
+        <w:spacing w:after="0"/>
+        <w:rPr>
+          <w:rFonts w:ascii="Arial" w:hAnsi="Arial" w:cs="Arial"/>
+          <w:sz w:val="16"/>
+          <w:szCs w:val="16"/>
+          <w:lang w:val="ru-RU"/>
+        </w:rPr>
+      </w:pPr>
+      <w:r>
+        <w:rPr>
+          <w:rFonts w:ascii="Arial" w:hAnsi="Arial" w:cs="Arial"/>
+          <w:sz w:val="16"/>
+          <w:szCs w:val="16"/>
+          <w:lang w:val="ru-RU"/>
+        </w:rPr>
+        <w:t>ВПТ  –</w:t>
+      </w:r>
+      <w:r>
+        <w:rPr>
+          <w:rFonts w:ascii="Arial" w:hAnsi="Arial" w:cs="Arial"/>
+          <w:sz w:val="16"/>
+          <w:szCs w:val="16"/>
+          <w:lang w:val="ru-RU"/>
+        </w:rPr>
+        <w:t xml:space="preserve"> военно-полевой трибунал</w:t>
+      </w:r>
+    </w:p>
+    <w:p>
+      <w:pPr>
+        <w:spacing w:after="0"/>
+        <w:rPr>
+          <w:rFonts w:ascii="Arial" w:hAnsi="Arial" w:cs="Arial"/>
+          <w:sz w:val="16"/>
+          <w:szCs w:val="16"/>
+          <w:lang w:val="ru-RU"/>
+        </w:rPr>
+      </w:pPr>
+      <w:r>
+        <w:rPr>
+          <w:rFonts w:ascii="Arial" w:hAnsi="Arial" w:cs="Arial"/>
+          <w:sz w:val="16"/>
+          <w:szCs w:val="16"/>
+          <w:lang w:val="ru-RU"/>
+        </w:rPr>
+        <w:t>Вред. — вредительство, вредительская деятельность</w:t>
+      </w:r>
+    </w:p>
+    <w:p>
+      <w:pPr>
+        <w:spacing w:after="0"/>
+        <w:rPr>
+          <w:rFonts w:ascii="Arial" w:hAnsi="Arial" w:cs="Arial"/>
+          <w:sz w:val="16"/>
+          <w:szCs w:val="16"/>
+          <w:lang w:val="ru-RU"/>
+        </w:rPr>
+      </w:pPr>
+      <w:r>
+        <w:rPr>
+          <w:rFonts w:ascii="Arial" w:hAnsi="Arial" w:cs="Arial"/>
+          <w:sz w:val="16"/>
+          <w:szCs w:val="16"/>
+          <w:lang w:val="ru-RU"/>
+        </w:rPr>
+        <w:t>ВС СССР</w:t>
+      </w:r>
+      <w:r>
+        <w:rPr>
+          <w:rFonts w:ascii="Arial" w:hAnsi="Arial" w:cs="Arial"/>
+          <w:sz w:val="16"/>
+          <w:szCs w:val="16"/>
+          <w:lang w:val="ru-RU"/>
+        </w:rPr>
+        <w:t xml:space="preserve"> - </w:t>
+      </w:r>
+      <w:r>
+        <w:rPr>
+          <w:rFonts w:ascii="Arial" w:hAnsi="Arial" w:cs="Arial"/>
+          <w:sz w:val="16"/>
+          <w:szCs w:val="16"/>
+          <w:lang w:val="ru-RU"/>
+        </w:rPr>
+        <w:t xml:space="preserve"> Верховный Совет СССР</w:t>
+      </w:r>
+    </w:p>
+    <w:p>
+      <w:pPr>
+        <w:spacing w:after="0"/>
+        <w:rPr>
+          <w:rFonts w:ascii="Arial" w:hAnsi="Arial" w:cs="Arial"/>
+          <w:sz w:val="16"/>
+          <w:szCs w:val="16"/>
+          <w:lang w:val="ru-RU"/>
+        </w:rPr>
+      </w:pPr>
+      <w:r>
+        <w:rPr>
+          <w:rFonts w:ascii="Arial" w:hAnsi="Arial" w:cs="Arial"/>
+          <w:sz w:val="16"/>
+          <w:szCs w:val="16"/>
+          <w:lang w:val="ru-RU"/>
+        </w:rPr>
+        <w:t xml:space="preserve">ВСНХ </w:t>
+      </w:r>
+      <w:r>
+        <w:rPr>
+          <w:rFonts w:ascii="Arial" w:hAnsi="Arial" w:cs="Arial"/>
+          <w:sz w:val="16"/>
+          <w:szCs w:val="16"/>
+          <w:lang w:val="ru-RU"/>
+        </w:rPr>
+        <w:t>–</w:t>
       </w:r>
       <w:r>
         <w:rPr>
@@ -704,83 +1246,83 @@
           <w:szCs w:val="16"/>
           <w:lang w:val="ru-RU"/>
         </w:rPr>
-        <w:t>–</w:t>
-      </w:r>
-      <w:r>
-        <w:rPr>
-          <w:rFonts w:ascii="Arial" w:hAnsi="Arial" w:cs="Arial"/>
-          <w:sz w:val="16"/>
-          <w:szCs w:val="16"/>
-          <w:lang w:val="ru-RU"/>
-        </w:rPr>
-        <w:t xml:space="preserve"> военно-полевой трибунал</w:t>
-      </w:r>
-    </w:p>
-    <w:p>
-      <w:pPr>
-        <w:spacing w:after="0"/>
-        <w:rPr>
-          <w:rFonts w:ascii="Arial" w:hAnsi="Arial" w:cs="Arial"/>
-          <w:sz w:val="16"/>
-          <w:szCs w:val="16"/>
-          <w:lang w:val="ru-RU"/>
-        </w:rPr>
-      </w:pPr>
-      <w:r>
-        <w:rPr>
-          <w:rFonts w:ascii="Arial" w:hAnsi="Arial" w:cs="Arial"/>
-          <w:sz w:val="16"/>
-          <w:szCs w:val="16"/>
-          <w:lang w:val="ru-RU"/>
-        </w:rPr>
-        <w:t xml:space="preserve">Вред. </w:t>
-      </w:r>
-      <w:r>
-        <w:rPr>
-          <w:rFonts w:ascii="Arial" w:hAnsi="Arial" w:cs="Arial"/>
-          <w:sz w:val="16"/>
-          <w:szCs w:val="16"/>
-          <w:lang w:val="ru-RU"/>
-        </w:rPr>
-        <w:t xml:space="preserve">– </w:t>
-      </w:r>
-      <w:r>
-        <w:rPr>
-          <w:rFonts w:ascii="Arial" w:hAnsi="Arial" w:cs="Arial"/>
-          <w:sz w:val="16"/>
-          <w:szCs w:val="16"/>
-          <w:lang w:val="ru-RU"/>
-        </w:rPr>
-        <w:t xml:space="preserve"> вредительство, вредительская деятельность</w:t>
-      </w:r>
-    </w:p>
-    <w:p>
-      <w:pPr>
-        <w:spacing w:after="0"/>
-        <w:rPr>
-          <w:rFonts w:ascii="Arial" w:hAnsi="Arial" w:cs="Arial"/>
-          <w:sz w:val="16"/>
-          <w:szCs w:val="16"/>
-          <w:lang w:val="ru-RU"/>
-        </w:rPr>
-      </w:pPr>
-      <w:r>
-        <w:rPr>
-          <w:rFonts w:ascii="Arial" w:hAnsi="Arial" w:cs="Arial"/>
-          <w:sz w:val="16"/>
-          <w:szCs w:val="16"/>
-          <w:lang w:val="ru-RU"/>
-        </w:rPr>
-        <w:t>ВС СССР</w:t>
-      </w:r>
-      <w:r>
-        <w:rPr>
-          <w:rFonts w:ascii="Arial" w:hAnsi="Arial" w:cs="Arial"/>
-          <w:sz w:val="16"/>
-          <w:szCs w:val="16"/>
-          <w:lang w:val="ru-RU"/>
-        </w:rPr>
-        <w:t xml:space="preserve"> -</w:t>
+        <w:t>Высший совет народного хозяйства</w:t>
+      </w:r>
+    </w:p>
+    <w:p>
+      <w:pPr>
+        <w:spacing w:after="0"/>
+        <w:rPr>
+          <w:rFonts w:ascii="Arial" w:hAnsi="Arial" w:cs="Arial"/>
+          <w:sz w:val="16"/>
+          <w:szCs w:val="16"/>
+          <w:lang w:val="ru-RU"/>
+        </w:rPr>
+      </w:pPr>
+      <w:r>
+        <w:rPr>
+          <w:rFonts w:ascii="Arial" w:hAnsi="Arial" w:cs="Arial"/>
+          <w:sz w:val="16"/>
+          <w:szCs w:val="16"/>
+          <w:lang w:val="ru-RU"/>
+        </w:rPr>
+        <w:t xml:space="preserve">ВСЮР - </w:t>
+      </w:r>
+      <w:r>
+        <w:rPr>
+          <w:rFonts w:ascii="Arial" w:hAnsi="Arial" w:cs="Arial"/>
+          <w:sz w:val="16"/>
+          <w:szCs w:val="16"/>
+          <w:lang w:val="ru-RU"/>
+        </w:rPr>
+        <w:t>Вооруженные силы Юга России</w:t>
+      </w:r>
+    </w:p>
+    <w:p>
+      <w:pPr>
+        <w:spacing w:after="0"/>
+        <w:rPr>
+          <w:rFonts w:ascii="Arial" w:hAnsi="Arial" w:cs="Arial"/>
+          <w:sz w:val="16"/>
+          <w:szCs w:val="16"/>
+          <w:lang w:val="ru-RU"/>
+        </w:rPr>
+      </w:pPr>
+      <w:r>
+        <w:rPr>
+          <w:rFonts w:ascii="Arial" w:hAnsi="Arial" w:cs="Arial"/>
+          <w:sz w:val="16"/>
+          <w:szCs w:val="16"/>
+          <w:lang w:val="ru-RU"/>
+        </w:rPr>
+        <w:t xml:space="preserve">ВТ – военный </w:t>
+      </w:r>
+      <w:r>
+        <w:rPr>
+          <w:rFonts w:ascii="Arial" w:hAnsi="Arial" w:cs="Arial"/>
+          <w:sz w:val="16"/>
+          <w:szCs w:val="16"/>
+          <w:lang w:val="ru-RU"/>
+        </w:rPr>
+        <w:t>трибунал</w:t>
+      </w:r>
+      <w:r>
+        <w:rPr>
+          <w:rFonts w:ascii="Arial" w:hAnsi="Arial" w:cs="Arial"/>
+          <w:sz w:val="16"/>
+          <w:szCs w:val="16"/>
+          <w:lang w:val="ru-RU"/>
+        </w:rPr>
+        <w:cr/>
+      </w:r>
+      <w:r>
+        <w:rPr>
+          <w:rFonts w:ascii="Arial" w:hAnsi="Arial" w:cs="Arial"/>
+          <w:sz w:val="16"/>
+          <w:szCs w:val="16"/>
+          <w:lang w:val="ru-RU"/>
+        </w:rPr>
+        <w:t>ВЧК – Всероссийская чрезвычайная комиссия по борьбе с контрреволюцией, саботажем и</w:t>
       </w:r>
       <w:r>
         <w:rPr>
@@ -798,36 +1340,243 @@
           <w:szCs w:val="16"/>
           <w:lang w:val="ru-RU"/>
         </w:rPr>
-        <w:t>Верховный Совет СССР</w:t>
-      </w:r>
-    </w:p>
-    <w:p>
-      <w:pPr>
-        <w:spacing w:after="0"/>
-        <w:rPr>
-          <w:rFonts w:ascii="Arial" w:hAnsi="Arial" w:cs="Arial"/>
-          <w:sz w:val="16"/>
-          <w:szCs w:val="16"/>
-          <w:lang w:val="ru-RU"/>
-        </w:rPr>
-      </w:pPr>
-      <w:r>
-        <w:rPr>
-          <w:rFonts w:ascii="Arial" w:hAnsi="Arial" w:cs="Arial"/>
-          <w:sz w:val="16"/>
-          <w:szCs w:val="16"/>
-          <w:lang w:val="ru-RU"/>
-        </w:rPr>
-        <w:t xml:space="preserve">ВСНХ </w:t>
-      </w:r>
-      <w:r>
-        <w:rPr>
-          <w:rFonts w:ascii="Arial" w:hAnsi="Arial" w:cs="Arial"/>
-          <w:sz w:val="16"/>
-          <w:szCs w:val="16"/>
-          <w:lang w:val="ru-RU"/>
-        </w:rPr>
-        <w:t>–</w:t>
+        <w:t>преступлениями по должности</w:t>
+      </w:r>
+    </w:p>
+    <w:p>
+      <w:pPr>
+        <w:spacing w:after="0"/>
+        <w:rPr>
+          <w:rFonts w:ascii="Arial" w:hAnsi="Arial" w:cs="Arial"/>
+          <w:sz w:val="16"/>
+          <w:szCs w:val="16"/>
+          <w:lang w:val="ru-RU"/>
+        </w:rPr>
+      </w:pPr>
+      <w:r>
+        <w:rPr>
+          <w:rFonts w:ascii="Arial" w:hAnsi="Arial" w:cs="Arial"/>
+          <w:sz w:val="16"/>
+          <w:szCs w:val="16"/>
+          <w:lang w:val="ru-RU"/>
+        </w:rPr>
+        <w:t>г., гор. – город</w:t>
+      </w:r>
+      <w:r>
+        <w:rPr>
+          <w:rFonts w:ascii="Arial" w:hAnsi="Arial" w:cs="Arial"/>
+          <w:sz w:val="16"/>
+          <w:szCs w:val="16"/>
+          <w:lang w:val="ru-RU"/>
+        </w:rPr>
+        <w:t>, городской</w:t>
+      </w:r>
+    </w:p>
+    <w:p>
+      <w:pPr>
+        <w:spacing w:after="0" w:line="240" w:lineRule="auto"/>
+        <w:rPr>
+          <w:rFonts w:ascii="Arial" w:hAnsi="Arial" w:cs="Arial"/>
+          <w:sz w:val="16"/>
+          <w:szCs w:val="16"/>
+          <w:lang w:val="ru-RU"/>
+        </w:rPr>
+      </w:pPr>
+      <w:r>
+        <w:rPr>
+          <w:rFonts w:ascii="Arial" w:hAnsi="Arial" w:cs="Arial"/>
+          <w:sz w:val="16"/>
+          <w:szCs w:val="16"/>
+          <w:lang w:val="ru-RU"/>
+        </w:rPr>
+        <w:t>г., гг. – год, годы</w:t>
+      </w:r>
+    </w:p>
+    <w:p>
+      <w:pPr>
+        <w:spacing w:after="0" w:line="240" w:lineRule="auto"/>
+        <w:rPr>
+          <w:rFonts w:ascii="Arial" w:hAnsi="Arial" w:cs="Arial"/>
+          <w:sz w:val="16"/>
+          <w:szCs w:val="16"/>
+          <w:lang w:val="ru-RU"/>
+        </w:rPr>
+      </w:pPr>
+      <w:r>
+        <w:rPr>
+          <w:rFonts w:ascii="Arial" w:hAnsi="Arial" w:cs="Arial"/>
+          <w:sz w:val="16"/>
+          <w:szCs w:val="16"/>
+          <w:lang w:val="ru-RU"/>
+        </w:rPr>
+        <w:t xml:space="preserve">г.р. – год рождения </w:t>
+      </w:r>
+    </w:p>
+    <w:p>
+      <w:pPr>
+        <w:spacing w:after="0" w:line="240" w:lineRule="auto"/>
+        <w:rPr>
+          <w:rFonts w:ascii="Arial" w:hAnsi="Arial" w:cs="Arial"/>
+          <w:sz w:val="16"/>
+          <w:szCs w:val="16"/>
+          <w:lang w:val="ru-RU"/>
+        </w:rPr>
+      </w:pPr>
+      <w:r>
+        <w:rPr>
+          <w:rFonts w:ascii="Arial" w:hAnsi="Arial" w:cs="Arial"/>
+          <w:sz w:val="16"/>
+          <w:szCs w:val="16"/>
+          <w:lang w:val="ru-RU"/>
+        </w:rPr>
+        <w:t xml:space="preserve">ГААРК </w:t>
+      </w:r>
+      <w:r>
+        <w:rPr>
+          <w:rFonts w:ascii="Arial" w:hAnsi="Arial" w:cs="Arial"/>
+          <w:sz w:val="16"/>
+          <w:szCs w:val="16"/>
+          <w:lang w:val="ru-RU"/>
+        </w:rPr>
+        <w:t xml:space="preserve">– Государственный архив Автономной Республики Крым </w:t>
+      </w:r>
+    </w:p>
+    <w:p>
+      <w:pPr>
+        <w:spacing w:after="0" w:line="240" w:lineRule="auto"/>
+        <w:rPr>
+          <w:rFonts w:ascii="Arial" w:hAnsi="Arial" w:cs="Arial"/>
+          <w:sz w:val="16"/>
+          <w:szCs w:val="16"/>
+          <w:lang w:val="ru-RU"/>
+        </w:rPr>
+      </w:pPr>
+      <w:r>
+        <w:rPr>
+          <w:rFonts w:ascii="Arial" w:hAnsi="Arial" w:cs="Arial"/>
+          <w:sz w:val="16"/>
+          <w:szCs w:val="16"/>
+          <w:lang w:val="ru-RU"/>
+        </w:rPr>
+        <w:t>ГА РФ – Государственный архив Российской Федерации</w:t>
+      </w:r>
+    </w:p>
+    <w:p>
+      <w:pPr>
+        <w:spacing w:after="0" w:line="240" w:lineRule="auto"/>
+        <w:rPr>
+          <w:rFonts w:ascii="Arial" w:hAnsi="Arial" w:cs="Arial"/>
+          <w:sz w:val="16"/>
+          <w:szCs w:val="16"/>
+          <w:lang w:val="ru-RU"/>
+        </w:rPr>
+      </w:pPr>
+      <w:r>
+        <w:rPr>
+          <w:rFonts w:ascii="Arial" w:hAnsi="Arial" w:cs="Arial"/>
+          <w:sz w:val="16"/>
+          <w:szCs w:val="16"/>
+          <w:lang w:val="ru-RU"/>
+        </w:rPr>
+        <w:t>г/б</w:t>
+      </w:r>
+      <w:r>
+        <w:rPr>
+          <w:rFonts w:ascii="Arial" w:hAnsi="Arial" w:cs="Arial"/>
+          <w:sz w:val="16"/>
+          <w:szCs w:val="16"/>
+          <w:lang w:val="ru-RU"/>
+        </w:rPr>
+        <w:t>, ГБ</w:t>
+      </w:r>
+      <w:r>
+        <w:rPr>
+          <w:rFonts w:ascii="Arial" w:hAnsi="Arial" w:cs="Arial"/>
+          <w:sz w:val="16"/>
+          <w:szCs w:val="16"/>
+          <w:lang w:val="ru-RU"/>
+        </w:rPr>
+        <w:t xml:space="preserve"> – государственная безопасность</w:t>
+      </w:r>
+    </w:p>
+    <w:p>
+      <w:pPr>
+        <w:spacing w:after="0" w:line="240" w:lineRule="auto"/>
+        <w:rPr>
+          <w:rFonts w:ascii="Arial" w:hAnsi="Arial" w:cs="Arial"/>
+          <w:sz w:val="16"/>
+          <w:szCs w:val="16"/>
+          <w:lang w:val="ru-RU"/>
+        </w:rPr>
+      </w:pPr>
+      <w:r>
+        <w:rPr>
+          <w:rFonts w:ascii="Arial" w:hAnsi="Arial" w:cs="Arial"/>
+          <w:sz w:val="16"/>
+          <w:szCs w:val="16"/>
+          <w:lang w:val="ru-RU"/>
+        </w:rPr>
+        <w:t>Генштаб – Генеральный штаб</w:t>
+      </w:r>
+    </w:p>
+    <w:p>
+      <w:pPr>
+        <w:spacing w:after="0" w:line="240" w:lineRule="auto"/>
+        <w:rPr>
+          <w:rFonts w:ascii="Arial" w:hAnsi="Arial" w:cs="Arial"/>
+          <w:sz w:val="16"/>
+          <w:szCs w:val="16"/>
+          <w:lang w:val="ru-RU"/>
+        </w:rPr>
+      </w:pPr>
+      <w:r>
+        <w:rPr>
+          <w:rFonts w:ascii="Arial" w:hAnsi="Arial" w:cs="Arial"/>
+          <w:sz w:val="16"/>
+          <w:szCs w:val="16"/>
+          <w:lang w:val="ru-RU"/>
+        </w:rPr>
+        <w:t>ГКО – Государственный комитет обороны</w:t>
+      </w:r>
+    </w:p>
+    <w:p>
+      <w:pPr>
+        <w:spacing w:after="0" w:line="240" w:lineRule="auto"/>
+        <w:rPr>
+          <w:rFonts w:ascii="Arial" w:hAnsi="Arial" w:cs="Arial"/>
+          <w:sz w:val="16"/>
+          <w:szCs w:val="16"/>
+          <w:lang w:val="ru-RU"/>
+        </w:rPr>
+      </w:pPr>
+      <w:r>
+        <w:rPr>
+          <w:rFonts w:ascii="Arial" w:hAnsi="Arial" w:cs="Arial"/>
+          <w:sz w:val="16"/>
+          <w:szCs w:val="16"/>
+          <w:lang w:val="ru-RU"/>
+        </w:rPr>
+        <w:t>гл. – главный</w:t>
+      </w:r>
+    </w:p>
+    <w:p>
+      <w:pPr>
+        <w:spacing w:after="0" w:line="240" w:lineRule="auto"/>
+        <w:rPr>
+          <w:rFonts w:ascii="Arial" w:hAnsi="Arial" w:cs="Arial"/>
+          <w:sz w:val="16"/>
+          <w:szCs w:val="16"/>
+          <w:lang w:val="ru-RU"/>
+        </w:rPr>
+      </w:pPr>
+      <w:r>
+        <w:rPr>
+          <w:rFonts w:ascii="Arial" w:hAnsi="Arial" w:cs="Arial"/>
+          <w:sz w:val="16"/>
+          <w:szCs w:val="16"/>
+          <w:lang w:val="ru-RU"/>
+        </w:rPr>
+        <w:t>ГО – городкое</w:t>
       </w:r>
       <w:r>
         <w:rPr>
@@ -845,83 +1594,7 @@
           <w:szCs w:val="16"/>
           <w:lang w:val="ru-RU"/>
         </w:rPr>
-        <w:t>Высший совет народного хозяйства</w:t>
-      </w:r>
-    </w:p>
-    <w:p>
-      <w:pPr>
-        <w:spacing w:after="0"/>
-        <w:rPr>
-          <w:rFonts w:ascii="Arial" w:hAnsi="Arial" w:cs="Arial"/>
-          <w:sz w:val="16"/>
-          <w:szCs w:val="16"/>
-          <w:lang w:val="ru-RU"/>
-        </w:rPr>
-      </w:pPr>
-      <w:r>
-        <w:rPr>
-          <w:rFonts w:ascii="Arial" w:hAnsi="Arial" w:cs="Arial"/>
-          <w:sz w:val="16"/>
-          <w:szCs w:val="16"/>
-          <w:lang w:val="ru-RU"/>
-        </w:rPr>
-        <w:t xml:space="preserve">ВСЮР - </w:t>
-      </w:r>
-      <w:r>
-        <w:rPr>
-          <w:rFonts w:ascii="Arial" w:hAnsi="Arial" w:cs="Arial"/>
-          <w:sz w:val="16"/>
-          <w:szCs w:val="16"/>
-          <w:lang w:val="ru-RU"/>
-        </w:rPr>
-        <w:t>Вооруженные силы Юга России</w:t>
-      </w:r>
-    </w:p>
-    <w:p>
-      <w:pPr>
-        <w:spacing w:after="0"/>
-        <w:rPr>
-          <w:rFonts w:ascii="Arial" w:hAnsi="Arial" w:cs="Arial"/>
-          <w:sz w:val="16"/>
-          <w:szCs w:val="16"/>
-          <w:lang w:val="ru-RU"/>
-        </w:rPr>
-      </w:pPr>
-      <w:r>
-        <w:rPr>
-          <w:rFonts w:ascii="Arial" w:hAnsi="Arial" w:cs="Arial"/>
-          <w:sz w:val="16"/>
-          <w:szCs w:val="16"/>
-          <w:lang w:val="ru-RU"/>
-        </w:rPr>
-        <w:t xml:space="preserve">ВТ – военный </w:t>
-      </w:r>
-      <w:r>
-        <w:rPr>
-          <w:rFonts w:ascii="Arial" w:hAnsi="Arial" w:cs="Arial"/>
-          <w:sz w:val="16"/>
-          <w:szCs w:val="16"/>
-          <w:lang w:val="ru-RU"/>
-        </w:rPr>
-        <w:t>трибунал</w:t>
-      </w:r>
-      <w:r>
-        <w:rPr>
-          <w:rFonts w:ascii="Arial" w:hAnsi="Arial" w:cs="Arial"/>
-          <w:sz w:val="16"/>
-          <w:szCs w:val="16"/>
-          <w:lang w:val="ru-RU"/>
-        </w:rPr>
-        <w:cr/>
-      </w:r>
-      <w:r>
-        <w:rPr>
-          <w:rFonts w:ascii="Arial" w:hAnsi="Arial" w:cs="Arial"/>
-          <w:sz w:val="16"/>
-          <w:szCs w:val="16"/>
-          <w:lang w:val="ru-RU"/>
-        </w:rPr>
-        <w:t>ВЧК – Всероссийская чрезвычайная комиссия по борьбе с контрреволюцией, саботажем и</w:t>
+        <w:t>отделение</w:t>
       </w:r>
       <w:r>
         <w:rPr>
@@ -932,53 +1605,6 @@
         </w:rPr>
         <w:t xml:space="preserve"> </w:t>
       </w:r>
-      <w:r>
-        <w:rPr>
-          <w:rFonts w:ascii="Arial" w:hAnsi="Arial" w:cs="Arial"/>
-          <w:sz w:val="16"/>
-          <w:szCs w:val="16"/>
-          <w:lang w:val="ru-RU"/>
-        </w:rPr>
-        <w:t>преступлениями по должности</w:t>
-      </w:r>
-    </w:p>
-    <w:p>
-      <w:pPr>
-        <w:spacing w:after="0"/>
-        <w:rPr>
-          <w:rFonts w:ascii="Arial" w:hAnsi="Arial" w:cs="Arial"/>
-          <w:sz w:val="16"/>
-          <w:szCs w:val="16"/>
-          <w:lang w:val="ru-RU"/>
-        </w:rPr>
-      </w:pPr>
-      <w:r>
-        <w:rPr>
-          <w:rFonts w:ascii="Arial" w:hAnsi="Arial" w:cs="Arial"/>
-          <w:sz w:val="16"/>
-          <w:szCs w:val="16"/>
-          <w:lang w:val="ru-RU"/>
-        </w:rPr>
-        <w:t>г., гор. – город</w:t>
-      </w:r>
-      <w:r>
-        <w:rPr>
-          <w:rFonts w:ascii="Arial" w:hAnsi="Arial" w:cs="Arial"/>
-          <w:sz w:val="16"/>
-          <w:szCs w:val="16"/>
-          <w:lang w:val="ru-RU"/>
-        </w:rPr>
-        <w:t xml:space="preserve">, </w:t>
-      </w:r>
-      <w:r>
-        <w:rPr>
-          <w:rFonts w:ascii="Arial" w:hAnsi="Arial" w:cs="Arial"/>
-          <w:sz w:val="16"/>
-          <w:szCs w:val="16"/>
-          <w:lang w:val="ru-RU"/>
-        </w:rPr>
-        <w:t>городской</w:t>
-      </w:r>
     </w:p>
     <w:p>
       <w:pPr>
@@ -997,7 +1623,70 @@
           <w:szCs w:val="16"/>
           <w:lang w:val="ru-RU"/>
         </w:rPr>
-        <w:t>г., гг. – год, годы</w:t>
+        <w:t>г</w:t>
+      </w:r>
+      <w:r>
+        <w:rPr>
+          <w:rFonts w:ascii="Arial" w:hAnsi="Arial" w:cs="Arial"/>
+          <w:sz w:val="16"/>
+          <w:szCs w:val="16"/>
+          <w:lang w:val="ru-RU"/>
+        </w:rPr>
+        <w:t>ос. – государ</w:t>
+      </w:r>
+      <w:r>
+        <w:rPr>
+          <w:rFonts w:ascii="Arial" w:hAnsi="Arial" w:cs="Arial"/>
+          <w:sz w:val="16"/>
+          <w:szCs w:val="16"/>
+          <w:lang w:val="ru-RU"/>
+        </w:rPr>
+        <w:t>ств</w:t>
+      </w:r>
+      <w:r>
+        <w:rPr>
+          <w:rFonts w:ascii="Arial" w:hAnsi="Arial" w:cs="Arial"/>
+          <w:sz w:val="16"/>
+          <w:szCs w:val="16"/>
+          <w:lang w:val="ru-RU"/>
+        </w:rPr>
+        <w:t>е</w:t>
+      </w:r>
+      <w:r>
+        <w:rPr>
+          <w:rFonts w:ascii="Arial" w:hAnsi="Arial" w:cs="Arial"/>
+          <w:sz w:val="16"/>
+          <w:szCs w:val="16"/>
+          <w:lang w:val="ru-RU"/>
+        </w:rPr>
+        <w:t>нный (</w:t>
+      </w:r>
+      <w:r>
+        <w:rPr>
+          <w:rFonts w:ascii="Arial" w:hAnsi="Arial" w:cs="Arial"/>
+          <w:sz w:val="16"/>
+          <w:szCs w:val="16"/>
+          <w:lang w:val="ru-RU"/>
+        </w:rPr>
+        <w:t>-</w:t>
+      </w:r>
+      <w:r>
+        <w:rPr>
+          <w:rFonts w:ascii="Arial" w:hAnsi="Arial" w:cs="Arial"/>
+          <w:sz w:val="16"/>
+          <w:szCs w:val="16"/>
+          <w:lang w:val="ru-RU"/>
+        </w:rPr>
+        <w:t>ая</w:t>
+      </w:r>
+      <w:r>
+        <w:rPr>
+          <w:rFonts w:ascii="Arial" w:hAnsi="Arial" w:cs="Arial"/>
+          <w:sz w:val="16"/>
+          <w:szCs w:val="16"/>
+          <w:lang w:val="ru-RU"/>
+        </w:rPr>
+        <w:t>, -ое)</w:t>
       </w:r>
     </w:p>
     <w:p>
@@ -1017,7 +1706,72 @@
           <w:szCs w:val="16"/>
           <w:lang w:val="ru-RU"/>
         </w:rPr>
-        <w:t xml:space="preserve">г.р. – год рождения </w:t>
+        <w:t xml:space="preserve">ГУ </w:t>
+      </w:r>
+      <w:r>
+        <w:rPr>
+          <w:rFonts w:ascii="Arial" w:hAnsi="Arial" w:cs="Arial"/>
+          <w:sz w:val="16"/>
+          <w:szCs w:val="16"/>
+          <w:lang w:val="ru-RU"/>
+        </w:rPr>
+        <w:t>– главное управление</w:t>
+      </w:r>
+    </w:p>
+    <w:p>
+      <w:pPr>
+        <w:spacing w:after="0"/>
+        <w:rPr>
+          <w:rFonts w:ascii="Arial" w:hAnsi="Arial" w:cs="Arial"/>
+          <w:sz w:val="16"/>
+          <w:szCs w:val="16"/>
+          <w:lang w:val="ru-RU"/>
+        </w:rPr>
+      </w:pPr>
+      <w:r>
+        <w:rPr>
+          <w:rFonts w:ascii="Arial" w:hAnsi="Arial" w:cs="Arial"/>
+          <w:sz w:val="16"/>
+          <w:szCs w:val="16"/>
+          <w:lang w:val="ru-RU"/>
+        </w:rPr>
+        <w:t xml:space="preserve">ГПУ – </w:t>
+      </w:r>
+      <w:r>
+        <w:rPr>
+          <w:rFonts w:ascii="Arial" w:hAnsi="Arial" w:cs="Arial"/>
+          <w:sz w:val="16"/>
+          <w:szCs w:val="16"/>
+          <w:lang w:val="ru-RU"/>
+        </w:rPr>
+        <w:t>Г</w:t>
+      </w:r>
+      <w:r>
+        <w:rPr>
+          <w:rFonts w:ascii="Arial" w:hAnsi="Arial" w:cs="Arial"/>
+          <w:sz w:val="16"/>
+          <w:szCs w:val="16"/>
+          <w:lang w:val="ru-RU"/>
+        </w:rPr>
+        <w:t>осударственно</w:t>
+      </w:r>
+      <w:r>
+        <w:rPr>
+          <w:rFonts w:ascii="Arial" w:hAnsi="Arial" w:cs="Arial"/>
+          <w:sz w:val="16"/>
+          <w:szCs w:val="16"/>
+          <w:lang w:val="ru-RU"/>
+        </w:rPr>
+        <w:t xml:space="preserve">е </w:t>
+      </w:r>
+      <w:r>
+        <w:rPr>
+          <w:rFonts w:ascii="Arial" w:hAnsi="Arial" w:cs="Arial"/>
+          <w:sz w:val="16"/>
+          <w:szCs w:val="16"/>
+          <w:lang w:val="ru-RU"/>
+        </w:rPr>
+        <w:t>политическое управление</w:t>
       </w:r>
     </w:p>
     <w:p>
@@ -1037,16 +1791,16 @@
           <w:szCs w:val="16"/>
           <w:lang w:val="ru-RU"/>
         </w:rPr>
-        <w:t xml:space="preserve">ГААРК </w:t>
-      </w:r>
-      <w:r>
-        <w:rPr>
-          <w:rFonts w:ascii="Arial" w:hAnsi="Arial" w:cs="Arial"/>
-          <w:sz w:val="16"/>
-          <w:szCs w:val="16"/>
-          <w:lang w:val="ru-RU"/>
-        </w:rPr>
-        <w:t xml:space="preserve">– Государственный архив Автономной Республики Крым </w:t>
+        <w:t>губ</w:t>
+      </w:r>
+      <w:r>
+        <w:rPr>
+          <w:rFonts w:ascii="Arial" w:hAnsi="Arial" w:cs="Arial"/>
+          <w:sz w:val="16"/>
+          <w:szCs w:val="16"/>
+          <w:lang w:val="ru-RU"/>
+        </w:rPr>
+        <w:t>. – губерния</w:t>
       </w:r>
     </w:p>
     <w:p>
@@ -1066,7 +1820,7 @@
           <w:szCs w:val="16"/>
           <w:lang w:val="ru-RU"/>
         </w:rPr>
-        <w:t>ГА РФ – Государственный архив Российской Федерации</w:t>
+        <w:t>губчека – губернская чрезвычайная комиссия по борьбе с контрреволюцией и саботажем</w:t>
       </w:r>
     </w:p>
     <w:p>
@@ -1082,29 +1836,30 @@
       <w:r>
         <w:rPr>
           <w:rFonts w:ascii="Arial" w:hAnsi="Arial" w:cs="Arial"/>
-          <w:sz w:val="16"/>
-          <w:szCs w:val="16"/>
-          <w:lang w:val="ru-RU"/>
-        </w:rPr>
-        <w:t>г/б</w:t>
-      </w:r>
-      <w:r>
-        <w:rPr>
-          <w:rFonts w:ascii="Arial" w:hAnsi="Arial" w:cs="Arial"/>
-          <w:sz w:val="16"/>
-          <w:szCs w:val="16"/>
-          <w:lang w:val="ru-RU"/>
-        </w:rPr>
-        <w:t>, ГБ</w:t>
-      </w:r>
-      <w:r>
-        <w:rPr>
-          <w:rFonts w:ascii="Arial" w:hAnsi="Arial" w:cs="Arial"/>
-          <w:sz w:val="16"/>
-          <w:szCs w:val="16"/>
-          <w:lang w:val="ru-RU"/>
-        </w:rPr>
-        <w:t xml:space="preserve"> – государственная безопасность</w:t>
+          <w:iCs/>
+          <w:sz w:val="16"/>
+          <w:szCs w:val="16"/>
+          <w:lang w:val="ru-RU"/>
+        </w:rPr>
+        <w:t xml:space="preserve">ГУВД </w:t>
+      </w:r>
+      <w:r>
+        <w:rPr>
+          <w:rFonts w:ascii="Arial" w:hAnsi="Arial" w:cs="Arial"/>
+          <w:sz w:val="16"/>
+          <w:szCs w:val="16"/>
+          <w:lang w:val="ru-RU"/>
+        </w:rPr>
+        <w:t xml:space="preserve">— Главное управление </w:t>
+      </w:r>
+      <w:r>
+        <w:rPr>
+          <w:rFonts w:ascii="Arial" w:hAnsi="Arial" w:cs="Arial"/>
+          <w:sz w:val="16"/>
+          <w:szCs w:val="16"/>
+          <w:lang w:val="ru-RU"/>
+        </w:rPr>
+        <w:t>Министерства внутренних дел</w:t>
       </w:r>
     </w:p>
     <w:p>
@@ -1124,7 +1879,25 @@
           <w:szCs w:val="16"/>
           <w:lang w:val="ru-RU"/>
         </w:rPr>
-        <w:t>Генштаб – Генеральный штаб</w:t>
+        <w:t xml:space="preserve">ГУЛАГ — Главное </w:t>
+      </w:r>
+      <w:r>
+        <w:rPr>
+          <w:rFonts w:ascii="Arial" w:hAnsi="Arial" w:cs="Arial"/>
+          <w:sz w:val="16"/>
+          <w:szCs w:val="16"/>
+          <w:lang w:val="ru-RU"/>
+        </w:rPr>
+        <w:t>управление</w:t>
+      </w:r>
+      <w:r>
+        <w:rPr>
+          <w:rFonts w:ascii="Arial" w:hAnsi="Arial" w:cs="Arial"/>
+          <w:sz w:val="16"/>
+          <w:szCs w:val="16"/>
+          <w:lang w:val="ru-RU"/>
+        </w:rPr>
+        <w:t xml:space="preserve"> лагерей.</w:t>
       </w:r>
     </w:p>
     <w:p>
@@ -1144,368 +1917,8 @@
           <w:szCs w:val="16"/>
           <w:lang w:val="ru-RU"/>
         </w:rPr>
-        <w:t>ГКО – Государственный комитет обороны</w:t>
-      </w:r>
-    </w:p>
-    <w:p>
-      <w:pPr>
-        <w:spacing w:after="0" w:line="240" w:lineRule="auto"/>
-        <w:rPr>
-          <w:rFonts w:ascii="Arial" w:hAnsi="Arial" w:cs="Arial"/>
-          <w:sz w:val="16"/>
-          <w:szCs w:val="16"/>
-          <w:lang w:val="ru-RU"/>
-        </w:rPr>
-      </w:pPr>
-      <w:r>
-        <w:rPr>
-          <w:rFonts w:ascii="Arial" w:hAnsi="Arial" w:cs="Arial"/>
-          <w:sz w:val="16"/>
-          <w:szCs w:val="16"/>
-          <w:lang w:val="ru-RU"/>
-        </w:rPr>
-        <w:t>гл. – главный</w:t>
-      </w:r>
-    </w:p>
-    <w:p>
-      <w:pPr>
-        <w:spacing w:after="0" w:line="240" w:lineRule="auto"/>
-        <w:rPr>
-          <w:rFonts w:ascii="Arial" w:hAnsi="Arial" w:cs="Arial"/>
-          <w:sz w:val="16"/>
-          <w:szCs w:val="16"/>
-          <w:lang w:val="ru-RU"/>
-        </w:rPr>
-      </w:pPr>
-      <w:r>
-        <w:rPr>
-          <w:rFonts w:ascii="Arial" w:hAnsi="Arial" w:cs="Arial"/>
-          <w:sz w:val="16"/>
-          <w:szCs w:val="16"/>
-          <w:lang w:val="ru-RU"/>
-        </w:rPr>
-        <w:t xml:space="preserve">ГО – </w:t>
-      </w:r>
-      <w:r>
-        <w:rPr>
-          <w:rFonts w:ascii="Arial" w:hAnsi="Arial" w:cs="Arial"/>
-          <w:sz w:val="16"/>
-          <w:szCs w:val="16"/>
-          <w:lang w:val="ru-RU"/>
-        </w:rPr>
-        <w:t>городское</w:t>
-      </w:r>
-      <w:r>
-        <w:rPr>
-          <w:rFonts w:ascii="Arial" w:hAnsi="Arial" w:cs="Arial"/>
-          <w:sz w:val="16"/>
-          <w:szCs w:val="16"/>
-          <w:lang w:val="ru-RU"/>
-        </w:rPr>
-        <w:t xml:space="preserve"> </w:t>
-      </w:r>
-      <w:r>
-        <w:rPr>
-          <w:rFonts w:ascii="Arial" w:hAnsi="Arial" w:cs="Arial"/>
-          <w:sz w:val="16"/>
-          <w:szCs w:val="16"/>
-          <w:lang w:val="ru-RU"/>
-        </w:rPr>
-        <w:t>отделение</w:t>
-      </w:r>
-      <w:r>
-        <w:rPr>
-          <w:rFonts w:ascii="Arial" w:hAnsi="Arial" w:cs="Arial"/>
-          <w:sz w:val="16"/>
-          <w:szCs w:val="16"/>
-          <w:lang w:val="ru-RU"/>
-        </w:rPr>
-        <w:t xml:space="preserve"> </w:t>
-      </w:r>
-    </w:p>
-    <w:p>
-      <w:pPr>
-        <w:spacing w:after="0" w:line="240" w:lineRule="auto"/>
-        <w:rPr>
-          <w:rFonts w:ascii="Arial" w:hAnsi="Arial" w:cs="Arial"/>
-          <w:sz w:val="16"/>
-          <w:szCs w:val="16"/>
-          <w:lang w:val="ru-RU"/>
-        </w:rPr>
-      </w:pPr>
-      <w:r>
-        <w:rPr>
-          <w:rFonts w:ascii="Arial" w:hAnsi="Arial" w:cs="Arial"/>
-          <w:sz w:val="16"/>
-          <w:szCs w:val="16"/>
-          <w:lang w:val="ru-RU"/>
-        </w:rPr>
-        <w:t>г</w:t>
-      </w:r>
-      <w:r>
-        <w:rPr>
-          <w:rFonts w:ascii="Arial" w:hAnsi="Arial" w:cs="Arial"/>
-          <w:sz w:val="16"/>
-          <w:szCs w:val="16"/>
-          <w:lang w:val="ru-RU"/>
-        </w:rPr>
-        <w:t>ос. – государ</w:t>
-      </w:r>
-      <w:r>
-        <w:rPr>
-          <w:rFonts w:ascii="Arial" w:hAnsi="Arial" w:cs="Arial"/>
-          <w:sz w:val="16"/>
-          <w:szCs w:val="16"/>
-          <w:lang w:val="ru-RU"/>
-        </w:rPr>
-        <w:t>ств</w:t>
-      </w:r>
-      <w:r>
-        <w:rPr>
-          <w:rFonts w:ascii="Arial" w:hAnsi="Arial" w:cs="Arial"/>
-          <w:sz w:val="16"/>
-          <w:szCs w:val="16"/>
-          <w:lang w:val="ru-RU"/>
-        </w:rPr>
-        <w:t>е</w:t>
-      </w:r>
-      <w:r>
-        <w:rPr>
-          <w:rFonts w:ascii="Arial" w:hAnsi="Arial" w:cs="Arial"/>
-          <w:sz w:val="16"/>
-          <w:szCs w:val="16"/>
-          <w:lang w:val="ru-RU"/>
-        </w:rPr>
-        <w:t>нный (</w:t>
-      </w:r>
-      <w:r>
-        <w:rPr>
-          <w:rFonts w:ascii="Arial" w:hAnsi="Arial" w:cs="Arial"/>
-          <w:sz w:val="16"/>
-          <w:szCs w:val="16"/>
-          <w:lang w:val="ru-RU"/>
-        </w:rPr>
-        <w:t>-</w:t>
-      </w:r>
-      <w:r>
-        <w:rPr>
-          <w:rFonts w:ascii="Arial" w:hAnsi="Arial" w:cs="Arial"/>
-          <w:sz w:val="16"/>
-          <w:szCs w:val="16"/>
-          <w:lang w:val="ru-RU"/>
-        </w:rPr>
-        <w:t>ая</w:t>
-      </w:r>
-      <w:r>
-        <w:rPr>
-          <w:rFonts w:ascii="Arial" w:hAnsi="Arial" w:cs="Arial"/>
-          <w:sz w:val="16"/>
-          <w:szCs w:val="16"/>
-          <w:lang w:val="ru-RU"/>
-        </w:rPr>
-        <w:t>, -ое)</w:t>
-      </w:r>
-    </w:p>
-    <w:p>
-      <w:pPr>
-        <w:spacing w:after="0" w:line="240" w:lineRule="auto"/>
-        <w:rPr>
-          <w:rFonts w:ascii="Arial" w:hAnsi="Arial" w:cs="Arial"/>
-          <w:sz w:val="16"/>
-          <w:szCs w:val="16"/>
-          <w:lang w:val="ru-RU"/>
-        </w:rPr>
-      </w:pPr>
-      <w:r>
-        <w:rPr>
-          <w:rFonts w:ascii="Arial" w:hAnsi="Arial" w:cs="Arial"/>
-          <w:sz w:val="16"/>
-          <w:szCs w:val="16"/>
-          <w:lang w:val="ru-RU"/>
-        </w:rPr>
-        <w:t xml:space="preserve">ГУ </w:t>
-      </w:r>
-      <w:r>
-        <w:rPr>
-          <w:rFonts w:ascii="Arial" w:hAnsi="Arial" w:cs="Arial"/>
-          <w:sz w:val="16"/>
-          <w:szCs w:val="16"/>
-          <w:lang w:val="ru-RU"/>
-        </w:rPr>
-        <w:t>– главное управление</w:t>
-      </w:r>
-    </w:p>
-    <w:p>
-      <w:pPr>
-        <w:spacing w:after="0" w:line="240" w:lineRule="auto"/>
-        <w:rPr>
-          <w:rFonts w:ascii="Arial" w:hAnsi="Arial" w:cs="Arial"/>
-          <w:sz w:val="16"/>
-          <w:szCs w:val="16"/>
-          <w:lang w:val="ru-RU"/>
-        </w:rPr>
-      </w:pPr>
-      <w:r>
-        <w:rPr>
-          <w:rFonts w:ascii="Arial" w:hAnsi="Arial" w:cs="Arial"/>
-          <w:sz w:val="16"/>
-          <w:szCs w:val="16"/>
-          <w:lang w:val="ru-RU"/>
-        </w:rPr>
-        <w:t>губ</w:t>
-      </w:r>
-      <w:r>
-        <w:rPr>
-          <w:rFonts w:ascii="Arial" w:hAnsi="Arial" w:cs="Arial"/>
-          <w:sz w:val="16"/>
-          <w:szCs w:val="16"/>
-          <w:lang w:val="ru-RU"/>
-        </w:rPr>
-        <w:t>. – губерния</w:t>
-      </w:r>
-    </w:p>
-    <w:p>
-      <w:pPr>
-        <w:spacing w:after="0" w:line="240" w:lineRule="auto"/>
-        <w:rPr>
-          <w:rFonts w:ascii="Arial" w:hAnsi="Arial" w:cs="Arial"/>
-          <w:sz w:val="16"/>
-          <w:szCs w:val="16"/>
-          <w:lang w:val="ru-RU"/>
-        </w:rPr>
-      </w:pPr>
-      <w:r>
-        <w:rPr>
-          <w:rFonts w:ascii="Arial" w:hAnsi="Arial" w:cs="Arial"/>
-          <w:sz w:val="16"/>
-          <w:szCs w:val="16"/>
-          <w:lang w:val="ru-RU"/>
-        </w:rPr>
-        <w:t>губчека – губернская чрезвычайная комиссия по борьбе с контрреволюцией и саботажем</w:t>
-      </w:r>
-    </w:p>
-    <w:p>
-      <w:pPr>
-        <w:spacing w:after="0" w:line="240" w:lineRule="auto"/>
-        <w:rPr>
-          <w:rFonts w:ascii="Arial" w:hAnsi="Arial" w:cs="Arial"/>
-          <w:sz w:val="16"/>
-          <w:szCs w:val="16"/>
-          <w:lang w:val="ru-RU"/>
-        </w:rPr>
-      </w:pPr>
-      <w:r>
-        <w:rPr>
-          <w:rFonts w:ascii="Arial" w:hAnsi="Arial" w:cs="Arial"/>
-          <w:iCs/>
-          <w:sz w:val="16"/>
-          <w:szCs w:val="16"/>
-          <w:lang w:val="ru-RU"/>
-        </w:rPr>
-        <w:t xml:space="preserve">ГУВД </w:t>
-      </w:r>
-      <w:r>
-        <w:rPr>
-          <w:rFonts w:ascii="Arial" w:hAnsi="Arial" w:cs="Arial"/>
-          <w:sz w:val="16"/>
-          <w:szCs w:val="16"/>
-          <w:lang w:val="ru-RU"/>
-        </w:rPr>
-        <w:t xml:space="preserve">– </w:t>
-      </w:r>
-      <w:r>
-        <w:rPr>
-          <w:rFonts w:ascii="Arial" w:hAnsi="Arial" w:cs="Arial"/>
-          <w:sz w:val="16"/>
-          <w:szCs w:val="16"/>
-          <w:lang w:val="ru-RU"/>
-        </w:rPr>
-        <w:t xml:space="preserve"> Главное управление </w:t>
-      </w:r>
-      <w:r>
-        <w:rPr>
-          <w:rFonts w:ascii="Arial" w:hAnsi="Arial" w:cs="Arial"/>
-          <w:sz w:val="16"/>
-          <w:szCs w:val="16"/>
-          <w:lang w:val="ru-RU"/>
-        </w:rPr>
-        <w:t>Министерства внутренних дел</w:t>
-      </w:r>
-    </w:p>
-    <w:p>
-      <w:pPr>
-        <w:spacing w:after="0" w:line="240" w:lineRule="auto"/>
-        <w:rPr>
-          <w:rFonts w:ascii="Arial" w:hAnsi="Arial" w:cs="Arial"/>
-          <w:sz w:val="16"/>
-          <w:szCs w:val="16"/>
-          <w:lang w:val="ru-RU"/>
-        </w:rPr>
-      </w:pPr>
-      <w:r>
-        <w:rPr>
-          <w:rFonts w:ascii="Arial" w:hAnsi="Arial" w:cs="Arial"/>
-          <w:sz w:val="16"/>
-          <w:szCs w:val="16"/>
-          <w:lang w:val="ru-RU"/>
-        </w:rPr>
-        <w:t xml:space="preserve">ГУЛАГ </w:t>
-      </w:r>
-      <w:r>
-        <w:rPr>
-          <w:rFonts w:ascii="Arial" w:hAnsi="Arial" w:cs="Arial"/>
-          <w:sz w:val="16"/>
-          <w:szCs w:val="16"/>
-          <w:lang w:val="ru-RU"/>
-        </w:rPr>
-        <w:t xml:space="preserve">– </w:t>
-      </w:r>
-      <w:r>
-        <w:rPr>
-          <w:rFonts w:ascii="Arial" w:hAnsi="Arial" w:cs="Arial"/>
-          <w:sz w:val="16"/>
-          <w:szCs w:val="16"/>
-          <w:lang w:val="ru-RU"/>
-        </w:rPr>
-        <w:t xml:space="preserve"> Главное управление лагерей.</w:t>
-      </w:r>
-    </w:p>
-    <w:p>
-      <w:pPr>
-        <w:spacing w:after="0" w:line="240" w:lineRule="auto"/>
-        <w:rPr>
-          <w:rFonts w:ascii="Arial" w:hAnsi="Arial" w:cs="Arial"/>
-          <w:sz w:val="16"/>
-          <w:szCs w:val="16"/>
-          <w:lang w:val="ru-RU"/>
-        </w:rPr>
-      </w:pPr>
-      <w:r>
-        <w:rPr>
-          <w:rFonts w:ascii="Arial" w:hAnsi="Arial" w:cs="Arial"/>
-          <w:sz w:val="16"/>
-          <w:szCs w:val="16"/>
-          <w:lang w:val="ru-RU"/>
-        </w:rPr>
-        <w:t xml:space="preserve">ГУМЗ </w:t>
-      </w:r>
-      <w:r>
-        <w:rPr>
-          <w:rFonts w:ascii="Arial" w:hAnsi="Arial" w:cs="Arial"/>
-          <w:sz w:val="16"/>
-          <w:szCs w:val="16"/>
-          <w:lang w:val="ru-RU"/>
-        </w:rPr>
-        <w:t xml:space="preserve">– </w:t>
-      </w:r>
-      <w:r>
-        <w:rPr>
-          <w:rFonts w:ascii="Arial" w:hAnsi="Arial" w:cs="Arial"/>
-          <w:sz w:val="16"/>
-          <w:szCs w:val="16"/>
-          <w:lang w:val="ru-RU"/>
-        </w:rPr>
-        <w:t xml:space="preserve"> Главное управление мест заключения</w:t>
+        <w:lastRenderedPageBreak/>
+        <w:t>ГУМЗ — Главное управление мест заключения</w:t>
       </w:r>
     </w:p>
     <w:p>
@@ -1666,625 +2079,785 @@
           <w:szCs w:val="16"/>
           <w:lang w:val="ru-RU"/>
         </w:rPr>
+        <w:t>,  от имени которого выносились заочные приговоры, в период Большого Террора. Двойка, в отличие от остальных внесудебных или квазисудебных органов коммунистического "правосудия", давала исключительно РАССТРЕЛ (ВМН).</w:t>
+      </w:r>
+    </w:p>
+    <w:p>
+      <w:pPr>
+        <w:spacing w:after="0" w:line="240" w:lineRule="auto"/>
+        <w:rPr>
+          <w:rFonts w:ascii="Arial" w:hAnsi="Arial" w:cs="Arial"/>
+          <w:sz w:val="16"/>
+          <w:szCs w:val="16"/>
+          <w:lang w:val="ru-RU"/>
+        </w:rPr>
+      </w:pPr>
+      <w:r>
+        <w:rPr>
+          <w:rFonts w:ascii="Arial" w:hAnsi="Arial" w:cs="Arial"/>
+          <w:sz w:val="16"/>
+          <w:szCs w:val="16"/>
+          <w:lang w:val="ru-RU"/>
+        </w:rPr>
+        <w:t>Диверс. — диверсионная деятельность</w:t>
+      </w:r>
+    </w:p>
+    <w:p>
+      <w:pPr>
+        <w:spacing w:after="0" w:line="240" w:lineRule="auto"/>
+        <w:rPr>
+          <w:rFonts w:ascii="Arial" w:hAnsi="Arial" w:cs="Arial"/>
+          <w:sz w:val="16"/>
+          <w:szCs w:val="16"/>
+          <w:lang w:val="ru-RU"/>
+        </w:rPr>
+      </w:pPr>
+      <w:r>
+        <w:rPr>
+          <w:rFonts w:ascii="Arial" w:hAnsi="Arial" w:cs="Arial"/>
+          <w:sz w:val="16"/>
+          <w:szCs w:val="16"/>
+          <w:lang w:val="ru-RU"/>
+        </w:rPr>
+        <w:t>Дмитлаг</w:t>
+      </w:r>
+      <w:r>
+        <w:rPr>
+          <w:rFonts w:ascii="Arial" w:hAnsi="Arial" w:cs="Arial"/>
+          <w:sz w:val="16"/>
+          <w:szCs w:val="16"/>
+          <w:lang w:val="ru-RU"/>
+        </w:rPr>
+        <w:t xml:space="preserve">- </w:t>
+      </w:r>
+      <w:r>
+        <w:rPr>
+          <w:rFonts w:ascii="Arial" w:hAnsi="Arial" w:cs="Arial"/>
+          <w:sz w:val="16"/>
+          <w:szCs w:val="16"/>
+          <w:lang w:val="ru-RU"/>
+        </w:rPr>
+        <w:t>Дмитровский исправительно-трудовой лагерь</w:t>
+      </w:r>
+      <w:r>
+        <w:rPr>
+          <w:rFonts w:ascii="Arial" w:hAnsi="Arial" w:cs="Arial"/>
+          <w:sz w:val="16"/>
+          <w:szCs w:val="16"/>
+          <w:lang w:val="ru-RU"/>
+        </w:rPr>
+        <w:t>. Существовал в 1932–1938 годах в Московской области и самой Москве. Был создан специально для принудительного использования труда заключенных (достигавших 200 тыс. человек) на строительстве канала Москва — Волга</w:t>
+      </w:r>
+    </w:p>
+    <w:p>
+      <w:pPr>
+        <w:spacing w:after="0" w:line="240" w:lineRule="auto"/>
+        <w:rPr>
+          <w:rFonts w:ascii="Arial" w:hAnsi="Arial" w:cs="Arial"/>
+          <w:sz w:val="16"/>
+          <w:szCs w:val="16"/>
+          <w:lang w:val="ru-RU"/>
+        </w:rPr>
+      </w:pPr>
+      <w:proofErr w:type="spellStart"/>
+      <w:r>
+        <w:rPr>
+          <w:rFonts w:ascii="Arial" w:hAnsi="Arial" w:cs="Arial"/>
+          <w:sz w:val="16"/>
+          <w:szCs w:val="16"/>
+          <w:lang w:val="ru-RU"/>
+        </w:rPr>
+        <w:t>Домзак</w:t>
+      </w:r>
+      <w:proofErr w:type="spellEnd"/>
+      <w:r>
+        <w:rPr>
+          <w:rFonts w:ascii="Arial" w:hAnsi="Arial" w:cs="Arial"/>
+          <w:sz w:val="16"/>
+          <w:szCs w:val="16"/>
+          <w:lang w:val="ru-RU"/>
+        </w:rPr>
+        <w:t xml:space="preserve"> </w:t>
+      </w:r>
+      <w:r>
+        <w:rPr>
+          <w:rFonts w:ascii="Arial" w:hAnsi="Arial" w:cs="Arial"/>
+          <w:sz w:val="16"/>
+          <w:szCs w:val="16"/>
+          <w:lang w:val="ru-RU"/>
+        </w:rPr>
+        <w:t>– дом предварительного заключения</w:t>
+      </w:r>
+    </w:p>
+    <w:p>
+      <w:pPr>
+        <w:spacing w:after="0" w:line="240" w:lineRule="auto"/>
+        <w:rPr>
+          <w:rFonts w:ascii="Arial" w:hAnsi="Arial" w:cs="Arial"/>
+          <w:sz w:val="16"/>
+          <w:szCs w:val="16"/>
+          <w:lang w:val="ru-RU"/>
+        </w:rPr>
+      </w:pPr>
+      <w:r>
+        <w:rPr>
+          <w:rFonts w:ascii="Arial" w:hAnsi="Arial" w:cs="Arial"/>
+          <w:sz w:val="16"/>
+          <w:szCs w:val="16"/>
+          <w:lang w:val="ru-RU"/>
+        </w:rPr>
+        <w:t>ДТ</w:t>
+      </w:r>
+      <w:r>
+        <w:rPr>
+          <w:rFonts w:ascii="Arial" w:hAnsi="Arial" w:cs="Arial"/>
+          <w:sz w:val="16"/>
+          <w:szCs w:val="16"/>
+          <w:lang w:val="ru-RU"/>
+        </w:rPr>
+        <w:t xml:space="preserve">О – дорожно-транспортный отдел </w:t>
+      </w:r>
+      <w:r>
+        <w:rPr>
+          <w:rFonts w:ascii="Arial" w:hAnsi="Arial" w:cs="Arial"/>
+          <w:sz w:val="16"/>
+          <w:szCs w:val="16"/>
+          <w:lang w:val="ru-RU"/>
+        </w:rPr>
+        <w:t>Н</w:t>
+      </w:r>
+      <w:r>
+        <w:rPr>
+          <w:rFonts w:ascii="Arial" w:hAnsi="Arial" w:cs="Arial"/>
+          <w:sz w:val="16"/>
+          <w:szCs w:val="16"/>
+          <w:lang w:val="ru-RU"/>
+        </w:rPr>
+        <w:t>КВД</w:t>
+      </w:r>
+    </w:p>
+    <w:p>
+      <w:pPr>
+        <w:spacing w:after="0" w:line="240" w:lineRule="auto"/>
+        <w:rPr>
+          <w:rFonts w:ascii="Arial" w:hAnsi="Arial" w:cs="Arial"/>
+          <w:sz w:val="16"/>
+          <w:szCs w:val="16"/>
+          <w:lang w:val="ru-RU"/>
+        </w:rPr>
+      </w:pPr>
+      <w:r>
+        <w:rPr>
+          <w:rFonts w:ascii="Arial" w:hAnsi="Arial" w:cs="Arial"/>
+          <w:sz w:val="16"/>
+          <w:szCs w:val="16"/>
+          <w:lang w:val="ru-RU"/>
+        </w:rPr>
+        <w:t>ж/д</w:t>
+      </w:r>
+      <w:r>
+        <w:rPr>
+          <w:rFonts w:ascii="Arial" w:hAnsi="Arial" w:cs="Arial"/>
+          <w:sz w:val="16"/>
+          <w:szCs w:val="16"/>
+          <w:lang w:val="ru-RU"/>
+        </w:rPr>
         <w:t>,</w:t>
       </w:r>
       <w:r>
         <w:rPr>
           <w:rFonts w:ascii="Arial" w:hAnsi="Arial" w:cs="Arial"/>
+          <w:sz w:val="16"/>
+          <w:szCs w:val="16"/>
+          <w:lang w:val="ru-RU"/>
+        </w:rPr>
+        <w:t xml:space="preserve"> </w:t>
+      </w:r>
+      <w:r>
+        <w:rPr>
+          <w:rFonts w:ascii="Arial" w:hAnsi="Arial" w:cs="Arial"/>
           <w:color w:val="000000"/>
+          <w:sz w:val="16"/>
+          <w:szCs w:val="16"/>
+          <w:lang w:val="ru-RU"/>
+        </w:rPr>
+        <w:t xml:space="preserve">ж.д. </w:t>
+      </w:r>
+      <w:r>
+        <w:rPr>
+          <w:rFonts w:ascii="Arial" w:hAnsi="Arial" w:cs="Arial"/>
+          <w:sz w:val="16"/>
+          <w:szCs w:val="16"/>
+          <w:lang w:val="ru-RU"/>
+        </w:rPr>
+        <w:t xml:space="preserve">  – железная дорога</w:t>
+      </w:r>
+    </w:p>
+    <w:p>
+      <w:pPr>
+        <w:spacing w:after="0" w:line="240" w:lineRule="auto"/>
+        <w:rPr>
+          <w:rFonts w:ascii="Arial" w:hAnsi="Arial" w:cs="Arial"/>
+          <w:sz w:val="16"/>
+          <w:szCs w:val="16"/>
+          <w:lang w:val="ru-RU"/>
+        </w:rPr>
+      </w:pPr>
+      <w:r>
+        <w:rPr>
+          <w:rFonts w:ascii="Arial" w:hAnsi="Arial" w:cs="Arial"/>
+          <w:sz w:val="16"/>
+          <w:szCs w:val="16"/>
+          <w:lang w:val="ru-RU"/>
+        </w:rPr>
+        <w:t>зав. – заведующий</w:t>
+      </w:r>
+    </w:p>
+    <w:p>
+      <w:pPr>
+        <w:spacing w:after="0" w:line="240" w:lineRule="auto"/>
+        <w:rPr>
+          <w:rFonts w:ascii="Arial" w:hAnsi="Arial" w:cs="Arial"/>
+          <w:sz w:val="16"/>
+          <w:szCs w:val="16"/>
+          <w:lang w:val="ru-RU"/>
+        </w:rPr>
+      </w:pPr>
+      <w:r>
+        <w:rPr>
+          <w:rFonts w:ascii="Arial" w:hAnsi="Arial" w:cs="Arial"/>
+          <w:sz w:val="16"/>
+          <w:szCs w:val="16"/>
+          <w:lang w:val="ru-RU"/>
+        </w:rPr>
+        <w:t>зам. – заместитель</w:t>
+      </w:r>
+    </w:p>
+    <w:p>
+      <w:pPr>
+        <w:spacing w:after="0" w:line="240" w:lineRule="auto"/>
+        <w:rPr>
+          <w:rFonts w:ascii="Arial" w:hAnsi="Arial" w:cs="Arial"/>
+          <w:sz w:val="16"/>
+          <w:szCs w:val="16"/>
+          <w:lang w:val="ru-RU"/>
+        </w:rPr>
+      </w:pPr>
+      <w:r>
+        <w:rPr>
+          <w:rFonts w:ascii="Arial" w:hAnsi="Arial" w:cs="Arial"/>
+          <w:sz w:val="16"/>
+          <w:szCs w:val="16"/>
+          <w:lang w:val="ru-RU"/>
+        </w:rPr>
+        <w:t>з/к – заключенная</w:t>
+      </w:r>
+    </w:p>
+    <w:p>
+      <w:pPr>
+        <w:spacing w:after="0" w:line="240" w:lineRule="auto"/>
+        <w:rPr>
+          <w:rFonts w:ascii="Arial" w:hAnsi="Arial" w:cs="Arial"/>
+          <w:sz w:val="16"/>
+          <w:szCs w:val="16"/>
+          <w:lang w:val="ru-RU"/>
+        </w:rPr>
+      </w:pPr>
+      <w:r>
+        <w:rPr>
+          <w:rFonts w:ascii="Arial" w:hAnsi="Arial" w:cs="Arial"/>
+          <w:sz w:val="16"/>
+          <w:szCs w:val="16"/>
+          <w:lang w:val="ru-RU"/>
+        </w:rPr>
+        <w:t>Ивдельлаг</w:t>
+      </w:r>
+      <w:r>
+        <w:rPr>
+          <w:rFonts w:ascii="Arial" w:hAnsi="Arial" w:cs="Arial"/>
+          <w:sz w:val="16"/>
+          <w:szCs w:val="16"/>
+          <w:lang w:val="ru-RU"/>
+        </w:rPr>
+        <w:t xml:space="preserve">  – Ивдельский исправительно-трудовой лагерь —  одно из крупнейших подразделений ГУЛАГа, созданное в 1937 году на севере Свердловской области современного города Ивдель</w:t>
+      </w:r>
+    </w:p>
+    <w:p>
+      <w:pPr>
+        <w:spacing w:after="0" w:line="240" w:lineRule="auto"/>
+        <w:rPr>
+          <w:rFonts w:ascii="Arial" w:hAnsi="Arial" w:cs="Arial"/>
+          <w:sz w:val="16"/>
+          <w:szCs w:val="16"/>
+          <w:lang w:val="ru-RU"/>
+        </w:rPr>
+      </w:pPr>
+      <w:r>
+        <w:rPr>
+          <w:rFonts w:ascii="Arial" w:hAnsi="Arial" w:cs="Arial"/>
+          <w:sz w:val="16"/>
+          <w:szCs w:val="16"/>
+          <w:lang w:val="ru-RU"/>
+        </w:rPr>
+        <w:t>иждив. – иждивенец</w:t>
+      </w:r>
+    </w:p>
+    <w:p>
+      <w:pPr>
+        <w:spacing w:after="0" w:line="240" w:lineRule="auto"/>
+        <w:rPr>
+          <w:rFonts w:ascii="Arial" w:hAnsi="Arial" w:cs="Arial"/>
+          <w:sz w:val="16"/>
+          <w:szCs w:val="16"/>
+          <w:lang w:val="ru-RU"/>
+        </w:rPr>
+      </w:pPr>
+      <w:r>
+        <w:rPr>
+          <w:rFonts w:ascii="Arial" w:hAnsi="Arial" w:cs="Arial"/>
+          <w:sz w:val="16"/>
+          <w:szCs w:val="16"/>
+          <w:lang w:val="ru-RU"/>
+        </w:rPr>
+        <w:t>ИККИ – Исполнительный комитет коммунистического Интернационала</w:t>
+      </w:r>
+    </w:p>
+    <w:p>
+      <w:pPr>
+        <w:spacing w:after="0" w:line="240" w:lineRule="auto"/>
+        <w:rPr>
+          <w:rFonts w:ascii="Arial" w:hAnsi="Arial" w:cs="Arial"/>
           <w:spacing w:val="12"/>
           <w:sz w:val="16"/>
           <w:szCs w:val="16"/>
           <w:lang w:val="ru-RU"/>
         </w:rPr>
+      </w:pPr>
+      <w:r>
+        <w:rPr>
+          <w:rFonts w:ascii="Arial" w:hAnsi="Arial" w:cs="Arial"/>
+          <w:spacing w:val="12"/>
+          <w:sz w:val="16"/>
+          <w:szCs w:val="16"/>
+          <w:lang w:val="ru-RU"/>
+        </w:rPr>
+        <w:t>ИНО – Иностранный отдел НКВД СССР</w:t>
+      </w:r>
+    </w:p>
+    <w:p>
+      <w:pPr>
+        <w:spacing w:after="0" w:line="240" w:lineRule="auto"/>
+        <w:rPr>
+          <w:rFonts w:ascii="Arial" w:hAnsi="Arial" w:cs="Arial"/>
+          <w:sz w:val="16"/>
+          <w:szCs w:val="16"/>
+          <w:lang w:val="ru-RU"/>
+        </w:rPr>
+      </w:pPr>
+      <w:r>
+        <w:rPr>
+          <w:rFonts w:ascii="Arial" w:hAnsi="Arial" w:cs="Arial"/>
+          <w:spacing w:val="12"/>
+          <w:sz w:val="16"/>
+          <w:szCs w:val="16"/>
+          <w:lang w:val="ru-RU"/>
+        </w:rPr>
+        <w:t xml:space="preserve">ИПЦ </w:t>
+      </w:r>
+      <w:r>
+        <w:rPr>
+          <w:rFonts w:ascii="Arial" w:hAnsi="Arial" w:cs="Arial"/>
+          <w:sz w:val="16"/>
+          <w:szCs w:val="16"/>
+          <w:lang w:val="ru-RU"/>
+        </w:rPr>
+        <w:t xml:space="preserve"> – истинно</w:t>
+      </w:r>
+      <w:r>
+        <w:rPr>
+          <w:rFonts w:ascii="Arial" w:hAnsi="Arial" w:cs="Arial"/>
+          <w:sz w:val="16"/>
+          <w:szCs w:val="16"/>
+          <w:lang w:val="ru-RU"/>
+        </w:rPr>
+        <w:t>-</w:t>
+      </w:r>
+      <w:r>
+        <w:rPr>
+          <w:rFonts w:ascii="Arial" w:hAnsi="Arial" w:cs="Arial"/>
+          <w:sz w:val="16"/>
+          <w:szCs w:val="16"/>
+          <w:lang w:val="ru-RU"/>
+        </w:rPr>
+        <w:t>православная церковь</w:t>
+      </w:r>
+    </w:p>
+    <w:p>
+      <w:pPr>
+        <w:spacing w:after="0"/>
+        <w:rPr>
+          <w:rFonts w:ascii="Arial" w:hAnsi="Arial" w:cs="Arial"/>
+          <w:sz w:val="16"/>
+          <w:szCs w:val="16"/>
+          <w:lang w:val="ru-RU"/>
+        </w:rPr>
+      </w:pPr>
+      <w:r>
+        <w:rPr>
+          <w:rFonts w:ascii="Arial" w:hAnsi="Arial" w:cs="Arial"/>
+          <w:sz w:val="16"/>
+          <w:szCs w:val="16"/>
+          <w:lang w:val="ru-RU"/>
+        </w:rPr>
+        <w:t>ИПХ — истинно-православные христиане</w:t>
+      </w:r>
+    </w:p>
+    <w:p>
+      <w:pPr>
+        <w:spacing w:after="0"/>
+        <w:rPr>
+          <w:rFonts w:ascii="Arial" w:hAnsi="Arial" w:cs="Arial"/>
+          <w:sz w:val="16"/>
+          <w:szCs w:val="16"/>
+          <w:lang w:val="ru-RU"/>
+        </w:rPr>
+      </w:pPr>
+      <w:r>
+        <w:rPr>
+          <w:rFonts w:ascii="Arial" w:hAnsi="Arial" w:cs="Arial"/>
+          <w:sz w:val="16"/>
+          <w:szCs w:val="16"/>
+          <w:lang w:val="ru-RU"/>
+        </w:rPr>
+        <w:t>ИТК – исправительно-трудовая колония</w:t>
+      </w:r>
+    </w:p>
+    <w:p>
+      <w:pPr>
+        <w:spacing w:after="0"/>
+        <w:rPr>
+          <w:rFonts w:ascii="Arial" w:hAnsi="Arial" w:cs="Arial"/>
+          <w:sz w:val="16"/>
+          <w:szCs w:val="16"/>
+          <w:lang w:val="ru-RU"/>
+        </w:rPr>
+      </w:pPr>
+      <w:r>
+        <w:rPr>
+          <w:rFonts w:ascii="Arial" w:hAnsi="Arial" w:cs="Arial"/>
+          <w:sz w:val="16"/>
+          <w:szCs w:val="16"/>
+          <w:lang w:val="ru-RU"/>
+        </w:rPr>
+        <w:t>ИТЛ – исправительно-трудовой лагерь</w:t>
+      </w:r>
+    </w:p>
+    <w:p>
+      <w:pPr>
+        <w:spacing w:after="0"/>
+        <w:rPr>
+          <w:rFonts w:ascii="Arial" w:hAnsi="Arial" w:cs="Arial"/>
+          <w:sz w:val="16"/>
+          <w:szCs w:val="16"/>
+          <w:lang w:val="ru-RU"/>
+        </w:rPr>
+      </w:pPr>
+      <w:r>
+        <w:rPr>
+          <w:rFonts w:ascii="Arial" w:hAnsi="Arial" w:cs="Arial"/>
+          <w:color w:val="333333"/>
+          <w:sz w:val="16"/>
+          <w:szCs w:val="16"/>
+          <w:lang w:val="ru-RU"/>
+        </w:rPr>
+        <w:t xml:space="preserve">Кав. </w:t>
+      </w:r>
+      <w:r>
+        <w:rPr>
+          <w:rFonts w:ascii="Arial" w:hAnsi="Arial" w:cs="Arial"/>
+          <w:sz w:val="16"/>
+          <w:szCs w:val="16"/>
+          <w:lang w:val="ru-RU"/>
+        </w:rPr>
+        <w:t>– Кавказ, кав</w:t>
+      </w:r>
+      <w:r>
+        <w:rPr>
+          <w:rFonts w:ascii="Arial" w:hAnsi="Arial" w:cs="Arial"/>
+          <w:sz w:val="16"/>
+          <w:szCs w:val="16"/>
+          <w:lang w:val="ru-RU"/>
+        </w:rPr>
+        <w:t>казский</w:t>
+      </w:r>
+    </w:p>
+    <w:p>
+      <w:pPr>
+        <w:spacing w:after="0"/>
+        <w:rPr>
+          <w:rFonts w:ascii="Arial" w:hAnsi="Arial" w:cs="Arial"/>
+          <w:sz w:val="16"/>
+          <w:szCs w:val="16"/>
+          <w:lang w:val="ru-RU"/>
+        </w:rPr>
+      </w:pPr>
+      <w:r>
+        <w:rPr>
+          <w:rFonts w:ascii="Arial" w:hAnsi="Arial" w:cs="Arial"/>
+          <w:sz w:val="16"/>
+          <w:szCs w:val="16"/>
+          <w:lang w:val="ru-RU"/>
+        </w:rPr>
+        <w:t xml:space="preserve">Карлаг - </w:t>
+      </w:r>
+      <w:r>
+        <w:rPr>
+          <w:rFonts w:ascii="Arial" w:hAnsi="Arial" w:cs="Arial"/>
+          <w:sz w:val="16"/>
+          <w:szCs w:val="16"/>
+          <w:lang w:val="ru-RU"/>
+        </w:rPr>
+        <w:t>Карагандинский исправительно-трудовой лагерь</w:t>
+      </w:r>
+      <w:r>
+        <w:rPr>
+          <w:rFonts w:ascii="Arial" w:hAnsi="Arial" w:cs="Arial"/>
+          <w:sz w:val="16"/>
+          <w:szCs w:val="16"/>
+        </w:rPr>
+        <w:t> </w:t>
+      </w:r>
+      <w:r>
+        <w:rPr>
+          <w:rFonts w:ascii="Arial" w:hAnsi="Arial" w:cs="Arial"/>
+          <w:sz w:val="16"/>
+          <w:szCs w:val="16"/>
+          <w:lang w:val="ru-RU"/>
+        </w:rPr>
+        <w:t>— один из крупнейших исправительно-трудовых лагерей СССР в 1930—1959</w:t>
+      </w:r>
+      <w:r>
+        <w:rPr>
+          <w:rFonts w:ascii="Arial" w:hAnsi="Arial" w:cs="Arial"/>
+          <w:sz w:val="16"/>
+          <w:szCs w:val="16"/>
+        </w:rPr>
+        <w:t> </w:t>
+      </w:r>
+      <w:r>
+        <w:rPr>
+          <w:rFonts w:ascii="Arial" w:hAnsi="Arial" w:cs="Arial"/>
+          <w:sz w:val="16"/>
+          <w:szCs w:val="16"/>
+          <w:lang w:val="ru-RU"/>
+        </w:rPr>
+        <w:t>годах</w:t>
+      </w:r>
+    </w:p>
+    <w:p>
+      <w:pPr>
+        <w:spacing w:after="0"/>
+        <w:rPr>
+          <w:rFonts w:ascii="Arial" w:hAnsi="Arial" w:cs="Arial"/>
+          <w:sz w:val="16"/>
+          <w:szCs w:val="16"/>
+          <w:lang w:val="ru-RU"/>
+        </w:rPr>
+      </w:pPr>
+      <w:r>
+        <w:rPr>
+          <w:rFonts w:ascii="Arial" w:hAnsi="Arial" w:cs="Arial"/>
+          <w:sz w:val="16"/>
+          <w:szCs w:val="16"/>
+          <w:lang w:val="ru-RU"/>
+        </w:rPr>
+        <w:t>КГБ – Комитет государственной безопасности</w:t>
+      </w:r>
+    </w:p>
+    <w:p>
+      <w:pPr>
+        <w:spacing w:after="0"/>
+        <w:rPr>
+          <w:rFonts w:ascii="Arial" w:hAnsi="Arial" w:cs="Arial"/>
+          <w:sz w:val="16"/>
+          <w:szCs w:val="16"/>
+          <w:lang w:val="ru-RU"/>
+        </w:rPr>
+      </w:pPr>
+      <w:r>
+        <w:rPr>
+          <w:rFonts w:ascii="Arial" w:hAnsi="Arial" w:cs="Arial"/>
+          <w:sz w:val="16"/>
+          <w:szCs w:val="16"/>
+          <w:lang w:val="ru-RU"/>
+        </w:rPr>
+        <w:t>к</w:t>
+      </w:r>
+      <w:r>
+        <w:rPr>
+          <w:rFonts w:ascii="Arial" w:hAnsi="Arial" w:cs="Arial"/>
+          <w:sz w:val="16"/>
+          <w:szCs w:val="16"/>
+          <w:lang w:val="ru-RU"/>
+        </w:rPr>
+        <w:t>-з, кол-</w:t>
+      </w:r>
+      <w:r>
+        <w:rPr>
+          <w:rFonts w:ascii="Arial" w:hAnsi="Arial" w:cs="Arial"/>
+          <w:sz w:val="16"/>
+          <w:szCs w:val="16"/>
+          <w:lang w:val="ru-RU"/>
+        </w:rPr>
+        <w:t>з, колхоз – коллективное хозя</w:t>
+      </w:r>
+      <w:r>
+        <w:rPr>
+          <w:rFonts w:ascii="Arial" w:hAnsi="Arial" w:cs="Arial"/>
+          <w:sz w:val="16"/>
+          <w:szCs w:val="16"/>
+          <w:lang w:val="ru-RU"/>
+        </w:rPr>
+        <w:t>йство</w:t>
+      </w:r>
+    </w:p>
+    <w:p>
+      <w:pPr>
+        <w:spacing w:after="0"/>
+        <w:rPr>
+          <w:rFonts w:ascii="Arial" w:hAnsi="Arial" w:cs="Arial"/>
+          <w:sz w:val="16"/>
+          <w:szCs w:val="16"/>
+          <w:lang w:val="ru-RU"/>
+        </w:rPr>
+      </w:pPr>
+      <w:r>
+        <w:rPr>
+          <w:rFonts w:ascii="Arial" w:hAnsi="Arial" w:cs="Arial"/>
+          <w:sz w:val="16"/>
+          <w:szCs w:val="16"/>
+          <w:lang w:val="ru-RU"/>
+        </w:rPr>
+        <w:t xml:space="preserve">КК </w:t>
+      </w:r>
+      <w:r>
+        <w:rPr>
+          <w:rFonts w:ascii="Arial" w:hAnsi="Arial" w:cs="Arial"/>
+          <w:sz w:val="16"/>
+          <w:szCs w:val="16"/>
+          <w:lang w:val="ru-RU"/>
+        </w:rPr>
+        <w:t>– Красноярский край</w:t>
+      </w:r>
+    </w:p>
+    <w:p>
+      <w:pPr>
+        <w:spacing w:after="0"/>
+        <w:rPr>
+          <w:rFonts w:ascii="Arial" w:hAnsi="Arial" w:cs="Arial"/>
+          <w:sz w:val="16"/>
+          <w:szCs w:val="16"/>
+          <w:lang w:val="ru-RU"/>
+        </w:rPr>
+      </w:pPr>
+      <w:r>
+        <w:rPr>
+          <w:rFonts w:ascii="Arial" w:hAnsi="Arial" w:cs="Arial"/>
+          <w:sz w:val="16"/>
+          <w:szCs w:val="16"/>
+          <w:lang w:val="ru-RU"/>
+        </w:rPr>
+        <w:t>Коминтерн – Коммунистический Интернационал</w:t>
+      </w:r>
+    </w:p>
+    <w:p>
+      <w:pPr>
+        <w:spacing w:after="0"/>
+        <w:rPr>
+          <w:rFonts w:ascii="Arial" w:hAnsi="Arial" w:cs="Arial"/>
+          <w:sz w:val="16"/>
+          <w:szCs w:val="16"/>
+          <w:lang w:val="ru-RU"/>
+        </w:rPr>
+      </w:pPr>
+      <w:r>
+        <w:rPr>
+          <w:rFonts w:ascii="Arial" w:hAnsi="Arial" w:cs="Arial"/>
+          <w:bCs/>
+          <w:sz w:val="16"/>
+          <w:szCs w:val="16"/>
+          <w:lang w:val="ru-RU"/>
+        </w:rPr>
+        <w:t xml:space="preserve">КП </w:t>
+      </w:r>
+      <w:r>
+        <w:rPr>
+          <w:rFonts w:ascii="Arial" w:hAnsi="Arial" w:cs="Arial"/>
+          <w:sz w:val="16"/>
+          <w:szCs w:val="16"/>
+          <w:lang w:val="ru-RU"/>
+        </w:rPr>
+        <w:t xml:space="preserve">– Коммунистическая партия </w:t>
+      </w:r>
+    </w:p>
+    <w:p>
+      <w:pPr>
+        <w:spacing w:after="0"/>
+        <w:rPr>
+          <w:rFonts w:ascii="Arial" w:hAnsi="Arial" w:cs="Arial"/>
+          <w:sz w:val="16"/>
+          <w:szCs w:val="16"/>
+          <w:lang w:val="ru-RU"/>
+        </w:rPr>
+      </w:pPr>
+      <w:r>
+        <w:rPr>
+          <w:rFonts w:ascii="Arial" w:hAnsi="Arial" w:cs="Arial"/>
+          <w:bCs/>
+          <w:sz w:val="16"/>
+          <w:szCs w:val="16"/>
+          <w:lang w:val="ru-RU"/>
+        </w:rPr>
+        <w:t xml:space="preserve">КПГ </w:t>
+      </w:r>
+      <w:r>
+        <w:rPr>
+          <w:rFonts w:ascii="Arial" w:hAnsi="Arial" w:cs="Arial"/>
+          <w:sz w:val="16"/>
+          <w:szCs w:val="16"/>
+          <w:lang w:val="ru-RU"/>
+        </w:rPr>
+        <w:t xml:space="preserve">– Коммунистическая партия Германии </w:t>
+      </w:r>
+    </w:p>
+    <w:p>
+      <w:pPr>
+        <w:spacing w:after="0"/>
+        <w:rPr>
+          <w:rFonts w:ascii="Arial" w:hAnsi="Arial" w:cs="Arial"/>
+          <w:sz w:val="16"/>
+          <w:szCs w:val="16"/>
+          <w:lang w:val="ru-RU"/>
+        </w:rPr>
+      </w:pPr>
+      <w:r>
+        <w:rPr>
+          <w:rFonts w:ascii="Arial" w:hAnsi="Arial" w:cs="Arial"/>
+          <w:sz w:val="16"/>
+          <w:szCs w:val="16"/>
+          <w:lang w:val="ru-RU"/>
+        </w:rPr>
+        <w:t>КПП – Коммунистическая партия Польши</w:t>
+      </w:r>
+      <w:r>
+        <w:rPr>
+          <w:rFonts w:ascii="Arial" w:hAnsi="Arial" w:cs="Arial"/>
+          <w:sz w:val="16"/>
+          <w:szCs w:val="16"/>
+          <w:lang w:val="ru-RU"/>
+        </w:rPr>
         <w:t xml:space="preserve"> </w:t>
       </w:r>
-      <w:r>
-        <w:rPr>
-          <w:rFonts w:ascii="Arial" w:hAnsi="Arial" w:cs="Arial"/>
-          <w:color w:val="000000"/>
-          <w:spacing w:val="12"/>
-          <w:sz w:val="16"/>
-          <w:szCs w:val="16"/>
-          <w:lang w:val="ru-RU"/>
-        </w:rPr>
-        <w:t>от имени которого выносились заочные приговоры, в период Большого Террора. Двойка, в отличие от остальных внесудебных или квазисудебных органов коммунистического "правосудия", давала исключительно РАССТРЕЛ (ВМН).</w:t>
-      </w:r>
-    </w:p>
-    <w:p>
-      <w:pPr>
-        <w:spacing w:after="0" w:line="240" w:lineRule="auto"/>
-        <w:rPr>
-          <w:rFonts w:ascii="Arial" w:hAnsi="Arial" w:cs="Arial"/>
-          <w:sz w:val="16"/>
-          <w:szCs w:val="16"/>
-          <w:lang w:val="ru-RU"/>
-        </w:rPr>
-      </w:pPr>
-      <w:r>
-        <w:rPr>
-          <w:rFonts w:ascii="Arial" w:hAnsi="Arial" w:cs="Arial"/>
-          <w:sz w:val="16"/>
-          <w:szCs w:val="16"/>
-          <w:lang w:val="ru-RU"/>
-        </w:rPr>
-        <w:t xml:space="preserve">Диверс. </w:t>
-      </w:r>
-      <w:r>
-        <w:rPr>
-          <w:rFonts w:ascii="Arial" w:hAnsi="Arial" w:cs="Arial"/>
-          <w:sz w:val="16"/>
-          <w:szCs w:val="16"/>
-          <w:lang w:val="ru-RU"/>
-        </w:rPr>
-        <w:t xml:space="preserve">– </w:t>
-      </w:r>
-      <w:r>
-        <w:rPr>
-          <w:rFonts w:ascii="Arial" w:hAnsi="Arial" w:cs="Arial"/>
-          <w:sz w:val="16"/>
-          <w:szCs w:val="16"/>
-          <w:lang w:val="ru-RU"/>
-        </w:rPr>
-        <w:t xml:space="preserve"> диверсионная деятельность</w:t>
-      </w:r>
-    </w:p>
-    <w:p>
-      <w:pPr>
-        <w:spacing w:after="0" w:line="240" w:lineRule="auto"/>
-        <w:rPr>
-          <w:rFonts w:ascii="Arial" w:hAnsi="Arial" w:cs="Arial"/>
-          <w:sz w:val="16"/>
-          <w:szCs w:val="16"/>
-          <w:lang w:val="ru-RU"/>
-        </w:rPr>
-      </w:pPr>
-      <w:r>
-        <w:rPr>
-          <w:rFonts w:ascii="Arial" w:hAnsi="Arial" w:cs="Arial"/>
-          <w:sz w:val="16"/>
-          <w:szCs w:val="16"/>
-          <w:lang w:val="ru-RU"/>
-        </w:rPr>
-        <w:t>ДТ</w:t>
-      </w:r>
-      <w:r>
-        <w:rPr>
-          <w:rFonts w:ascii="Arial" w:hAnsi="Arial" w:cs="Arial"/>
-          <w:sz w:val="16"/>
-          <w:szCs w:val="16"/>
-          <w:lang w:val="ru-RU"/>
-        </w:rPr>
-        <w:t xml:space="preserve">О – дорожно-транспортный отдел </w:t>
-      </w:r>
-      <w:r>
-        <w:rPr>
-          <w:rFonts w:ascii="Arial" w:hAnsi="Arial" w:cs="Arial"/>
-          <w:sz w:val="16"/>
-          <w:szCs w:val="16"/>
-          <w:lang w:val="ru-RU"/>
-        </w:rPr>
-        <w:t>Н</w:t>
-      </w:r>
-      <w:r>
-        <w:rPr>
-          <w:rFonts w:ascii="Arial" w:hAnsi="Arial" w:cs="Arial"/>
-          <w:sz w:val="16"/>
-          <w:szCs w:val="16"/>
-          <w:lang w:val="ru-RU"/>
-        </w:rPr>
-        <w:t>КВД</w:t>
-      </w:r>
-    </w:p>
-    <w:p>
-      <w:pPr>
-        <w:spacing w:after="0" w:line="240" w:lineRule="auto"/>
-        <w:rPr>
-          <w:rFonts w:ascii="Arial" w:hAnsi="Arial" w:cs="Arial"/>
-          <w:sz w:val="16"/>
-          <w:szCs w:val="16"/>
-          <w:lang w:val="ru-RU"/>
-        </w:rPr>
-      </w:pPr>
-      <w:r>
-        <w:rPr>
-          <w:rFonts w:ascii="Arial" w:hAnsi="Arial" w:cs="Arial"/>
-          <w:sz w:val="16"/>
-          <w:szCs w:val="16"/>
-          <w:lang w:val="ru-RU"/>
-        </w:rPr>
-        <w:t>ж/д</w:t>
-      </w:r>
-      <w:r>
-        <w:rPr>
-          <w:rFonts w:ascii="Arial" w:hAnsi="Arial" w:cs="Arial"/>
-          <w:sz w:val="16"/>
-          <w:szCs w:val="16"/>
-          <w:lang w:val="ru-RU"/>
-        </w:rPr>
-        <w:t>,</w:t>
-      </w:r>
-      <w:r>
-        <w:rPr>
-          <w:rFonts w:ascii="Arial" w:hAnsi="Arial" w:cs="Arial"/>
-          <w:sz w:val="16"/>
-          <w:szCs w:val="16"/>
-          <w:lang w:val="ru-RU"/>
-        </w:rPr>
-        <w:t xml:space="preserve"> </w:t>
-      </w:r>
-      <w:r>
-        <w:rPr>
-          <w:rFonts w:ascii="Arial" w:hAnsi="Arial" w:cs="Arial"/>
-          <w:color w:val="000000"/>
-          <w:sz w:val="16"/>
-          <w:szCs w:val="16"/>
-          <w:lang w:val="ru-RU"/>
-        </w:rPr>
-        <w:t>ж.д.</w:t>
-      </w:r>
-      <w:r>
-        <w:rPr>
-          <w:rFonts w:ascii="Arial" w:hAnsi="Arial" w:cs="Arial"/>
-          <w:color w:val="000000"/>
-          <w:sz w:val="16"/>
-          <w:szCs w:val="16"/>
-          <w:lang w:val="ru-RU"/>
-        </w:rPr>
-        <w:t xml:space="preserve"> </w:t>
-      </w:r>
-      <w:r>
-        <w:rPr>
-          <w:rFonts w:ascii="Arial" w:hAnsi="Arial" w:cs="Arial"/>
-          <w:sz w:val="16"/>
-          <w:szCs w:val="16"/>
-          <w:lang w:val="ru-RU"/>
-        </w:rPr>
-        <w:t>– железная дорога</w:t>
-      </w:r>
-    </w:p>
-    <w:p>
-      <w:pPr>
-        <w:spacing w:after="0" w:line="240" w:lineRule="auto"/>
-        <w:rPr>
-          <w:rFonts w:ascii="Arial" w:hAnsi="Arial" w:cs="Arial"/>
-          <w:sz w:val="16"/>
-          <w:szCs w:val="16"/>
-          <w:lang w:val="ru-RU"/>
-        </w:rPr>
-      </w:pPr>
-      <w:r>
-        <w:rPr>
-          <w:rFonts w:ascii="Arial" w:hAnsi="Arial" w:cs="Arial"/>
-          <w:sz w:val="16"/>
-          <w:szCs w:val="16"/>
-          <w:lang w:val="ru-RU"/>
-        </w:rPr>
-        <w:t>зав. – заведующий</w:t>
-      </w:r>
-    </w:p>
-    <w:p>
-      <w:pPr>
-        <w:spacing w:after="0" w:line="240" w:lineRule="auto"/>
-        <w:rPr>
-          <w:rFonts w:ascii="Arial" w:hAnsi="Arial" w:cs="Arial"/>
-          <w:sz w:val="16"/>
-          <w:szCs w:val="16"/>
-          <w:lang w:val="ru-RU"/>
-        </w:rPr>
-      </w:pPr>
-      <w:r>
-        <w:rPr>
-          <w:rFonts w:ascii="Arial" w:hAnsi="Arial" w:cs="Arial"/>
-          <w:sz w:val="16"/>
-          <w:szCs w:val="16"/>
-          <w:lang w:val="ru-RU"/>
-        </w:rPr>
-        <w:t>зам. – заместитель</w:t>
-      </w:r>
-    </w:p>
-    <w:p>
-      <w:pPr>
-        <w:spacing w:after="0" w:line="240" w:lineRule="auto"/>
-        <w:rPr>
-          <w:rFonts w:ascii="Arial" w:hAnsi="Arial" w:cs="Arial"/>
-          <w:sz w:val="16"/>
-          <w:szCs w:val="16"/>
-          <w:lang w:val="ru-RU"/>
-        </w:rPr>
-      </w:pPr>
-      <w:r>
-        <w:rPr>
-          <w:rFonts w:ascii="Arial" w:hAnsi="Arial" w:cs="Arial"/>
-          <w:sz w:val="16"/>
-          <w:szCs w:val="16"/>
-          <w:lang w:val="ru-RU"/>
-        </w:rPr>
-        <w:t>з/к – заключенная</w:t>
-      </w:r>
-    </w:p>
-    <w:p>
-      <w:pPr>
-        <w:spacing w:after="0" w:line="240" w:lineRule="auto"/>
-        <w:rPr>
-          <w:rFonts w:ascii="Arial" w:hAnsi="Arial" w:cs="Arial"/>
-          <w:sz w:val="16"/>
-          <w:szCs w:val="16"/>
-          <w:lang w:val="ru-RU"/>
-        </w:rPr>
-      </w:pPr>
-      <w:r>
-        <w:rPr>
-          <w:rFonts w:ascii="Arial" w:hAnsi="Arial" w:cs="Arial"/>
-          <w:sz w:val="16"/>
-          <w:szCs w:val="16"/>
-          <w:lang w:val="ru-RU"/>
-        </w:rPr>
-        <w:t>иждив. – иждивенец</w:t>
-      </w:r>
-    </w:p>
-    <w:p>
-      <w:pPr>
-        <w:spacing w:after="0" w:line="240" w:lineRule="auto"/>
-        <w:rPr>
-          <w:rFonts w:ascii="Arial" w:hAnsi="Arial" w:cs="Arial"/>
-          <w:sz w:val="16"/>
-          <w:szCs w:val="16"/>
-          <w:lang w:val="ru-RU"/>
-        </w:rPr>
-      </w:pPr>
-      <w:r>
-        <w:rPr>
-          <w:rFonts w:ascii="Arial" w:hAnsi="Arial" w:cs="Arial"/>
-          <w:sz w:val="16"/>
-          <w:szCs w:val="16"/>
-          <w:lang w:val="ru-RU"/>
-        </w:rPr>
-        <w:t>ИККИ – Исполнительный комитет коммунистического Интернационала</w:t>
-      </w:r>
-    </w:p>
-    <w:p>
-      <w:pPr>
-        <w:spacing w:after="0" w:line="240" w:lineRule="auto"/>
-        <w:rPr>
-          <w:rFonts w:ascii="Arial" w:hAnsi="Arial" w:cs="Arial"/>
-          <w:spacing w:val="12"/>
-          <w:sz w:val="16"/>
-          <w:szCs w:val="16"/>
-          <w:lang w:val="ru-RU"/>
-        </w:rPr>
-      </w:pPr>
-      <w:r>
-        <w:rPr>
-          <w:rFonts w:ascii="Arial" w:hAnsi="Arial" w:cs="Arial"/>
-          <w:spacing w:val="12"/>
-          <w:sz w:val="16"/>
-          <w:szCs w:val="16"/>
-          <w:lang w:val="ru-RU"/>
-        </w:rPr>
-        <w:t>ИНО – Иностранный отдел НКВД СССР</w:t>
-      </w:r>
-    </w:p>
-    <w:p>
-      <w:pPr>
-        <w:spacing w:after="0" w:line="240" w:lineRule="auto"/>
-        <w:rPr>
-          <w:rFonts w:ascii="Arial" w:hAnsi="Arial" w:cs="Arial"/>
-          <w:sz w:val="16"/>
-          <w:szCs w:val="16"/>
-          <w:lang w:val="ru-RU"/>
-        </w:rPr>
-      </w:pPr>
-      <w:r>
-        <w:rPr>
-          <w:rFonts w:ascii="Arial" w:hAnsi="Arial" w:cs="Arial"/>
-          <w:spacing w:val="12"/>
-          <w:sz w:val="16"/>
-          <w:szCs w:val="16"/>
-          <w:lang w:val="ru-RU"/>
-        </w:rPr>
-        <w:t>ИПЦ</w:t>
-      </w:r>
-      <w:r>
-        <w:rPr>
-          <w:rFonts w:ascii="Arial" w:hAnsi="Arial" w:cs="Arial"/>
-          <w:spacing w:val="12"/>
-          <w:sz w:val="16"/>
-          <w:szCs w:val="16"/>
-          <w:lang w:val="ru-RU"/>
-        </w:rPr>
-        <w:t xml:space="preserve"> </w:t>
-      </w:r>
-      <w:r>
-        <w:rPr>
-          <w:rFonts w:ascii="Arial" w:hAnsi="Arial" w:cs="Arial"/>
-          <w:sz w:val="16"/>
-          <w:szCs w:val="16"/>
-          <w:lang w:val="ru-RU"/>
-        </w:rPr>
-        <w:t>– истинно</w:t>
-      </w:r>
-      <w:r>
-        <w:rPr>
-          <w:rFonts w:ascii="Arial" w:hAnsi="Arial" w:cs="Arial"/>
-          <w:sz w:val="16"/>
-          <w:szCs w:val="16"/>
-          <w:lang w:val="ru-RU"/>
-        </w:rPr>
-        <w:t>-</w:t>
-      </w:r>
-      <w:r>
-        <w:rPr>
-          <w:rFonts w:ascii="Arial" w:hAnsi="Arial" w:cs="Arial"/>
-          <w:sz w:val="16"/>
-          <w:szCs w:val="16"/>
-          <w:lang w:val="ru-RU"/>
-        </w:rPr>
-        <w:t>православная церковь</w:t>
-      </w:r>
-    </w:p>
-    <w:p>
-      <w:pPr>
-        <w:spacing w:after="0"/>
-        <w:rPr>
-          <w:rFonts w:ascii="Arial" w:hAnsi="Arial" w:cs="Arial"/>
-          <w:sz w:val="16"/>
-          <w:szCs w:val="16"/>
-          <w:lang w:val="ru-RU"/>
-        </w:rPr>
-      </w:pPr>
-      <w:r>
-        <w:rPr>
-          <w:rFonts w:ascii="Arial" w:hAnsi="Arial" w:cs="Arial"/>
-          <w:sz w:val="16"/>
-          <w:szCs w:val="16"/>
-          <w:lang w:val="ru-RU"/>
-        </w:rPr>
-        <w:t xml:space="preserve">ИПХ </w:t>
-      </w:r>
-      <w:r>
-        <w:rPr>
-          <w:rFonts w:ascii="Arial" w:hAnsi="Arial" w:cs="Arial"/>
-          <w:sz w:val="16"/>
-          <w:szCs w:val="16"/>
-          <w:lang w:val="ru-RU"/>
-        </w:rPr>
-        <w:t xml:space="preserve">– </w:t>
-      </w:r>
-      <w:r>
-        <w:rPr>
-          <w:rFonts w:ascii="Arial" w:hAnsi="Arial" w:cs="Arial"/>
-          <w:sz w:val="16"/>
-          <w:szCs w:val="16"/>
-          <w:lang w:val="ru-RU"/>
-        </w:rPr>
-        <w:t>истинно</w:t>
-      </w:r>
-      <w:r>
-        <w:rPr>
-          <w:rFonts w:ascii="Arial" w:hAnsi="Arial" w:cs="Arial"/>
-          <w:sz w:val="16"/>
-          <w:szCs w:val="16"/>
-          <w:lang w:val="ru-RU"/>
-        </w:rPr>
-        <w:t>-православные христиане</w:t>
-      </w:r>
-    </w:p>
-    <w:p>
-      <w:pPr>
-        <w:spacing w:after="0"/>
-        <w:rPr>
-          <w:rFonts w:ascii="Arial" w:hAnsi="Arial" w:cs="Arial"/>
-          <w:sz w:val="16"/>
-          <w:szCs w:val="16"/>
-          <w:lang w:val="ru-RU"/>
-        </w:rPr>
-      </w:pPr>
-      <w:r>
-        <w:rPr>
-          <w:rFonts w:ascii="Arial" w:hAnsi="Arial" w:cs="Arial"/>
-          <w:sz w:val="16"/>
-          <w:szCs w:val="16"/>
-          <w:lang w:val="ru-RU"/>
-        </w:rPr>
-        <w:lastRenderedPageBreak/>
-        <w:t>ИТК – исправительно-трудовая колония</w:t>
-      </w:r>
-    </w:p>
-    <w:p>
-      <w:pPr>
-        <w:spacing w:after="0"/>
-        <w:rPr>
-          <w:rFonts w:ascii="Arial" w:hAnsi="Arial" w:cs="Arial"/>
-          <w:sz w:val="16"/>
-          <w:szCs w:val="16"/>
-          <w:lang w:val="ru-RU"/>
-        </w:rPr>
-      </w:pPr>
-      <w:r>
-        <w:rPr>
-          <w:rFonts w:ascii="Arial" w:hAnsi="Arial" w:cs="Arial"/>
-          <w:sz w:val="16"/>
-          <w:szCs w:val="16"/>
-          <w:lang w:val="ru-RU"/>
-        </w:rPr>
-        <w:t>ИТЛ – исправительно-трудовой лагерь</w:t>
-      </w:r>
-    </w:p>
-    <w:p>
-      <w:pPr>
-        <w:spacing w:after="0"/>
-        <w:rPr>
-          <w:rFonts w:ascii="Arial" w:hAnsi="Arial" w:cs="Arial"/>
-          <w:sz w:val="16"/>
-          <w:szCs w:val="16"/>
-          <w:lang w:val="ru-RU"/>
-        </w:rPr>
-      </w:pPr>
-      <w:r>
-        <w:rPr>
-          <w:rFonts w:ascii="Arial" w:hAnsi="Arial" w:cs="Arial"/>
-          <w:color w:val="333333"/>
-          <w:sz w:val="16"/>
-          <w:szCs w:val="16"/>
-          <w:lang w:val="ru-RU"/>
-        </w:rPr>
-        <w:t xml:space="preserve">Кав. </w:t>
-      </w:r>
-      <w:r>
-        <w:rPr>
-          <w:rFonts w:ascii="Arial" w:hAnsi="Arial" w:cs="Arial"/>
-          <w:sz w:val="16"/>
-          <w:szCs w:val="16"/>
-          <w:lang w:val="ru-RU"/>
-        </w:rPr>
-        <w:t>– Кавказ, кав</w:t>
-      </w:r>
-      <w:r>
-        <w:rPr>
-          <w:rFonts w:ascii="Arial" w:hAnsi="Arial" w:cs="Arial"/>
-          <w:sz w:val="16"/>
-          <w:szCs w:val="16"/>
-          <w:lang w:val="ru-RU"/>
-        </w:rPr>
-        <w:t>казский</w:t>
-      </w:r>
-    </w:p>
-    <w:p>
-      <w:pPr>
-        <w:spacing w:after="0"/>
-        <w:rPr>
-          <w:rFonts w:ascii="Arial" w:hAnsi="Arial" w:cs="Arial"/>
-          <w:sz w:val="16"/>
-          <w:szCs w:val="16"/>
-          <w:lang w:val="ru-RU"/>
-        </w:rPr>
-      </w:pPr>
-      <w:r>
-        <w:rPr>
-          <w:rFonts w:ascii="Arial" w:hAnsi="Arial" w:cs="Arial"/>
-          <w:sz w:val="16"/>
-          <w:szCs w:val="16"/>
-          <w:lang w:val="ru-RU"/>
-        </w:rPr>
-        <w:t>КГБ – Комитет государственной безопасности</w:t>
-      </w:r>
-    </w:p>
-    <w:p>
-      <w:pPr>
-        <w:spacing w:after="0"/>
-        <w:rPr>
-          <w:rFonts w:ascii="Arial" w:hAnsi="Arial" w:cs="Arial"/>
-          <w:sz w:val="16"/>
-          <w:szCs w:val="16"/>
-          <w:lang w:val="ru-RU"/>
-        </w:rPr>
-      </w:pPr>
-      <w:r>
-        <w:rPr>
-          <w:rFonts w:ascii="Arial" w:hAnsi="Arial" w:cs="Arial"/>
-          <w:sz w:val="16"/>
-          <w:szCs w:val="16"/>
-          <w:lang w:val="ru-RU"/>
-        </w:rPr>
-        <w:t>к</w:t>
-      </w:r>
-      <w:r>
-        <w:rPr>
-          <w:rFonts w:ascii="Arial" w:hAnsi="Arial" w:cs="Arial"/>
-          <w:sz w:val="16"/>
-          <w:szCs w:val="16"/>
-          <w:lang w:val="ru-RU"/>
-        </w:rPr>
-        <w:t>-з, кол-</w:t>
-      </w:r>
-      <w:r>
-        <w:rPr>
-          <w:rFonts w:ascii="Arial" w:hAnsi="Arial" w:cs="Arial"/>
-          <w:sz w:val="16"/>
-          <w:szCs w:val="16"/>
-          <w:lang w:val="ru-RU"/>
-        </w:rPr>
-        <w:t>з, колхоз – коллективное хозя</w:t>
-      </w:r>
-      <w:r>
-        <w:rPr>
-          <w:rFonts w:ascii="Arial" w:hAnsi="Arial" w:cs="Arial"/>
-          <w:sz w:val="16"/>
-          <w:szCs w:val="16"/>
-          <w:lang w:val="ru-RU"/>
-        </w:rPr>
-        <w:t>йство</w:t>
-      </w:r>
-    </w:p>
-    <w:p>
-      <w:pPr>
-        <w:spacing w:after="0"/>
-        <w:rPr>
-          <w:rFonts w:ascii="Arial" w:hAnsi="Arial" w:cs="Arial"/>
-          <w:sz w:val="16"/>
-          <w:szCs w:val="16"/>
-          <w:lang w:val="ru-RU"/>
-        </w:rPr>
-      </w:pPr>
-      <w:r>
-        <w:rPr>
-          <w:rFonts w:ascii="Arial" w:hAnsi="Arial" w:cs="Arial"/>
-          <w:sz w:val="16"/>
-          <w:szCs w:val="16"/>
-          <w:lang w:val="ru-RU"/>
-        </w:rPr>
-        <w:t xml:space="preserve">КК </w:t>
-      </w:r>
-      <w:r>
-        <w:rPr>
-          <w:rFonts w:ascii="Arial" w:hAnsi="Arial" w:cs="Arial"/>
-          <w:sz w:val="16"/>
-          <w:szCs w:val="16"/>
-          <w:lang w:val="ru-RU"/>
-        </w:rPr>
-        <w:t>– Красноярский край</w:t>
-      </w:r>
-    </w:p>
-    <w:p>
-      <w:pPr>
-        <w:spacing w:after="0"/>
-        <w:rPr>
-          <w:rFonts w:ascii="Arial" w:hAnsi="Arial" w:cs="Arial"/>
-          <w:sz w:val="16"/>
-          <w:szCs w:val="16"/>
-          <w:lang w:val="ru-RU"/>
-        </w:rPr>
-      </w:pPr>
-      <w:r>
-        <w:rPr>
-          <w:rFonts w:ascii="Arial" w:hAnsi="Arial" w:cs="Arial"/>
-          <w:sz w:val="16"/>
-          <w:szCs w:val="16"/>
-          <w:lang w:val="ru-RU"/>
-        </w:rPr>
-        <w:t>Коминтерн – Коммунистический Интернационал</w:t>
-      </w:r>
-    </w:p>
-    <w:p>
-      <w:pPr>
-        <w:spacing w:after="0"/>
-        <w:rPr>
-          <w:rFonts w:ascii="Arial" w:hAnsi="Arial" w:cs="Arial"/>
-          <w:sz w:val="16"/>
-          <w:szCs w:val="16"/>
-          <w:lang w:val="ru-RU"/>
-        </w:rPr>
-      </w:pPr>
-      <w:r>
-        <w:rPr>
-          <w:rFonts w:ascii="Arial" w:hAnsi="Arial" w:cs="Arial"/>
-          <w:sz w:val="16"/>
-          <w:szCs w:val="16"/>
-          <w:lang w:val="ru-RU"/>
-        </w:rPr>
-        <w:t>КПП – Коммунистическая партия Польши</w:t>
-      </w:r>
     </w:p>
     <w:p>
       <w:pPr>
@@ -2368,25 +2941,7 @@
           <w:szCs w:val="16"/>
           <w:lang w:val="ru-RU"/>
         </w:rPr>
-        <w:t xml:space="preserve">КРА </w:t>
-      </w:r>
-      <w:r>
-        <w:rPr>
-          <w:rFonts w:ascii="Arial" w:hAnsi="Arial" w:cs="Arial"/>
-          <w:sz w:val="16"/>
-          <w:szCs w:val="16"/>
-          <w:lang w:val="ru-RU"/>
-        </w:rPr>
-        <w:t xml:space="preserve">– </w:t>
-      </w:r>
-      <w:r>
-        <w:rPr>
-          <w:rFonts w:ascii="Arial" w:hAnsi="Arial" w:cs="Arial"/>
-          <w:sz w:val="16"/>
-          <w:szCs w:val="16"/>
-          <w:lang w:val="ru-RU"/>
-        </w:rPr>
-        <w:t xml:space="preserve"> контрреволюционная агитация</w:t>
+        <w:t>КРА — контрреволюционная агитация</w:t>
       </w:r>
     </w:p>
     <w:p>
@@ -2521,63 +3076,27 @@
           <w:szCs w:val="16"/>
           <w:lang w:val="ru-RU"/>
         </w:rPr>
-        <w:t xml:space="preserve">КРПО </w:t>
-      </w:r>
-      <w:r>
-        <w:rPr>
-          <w:rFonts w:ascii="Arial" w:hAnsi="Arial" w:cs="Arial"/>
-          <w:sz w:val="16"/>
-          <w:szCs w:val="16"/>
-          <w:lang w:val="ru-RU"/>
-        </w:rPr>
-        <w:t xml:space="preserve">– </w:t>
-      </w:r>
-      <w:r>
-        <w:rPr>
-          <w:rFonts w:ascii="Arial" w:hAnsi="Arial" w:cs="Arial"/>
-          <w:sz w:val="16"/>
-          <w:szCs w:val="16"/>
-          <w:lang w:val="ru-RU"/>
-        </w:rPr>
-        <w:t xml:space="preserve"> контрреволюционная повстанческая организация.</w:t>
-      </w:r>
-    </w:p>
-    <w:p>
-      <w:pPr>
-        <w:spacing w:after="0"/>
-        <w:rPr>
-          <w:rFonts w:ascii="Arial" w:hAnsi="Arial" w:cs="Arial"/>
-          <w:sz w:val="16"/>
-          <w:szCs w:val="16"/>
-          <w:lang w:val="ru-RU"/>
-        </w:rPr>
-      </w:pPr>
-      <w:r>
-        <w:rPr>
-          <w:rFonts w:ascii="Arial" w:hAnsi="Arial" w:cs="Arial"/>
-          <w:sz w:val="16"/>
-          <w:szCs w:val="16"/>
-          <w:lang w:val="ru-RU"/>
-        </w:rPr>
-        <w:t xml:space="preserve">КРТД </w:t>
-      </w:r>
-      <w:r>
-        <w:rPr>
-          <w:rFonts w:ascii="Arial" w:hAnsi="Arial" w:cs="Arial"/>
-          <w:sz w:val="16"/>
-          <w:szCs w:val="16"/>
-          <w:lang w:val="ru-RU"/>
-        </w:rPr>
-        <w:t xml:space="preserve">– </w:t>
-      </w:r>
-      <w:r>
-        <w:rPr>
-          <w:rFonts w:ascii="Arial" w:hAnsi="Arial" w:cs="Arial"/>
-          <w:sz w:val="16"/>
-          <w:szCs w:val="16"/>
-          <w:lang w:val="ru-RU"/>
-        </w:rPr>
-        <w:t xml:space="preserve"> контрреволюционная троцкистская деятельность.</w:t>
+        <w:t>КРПО — контрреволюционная повстанческая организация.</w:t>
+      </w:r>
+    </w:p>
+    <w:p>
+      <w:pPr>
+        <w:spacing w:after="0"/>
+        <w:rPr>
+          <w:rFonts w:ascii="Arial" w:hAnsi="Arial" w:cs="Arial"/>
+          <w:sz w:val="16"/>
+          <w:szCs w:val="16"/>
+          <w:lang w:val="ru-RU"/>
+        </w:rPr>
+      </w:pPr>
+      <w:r>
+        <w:rPr>
+          <w:rFonts w:ascii="Arial" w:hAnsi="Arial" w:cs="Arial"/>
+          <w:sz w:val="16"/>
+          <w:szCs w:val="16"/>
+          <w:lang w:val="ru-RU"/>
+        </w:rPr>
+        <w:t>КРТД — контрреволюционная троцкистская деятельность.</w:t>
       </w:r>
     </w:p>
     <w:p>
@@ -2644,25 +3163,27 @@
           <w:szCs w:val="16"/>
           <w:lang w:val="ru-RU"/>
         </w:rPr>
-        <w:t xml:space="preserve">КРЭ </w:t>
-      </w:r>
-      <w:r>
-        <w:rPr>
-          <w:rFonts w:ascii="Arial" w:hAnsi="Arial" w:cs="Arial"/>
-          <w:sz w:val="16"/>
-          <w:szCs w:val="16"/>
-          <w:lang w:val="ru-RU"/>
-        </w:rPr>
-        <w:t xml:space="preserve">– </w:t>
-      </w:r>
-      <w:r>
-        <w:rPr>
-          <w:rFonts w:ascii="Arial" w:hAnsi="Arial" w:cs="Arial"/>
-          <w:sz w:val="16"/>
-          <w:szCs w:val="16"/>
-          <w:lang w:val="ru-RU"/>
-        </w:rPr>
-        <w:t xml:space="preserve"> контрреволюционный элемент</w:t>
+        <w:t>КРЭ — контрреволюционный элемент</w:t>
+      </w:r>
+    </w:p>
+    <w:p>
+      <w:pPr>
+        <w:spacing w:after="0"/>
+        <w:rPr>
+          <w:rFonts w:ascii="Arial" w:hAnsi="Arial" w:cs="Arial"/>
+          <w:sz w:val="16"/>
+          <w:szCs w:val="16"/>
+          <w:lang w:val="ru-RU"/>
+        </w:rPr>
+      </w:pPr>
+      <w:r>
+        <w:rPr>
+          <w:rFonts w:ascii="Arial" w:hAnsi="Arial" w:cs="Arial"/>
+          <w:sz w:val="16"/>
+          <w:szCs w:val="16"/>
+          <w:lang w:val="ru-RU"/>
+        </w:rPr>
+        <w:t>КСПБ — Казанская спец. псих. больница</w:t>
       </w:r>
     </w:p>
     <w:p>
@@ -2731,6 +3252,44 @@
           <w:szCs w:val="16"/>
           <w:lang w:val="ru-RU"/>
         </w:rPr>
+        <w:t>л.</w:t>
+      </w:r>
+      <w:r>
+        <w:rPr>
+          <w:rFonts w:ascii="Arial" w:hAnsi="Arial" w:cs="Arial"/>
+          <w:sz w:val="16"/>
+          <w:szCs w:val="16"/>
+          <w:lang w:val="ru-RU"/>
+        </w:rPr>
+        <w:t>лиш.св.,</w:t>
+      </w:r>
+      <w:r>
+        <w:rPr>
+          <w:rFonts w:ascii="Arial" w:hAnsi="Arial" w:cs="Arial"/>
+          <w:sz w:val="16"/>
+          <w:szCs w:val="16"/>
+          <w:lang w:val="ru-RU"/>
+        </w:rPr>
+        <w:t xml:space="preserve"> – лет лишения свободы</w:t>
+      </w:r>
+    </w:p>
+    <w:p>
+      <w:pPr>
+        <w:spacing w:after="0"/>
+        <w:rPr>
+          <w:rFonts w:ascii="Arial" w:hAnsi="Arial" w:cs="Arial"/>
+          <w:sz w:val="16"/>
+          <w:szCs w:val="16"/>
+          <w:lang w:val="ru-RU"/>
+        </w:rPr>
+      </w:pPr>
+      <w:r>
+        <w:rPr>
+          <w:rFonts w:ascii="Arial" w:hAnsi="Arial" w:cs="Arial"/>
+          <w:sz w:val="16"/>
+          <w:szCs w:val="16"/>
+          <w:lang w:val="ru-RU"/>
+        </w:rPr>
         <w:t xml:space="preserve">л/п, </w:t>
       </w:r>
       <w:r>
@@ -2820,6 +3379,26 @@
           <w:szCs w:val="16"/>
           <w:lang w:val="ru-RU"/>
         </w:rPr>
+        <w:t>Локчимлаг  – Локчимский исправительно-трудовой лагерь - крупное лагерное подразделение системы ГУЛАГа, действовавшее в СССР с 1937 по 1940 годы.</w:t>
+      </w:r>
+    </w:p>
+    <w:p>
+      <w:pPr>
+        <w:spacing w:after="0"/>
+        <w:rPr>
+          <w:rFonts w:ascii="Arial" w:hAnsi="Arial" w:cs="Arial"/>
+          <w:sz w:val="16"/>
+          <w:szCs w:val="16"/>
+          <w:lang w:val="ru-RU"/>
+        </w:rPr>
+      </w:pPr>
+      <w:r>
+        <w:rPr>
+          <w:rFonts w:ascii="Arial" w:hAnsi="Arial" w:cs="Arial"/>
+          <w:sz w:val="16"/>
+          <w:szCs w:val="16"/>
+          <w:lang w:val="ru-RU"/>
+        </w:rPr>
         <w:t>м. – местечко</w:t>
       </w:r>
     </w:p>
@@ -3014,6 +3593,7 @@
           <w:szCs w:val="16"/>
           <w:lang w:val="ru-RU"/>
         </w:rPr>
+        <w:lastRenderedPageBreak/>
         <w:t xml:space="preserve">нац. </w:t>
       </w:r>
       <w:r>
@@ -3023,7 +3603,7 @@
           <w:szCs w:val="16"/>
           <w:lang w:val="ru-RU"/>
         </w:rPr>
-        <w:t xml:space="preserve">– </w:t>
+        <w:t>—</w:t>
       </w:r>
       <w:r>
         <w:rPr>
@@ -3088,16 +3668,7 @@
           <w:szCs w:val="16"/>
           <w:lang w:val="ru-RU"/>
         </w:rPr>
-        <w:t xml:space="preserve">– </w:t>
-      </w:r>
-      <w:r>
-        <w:rPr>
-          <w:rFonts w:ascii="Arial" w:hAnsi="Arial" w:cs="Arial"/>
-          <w:sz w:val="16"/>
-          <w:szCs w:val="16"/>
-          <w:lang w:val="ru-RU"/>
-        </w:rPr>
-        <w:t xml:space="preserve"> начал</w:t>
+        <w:t>— начал</w:t>
       </w:r>
       <w:r>
         <w:rPr>
@@ -3135,63 +3706,27 @@
           <w:szCs w:val="16"/>
           <w:lang w:val="ru-RU"/>
         </w:rPr>
-        <w:t xml:space="preserve">НКВД </w:t>
-      </w:r>
-      <w:r>
-        <w:rPr>
-          <w:rFonts w:ascii="Arial" w:hAnsi="Arial" w:cs="Arial"/>
-          <w:sz w:val="16"/>
-          <w:szCs w:val="16"/>
-          <w:lang w:val="ru-RU"/>
-        </w:rPr>
-        <w:t xml:space="preserve">– </w:t>
-      </w:r>
-      <w:r>
-        <w:rPr>
-          <w:rFonts w:ascii="Arial" w:hAnsi="Arial" w:cs="Arial"/>
-          <w:sz w:val="16"/>
-          <w:szCs w:val="16"/>
-          <w:lang w:val="ru-RU"/>
-        </w:rPr>
-        <w:t xml:space="preserve"> Народный комиссариат внутренних дел</w:t>
-      </w:r>
-    </w:p>
-    <w:p>
-      <w:pPr>
-        <w:spacing w:after="0"/>
-        <w:rPr>
-          <w:rFonts w:ascii="Arial" w:hAnsi="Arial" w:cs="Arial"/>
-          <w:sz w:val="16"/>
-          <w:szCs w:val="16"/>
-          <w:lang w:val="ru-RU"/>
-        </w:rPr>
-      </w:pPr>
-      <w:r>
-        <w:rPr>
-          <w:rFonts w:ascii="Arial" w:hAnsi="Arial" w:cs="Arial"/>
-          <w:sz w:val="16"/>
-          <w:szCs w:val="16"/>
-          <w:lang w:val="ru-RU"/>
-        </w:rPr>
-        <w:t xml:space="preserve">НКГБ </w:t>
-      </w:r>
-      <w:r>
-        <w:rPr>
-          <w:rFonts w:ascii="Arial" w:hAnsi="Arial" w:cs="Arial"/>
-          <w:sz w:val="16"/>
-          <w:szCs w:val="16"/>
-          <w:lang w:val="ru-RU"/>
-        </w:rPr>
-        <w:t xml:space="preserve">– </w:t>
-      </w:r>
-      <w:r>
-        <w:rPr>
-          <w:rFonts w:ascii="Arial" w:hAnsi="Arial" w:cs="Arial"/>
-          <w:sz w:val="16"/>
-          <w:szCs w:val="16"/>
-          <w:lang w:val="ru-RU"/>
-        </w:rPr>
-        <w:t xml:space="preserve"> Народный комиссариат государственной безопасности</w:t>
+        <w:t>НКВД — Народный комиссариат внутренних дел</w:t>
+      </w:r>
+    </w:p>
+    <w:p>
+      <w:pPr>
+        <w:spacing w:after="0"/>
+        <w:rPr>
+          <w:rFonts w:ascii="Arial" w:hAnsi="Arial" w:cs="Arial"/>
+          <w:sz w:val="16"/>
+          <w:szCs w:val="16"/>
+          <w:lang w:val="ru-RU"/>
+        </w:rPr>
+      </w:pPr>
+      <w:r>
+        <w:rPr>
+          <w:rFonts w:ascii="Arial" w:hAnsi="Arial" w:cs="Arial"/>
+          <w:sz w:val="16"/>
+          <w:szCs w:val="16"/>
+          <w:lang w:val="ru-RU"/>
+        </w:rPr>
+        <w:t>НКГБ — Народный комиссариат государственной безопасности</w:t>
       </w:r>
     </w:p>
     <w:p>
@@ -3249,25 +3784,7 @@
           <w:szCs w:val="16"/>
           <w:lang w:val="ru-RU"/>
         </w:rPr>
-        <w:t xml:space="preserve">НКЮ </w:t>
-      </w:r>
-      <w:r>
-        <w:rPr>
-          <w:rFonts w:ascii="Arial" w:hAnsi="Arial" w:cs="Arial"/>
-          <w:sz w:val="16"/>
-          <w:szCs w:val="16"/>
-          <w:lang w:val="ru-RU"/>
-        </w:rPr>
-        <w:t xml:space="preserve">– </w:t>
-      </w:r>
-      <w:r>
-        <w:rPr>
-          <w:rFonts w:ascii="Arial" w:hAnsi="Arial" w:cs="Arial"/>
-          <w:sz w:val="16"/>
-          <w:szCs w:val="16"/>
-          <w:lang w:val="ru-RU"/>
-        </w:rPr>
-        <w:t xml:space="preserve"> Народный комиссариат юстиции</w:t>
+        <w:t>НКЮ — Народный комиссариат юстиции</w:t>
       </w:r>
     </w:p>
     <w:p>
@@ -3305,7 +3822,7 @@
           <w:szCs w:val="16"/>
           <w:lang w:val="ru-RU"/>
         </w:rPr>
-        <w:t xml:space="preserve">– </w:t>
+        <w:t>—</w:t>
       </w:r>
       <w:r>
         <w:rPr>
@@ -3334,16 +3851,45 @@
           <w:szCs w:val="16"/>
           <w:lang w:val="ru-RU"/>
         </w:rPr>
-        <w:t xml:space="preserve">НСШ </w:t>
-      </w:r>
-      <w:r>
-        <w:rPr>
-          <w:rFonts w:ascii="Arial" w:hAnsi="Arial" w:cs="Arial"/>
-          <w:sz w:val="16"/>
-          <w:szCs w:val="16"/>
-          <w:lang w:val="ru-RU"/>
-        </w:rPr>
-        <w:t xml:space="preserve">– </w:t>
+        <w:t xml:space="preserve">НСШ — </w:t>
+      </w:r>
+      <w:r>
+        <w:rPr>
+          <w:rFonts w:ascii="Arial" w:hAnsi="Arial" w:cs="Arial"/>
+          <w:sz w:val="16"/>
+          <w:szCs w:val="16"/>
+          <w:lang w:val="ru-RU"/>
+        </w:rPr>
+        <w:t>неполная средняя школа</w:t>
+      </w:r>
+    </w:p>
+    <w:p>
+      <w:pPr>
+        <w:spacing w:after="0"/>
+        <w:rPr>
+          <w:rFonts w:ascii="Arial" w:hAnsi="Arial" w:cs="Arial"/>
+          <w:sz w:val="16"/>
+          <w:szCs w:val="16"/>
+          <w:lang w:val="ru-RU"/>
+        </w:rPr>
+      </w:pPr>
+      <w:r>
+        <w:rPr>
+          <w:rFonts w:ascii="Arial" w:hAnsi="Arial" w:cs="Arial"/>
+          <w:sz w:val="16"/>
+          <w:szCs w:val="16"/>
+          <w:lang w:val="ru-RU"/>
+        </w:rPr>
+        <w:t xml:space="preserve">обв. </w:t>
+      </w:r>
+      <w:r>
+        <w:rPr>
+          <w:rFonts w:ascii="Arial" w:hAnsi="Arial" w:cs="Arial"/>
+          <w:sz w:val="16"/>
+          <w:szCs w:val="16"/>
+          <w:lang w:val="ru-RU"/>
+        </w:rPr>
+        <w:t>—</w:t>
       </w:r>
       <w:r>
         <w:rPr>
@@ -3361,36 +3907,201 @@
           <w:szCs w:val="16"/>
           <w:lang w:val="ru-RU"/>
         </w:rPr>
-        <w:t>неполная средняя школа</w:t>
-      </w:r>
-    </w:p>
-    <w:p>
-      <w:pPr>
-        <w:spacing w:after="0"/>
-        <w:rPr>
-          <w:rFonts w:ascii="Arial" w:hAnsi="Arial" w:cs="Arial"/>
-          <w:sz w:val="16"/>
-          <w:szCs w:val="16"/>
-          <w:lang w:val="ru-RU"/>
-        </w:rPr>
-      </w:pPr>
-      <w:r>
-        <w:rPr>
-          <w:rFonts w:ascii="Arial" w:hAnsi="Arial" w:cs="Arial"/>
-          <w:sz w:val="16"/>
-          <w:szCs w:val="16"/>
-          <w:lang w:val="ru-RU"/>
-        </w:rPr>
-        <w:t xml:space="preserve">обв. </w:t>
-      </w:r>
-      <w:r>
-        <w:rPr>
-          <w:rFonts w:ascii="Arial" w:hAnsi="Arial" w:cs="Arial"/>
-          <w:sz w:val="16"/>
-          <w:szCs w:val="16"/>
-          <w:lang w:val="ru-RU"/>
-        </w:rPr>
-        <w:t xml:space="preserve">– </w:t>
+        <w:t>обвинение</w:t>
+      </w:r>
+    </w:p>
+    <w:p>
+      <w:pPr>
+        <w:spacing w:after="0"/>
+        <w:rPr>
+          <w:rFonts w:ascii="Arial" w:hAnsi="Arial" w:cs="Arial"/>
+          <w:sz w:val="16"/>
+          <w:szCs w:val="16"/>
+          <w:lang w:val="ru-RU"/>
+        </w:rPr>
+      </w:pPr>
+      <w:r>
+        <w:rPr>
+          <w:rFonts w:ascii="Arial" w:hAnsi="Arial" w:cs="Arial"/>
+          <w:sz w:val="16"/>
+          <w:szCs w:val="16"/>
+          <w:lang w:val="ru-RU"/>
+        </w:rPr>
+        <w:t xml:space="preserve">о.; </w:t>
+      </w:r>
+      <w:r>
+        <w:rPr>
+          <w:rFonts w:ascii="Arial" w:hAnsi="Arial" w:cs="Arial"/>
+          <w:sz w:val="16"/>
+          <w:szCs w:val="16"/>
+          <w:lang w:val="ru-RU"/>
+        </w:rPr>
+        <w:t>обл. – область, областной (-ая, -ые)</w:t>
+      </w:r>
+    </w:p>
+    <w:p>
+      <w:pPr>
+        <w:spacing w:after="0"/>
+        <w:rPr>
+          <w:rFonts w:ascii="Arial" w:hAnsi="Arial" w:cs="Arial"/>
+          <w:sz w:val="16"/>
+          <w:szCs w:val="16"/>
+          <w:lang w:val="ru-RU"/>
+        </w:rPr>
+      </w:pPr>
+      <w:r>
+        <w:rPr>
+          <w:rFonts w:ascii="Arial" w:hAnsi="Arial" w:cs="Arial"/>
+          <w:sz w:val="16"/>
+          <w:szCs w:val="16"/>
+          <w:lang w:val="ru-RU"/>
+        </w:rPr>
+        <w:t>ОГПУ – Объединенное государственно</w:t>
+      </w:r>
+      <w:r>
+        <w:rPr>
+          <w:rFonts w:ascii="Arial" w:hAnsi="Arial" w:cs="Arial"/>
+          <w:sz w:val="16"/>
+          <w:szCs w:val="16"/>
+          <w:lang w:val="ru-RU"/>
+        </w:rPr>
+        <w:t xml:space="preserve">е </w:t>
+      </w:r>
+      <w:r>
+        <w:rPr>
+          <w:rFonts w:ascii="Arial" w:hAnsi="Arial" w:cs="Arial"/>
+          <w:sz w:val="16"/>
+          <w:szCs w:val="16"/>
+          <w:lang w:val="ru-RU"/>
+        </w:rPr>
+        <w:t>политическое управление</w:t>
+      </w:r>
+    </w:p>
+    <w:p>
+      <w:pPr>
+        <w:spacing w:after="0"/>
+        <w:rPr>
+          <w:rFonts w:ascii="Arial" w:hAnsi="Arial" w:cs="Arial"/>
+          <w:sz w:val="16"/>
+          <w:szCs w:val="16"/>
+          <w:lang w:val="ru-RU"/>
+        </w:rPr>
+      </w:pPr>
+      <w:r>
+        <w:rPr>
+          <w:rFonts w:ascii="Arial" w:hAnsi="Arial" w:cs="Arial"/>
+          <w:sz w:val="16"/>
+          <w:szCs w:val="16"/>
+          <w:lang w:val="ru-RU"/>
+        </w:rPr>
+        <w:t>ОИТК – отдел исправительно-трудовых колоний</w:t>
+      </w:r>
+    </w:p>
+    <w:p>
+      <w:pPr>
+        <w:spacing w:after="0"/>
+        <w:rPr>
+          <w:rFonts w:ascii="Arial" w:hAnsi="Arial" w:cs="Arial"/>
+          <w:sz w:val="16"/>
+          <w:szCs w:val="16"/>
+          <w:lang w:val="ru-RU"/>
+        </w:rPr>
+      </w:pPr>
+      <w:r>
+        <w:rPr>
+          <w:rFonts w:ascii="Arial" w:hAnsi="Arial" w:cs="Arial"/>
+          <w:sz w:val="16"/>
+          <w:szCs w:val="16"/>
+          <w:lang w:val="ru-RU"/>
+        </w:rPr>
+        <w:t>ОИТК, ИР и ТП – отдел исправительно-трудовых колоний, исправительных работ и трудовых поселений</w:t>
+      </w:r>
+    </w:p>
+    <w:p>
+      <w:pPr>
+        <w:spacing w:after="0"/>
+        <w:rPr>
+          <w:rFonts w:ascii="Arial" w:hAnsi="Arial" w:cs="Arial"/>
+          <w:sz w:val="16"/>
+          <w:szCs w:val="16"/>
+          <w:lang w:val="ru-RU"/>
+        </w:rPr>
+      </w:pPr>
+      <w:r>
+        <w:rPr>
+          <w:rFonts w:ascii="Arial" w:hAnsi="Arial" w:cs="Arial"/>
+          <w:sz w:val="16"/>
+          <w:szCs w:val="16"/>
+          <w:lang w:val="ru-RU"/>
+        </w:rPr>
+        <w:t>ОЛП – отдельный лагерный пункт</w:t>
+      </w:r>
+    </w:p>
+    <w:p>
+      <w:pPr>
+        <w:spacing w:after="0"/>
+        <w:rPr>
+          <w:rFonts w:ascii="Arial" w:hAnsi="Arial" w:cs="Arial"/>
+          <w:sz w:val="16"/>
+          <w:szCs w:val="16"/>
+          <w:lang w:val="ru-RU"/>
+        </w:rPr>
+      </w:pPr>
+      <w:r>
+        <w:rPr>
+          <w:rFonts w:ascii="Arial" w:hAnsi="Arial" w:cs="Arial"/>
+          <w:sz w:val="16"/>
+          <w:szCs w:val="16"/>
+          <w:lang w:val="ru-RU"/>
+        </w:rPr>
+        <w:t>ОМЗ, больница ОМЗ  – больница Отдела места заключения в системе ГУЛАГа</w:t>
+      </w:r>
+    </w:p>
+    <w:p>
+      <w:pPr>
+        <w:spacing w:after="0"/>
+        <w:rPr>
+          <w:rFonts w:ascii="Arial" w:hAnsi="Arial" w:cs="Arial"/>
+          <w:sz w:val="16"/>
+          <w:szCs w:val="16"/>
+          <w:lang w:val="ru-RU"/>
+        </w:rPr>
+      </w:pPr>
+      <w:r>
+        <w:rPr>
+          <w:rFonts w:ascii="Arial" w:hAnsi="Arial" w:cs="Arial"/>
+          <w:sz w:val="16"/>
+          <w:szCs w:val="16"/>
+          <w:lang w:val="ru-RU"/>
+        </w:rPr>
+        <w:t>ОО</w:t>
+      </w:r>
+      <w:r>
+        <w:rPr>
+          <w:rFonts w:ascii="Arial" w:hAnsi="Arial" w:cs="Arial"/>
+          <w:sz w:val="16"/>
+          <w:szCs w:val="16"/>
+          <w:lang w:val="ru-RU"/>
+        </w:rPr>
+        <w:t>, ОСО</w:t>
+      </w:r>
+      <w:r>
+        <w:rPr>
+          <w:rFonts w:ascii="Arial" w:hAnsi="Arial" w:cs="Arial"/>
+          <w:sz w:val="16"/>
+          <w:szCs w:val="16"/>
+          <w:lang w:val="ru-RU"/>
+        </w:rPr>
+        <w:t xml:space="preserve"> НКВД СССР</w:t>
+      </w:r>
+      <w:r>
+        <w:rPr>
+          <w:rFonts w:ascii="Arial" w:hAnsi="Arial" w:cs="Arial"/>
+          <w:sz w:val="16"/>
+          <w:szCs w:val="16"/>
+          <w:lang w:val="ru-RU"/>
+        </w:rPr>
+        <w:t xml:space="preserve"> особый отдел (отделение)</w:t>
       </w:r>
       <w:r>
         <w:rPr>
@@ -3408,154 +4119,94 @@
           <w:szCs w:val="16"/>
           <w:lang w:val="ru-RU"/>
         </w:rPr>
-        <w:t>обвинение</w:t>
-      </w:r>
-    </w:p>
-    <w:p>
-      <w:pPr>
-        <w:spacing w:after="0"/>
-        <w:rPr>
-          <w:rFonts w:ascii="Arial" w:hAnsi="Arial" w:cs="Arial"/>
-          <w:sz w:val="16"/>
-          <w:szCs w:val="16"/>
-          <w:lang w:val="ru-RU"/>
-        </w:rPr>
-      </w:pPr>
-      <w:r>
-        <w:rPr>
-          <w:rFonts w:ascii="Arial" w:hAnsi="Arial" w:cs="Arial"/>
-          <w:sz w:val="16"/>
-          <w:szCs w:val="16"/>
-          <w:lang w:val="ru-RU"/>
-        </w:rPr>
-        <w:t xml:space="preserve">о.; </w:t>
-      </w:r>
-      <w:r>
-        <w:rPr>
-          <w:rFonts w:ascii="Arial" w:hAnsi="Arial" w:cs="Arial"/>
-          <w:sz w:val="16"/>
-          <w:szCs w:val="16"/>
-          <w:lang w:val="ru-RU"/>
-        </w:rPr>
-        <w:t>обл. – область, областной (-ая, -ые)</w:t>
-      </w:r>
-    </w:p>
-    <w:p>
-      <w:pPr>
-        <w:spacing w:after="0"/>
-        <w:rPr>
-          <w:rFonts w:ascii="Arial" w:hAnsi="Arial" w:cs="Arial"/>
-          <w:sz w:val="16"/>
-          <w:szCs w:val="16"/>
-          <w:lang w:val="ru-RU"/>
-        </w:rPr>
-      </w:pPr>
-      <w:r>
-        <w:rPr>
-          <w:rFonts w:ascii="Arial" w:hAnsi="Arial" w:cs="Arial"/>
-          <w:sz w:val="16"/>
-          <w:szCs w:val="16"/>
-          <w:lang w:val="ru-RU"/>
-        </w:rPr>
-        <w:t>ОГПУ, ГПУ – Объединенное государственно-политическое управление</w:t>
-      </w:r>
-    </w:p>
-    <w:p>
-      <w:pPr>
-        <w:spacing w:after="0"/>
-        <w:rPr>
-          <w:rFonts w:ascii="Arial" w:hAnsi="Arial" w:cs="Arial"/>
-          <w:sz w:val="16"/>
-          <w:szCs w:val="16"/>
-          <w:lang w:val="ru-RU"/>
-        </w:rPr>
-      </w:pPr>
-      <w:r>
-        <w:rPr>
-          <w:rFonts w:ascii="Arial" w:hAnsi="Arial" w:cs="Arial"/>
-          <w:sz w:val="16"/>
-          <w:szCs w:val="16"/>
-          <w:lang w:val="ru-RU"/>
-        </w:rPr>
-        <w:t>ОИТК – отдел исправительно-трудовых колоний</w:t>
-      </w:r>
-    </w:p>
-    <w:p>
-      <w:pPr>
-        <w:spacing w:after="0"/>
-        <w:rPr>
-          <w:rFonts w:ascii="Arial" w:hAnsi="Arial" w:cs="Arial"/>
-          <w:sz w:val="16"/>
-          <w:szCs w:val="16"/>
-          <w:lang w:val="ru-RU"/>
-        </w:rPr>
-      </w:pPr>
-      <w:r>
-        <w:rPr>
-          <w:rFonts w:ascii="Arial" w:hAnsi="Arial" w:cs="Arial"/>
-          <w:sz w:val="16"/>
-          <w:szCs w:val="16"/>
-          <w:lang w:val="ru-RU"/>
-        </w:rPr>
-        <w:t>ОИТК, ИР и ТП – отдел исправительно-трудовых колоний, исправительных работ и трудовых поселений</w:t>
-      </w:r>
-    </w:p>
-    <w:p>
-      <w:pPr>
-        <w:spacing w:after="0"/>
-        <w:rPr>
-          <w:rFonts w:ascii="Arial" w:hAnsi="Arial" w:cs="Arial"/>
-          <w:sz w:val="16"/>
-          <w:szCs w:val="16"/>
-          <w:lang w:val="ru-RU"/>
-        </w:rPr>
-      </w:pPr>
-      <w:r>
-        <w:rPr>
-          <w:rFonts w:ascii="Arial" w:hAnsi="Arial" w:cs="Arial"/>
-          <w:sz w:val="16"/>
-          <w:szCs w:val="16"/>
-          <w:lang w:val="ru-RU"/>
-        </w:rPr>
-        <w:t>ОЛП – отдельный лагерный пункт</w:t>
-      </w:r>
-    </w:p>
-    <w:p>
-      <w:pPr>
-        <w:spacing w:after="0"/>
-        <w:rPr>
-          <w:rFonts w:ascii="Arial" w:hAnsi="Arial" w:cs="Arial"/>
-          <w:sz w:val="16"/>
-          <w:szCs w:val="16"/>
-          <w:lang w:val="ru-RU"/>
-        </w:rPr>
-      </w:pPr>
-      <w:r>
-        <w:rPr>
-          <w:rFonts w:ascii="Arial" w:hAnsi="Arial" w:cs="Arial"/>
-          <w:sz w:val="16"/>
-          <w:szCs w:val="16"/>
-          <w:lang w:val="ru-RU"/>
-        </w:rPr>
-        <w:t>ОО</w:t>
-      </w:r>
-      <w:r>
-        <w:rPr>
-          <w:rFonts w:ascii="Arial" w:hAnsi="Arial" w:cs="Arial"/>
-          <w:sz w:val="16"/>
-          <w:szCs w:val="16"/>
-          <w:lang w:val="ru-RU"/>
-        </w:rPr>
-        <w:t>, ОСО</w:t>
-      </w:r>
-      <w:r>
-        <w:rPr>
-          <w:rFonts w:ascii="Arial" w:hAnsi="Arial" w:cs="Arial"/>
-          <w:sz w:val="16"/>
-          <w:szCs w:val="16"/>
-          <w:lang w:val="ru-RU"/>
-        </w:rPr>
-        <w:t xml:space="preserve"> – особый отдел (отделение)</w:t>
+        <w:t>административный карательный орган при</w:t>
+      </w:r>
+      <w:r>
+        <w:rPr>
+          <w:rFonts w:ascii="Arial" w:hAnsi="Arial" w:cs="Arial"/>
+          <w:sz w:val="16"/>
+          <w:szCs w:val="16"/>
+        </w:rPr>
+        <w:t> </w:t>
+      </w:r>
+      <w:r>
+        <w:rPr>
+          <w:rFonts w:ascii="Arial" w:hAnsi="Arial" w:cs="Arial"/>
+          <w:sz w:val="16"/>
+          <w:szCs w:val="16"/>
+          <w:lang w:val="ru-RU"/>
+        </w:rPr>
+        <w:t>НКВД СССР, а затем при</w:t>
+      </w:r>
+      <w:r>
+        <w:rPr>
+          <w:rFonts w:ascii="Arial" w:hAnsi="Arial" w:cs="Arial"/>
+          <w:sz w:val="16"/>
+          <w:szCs w:val="16"/>
+        </w:rPr>
+        <w:t> </w:t>
+      </w:r>
+      <w:r>
+        <w:rPr>
+          <w:rFonts w:ascii="Arial" w:hAnsi="Arial" w:cs="Arial"/>
+          <w:sz w:val="16"/>
+          <w:szCs w:val="16"/>
+          <w:lang w:val="ru-RU"/>
+        </w:rPr>
+        <w:t>МГБ СССР, существовавший с 1934 по 1953</w:t>
+      </w:r>
+      <w:r>
+        <w:rPr>
+          <w:rFonts w:ascii="Arial" w:hAnsi="Arial" w:cs="Arial"/>
+          <w:sz w:val="16"/>
+          <w:szCs w:val="16"/>
+        </w:rPr>
+        <w:t> </w:t>
+      </w:r>
+      <w:r>
+        <w:rPr>
+          <w:rFonts w:ascii="Arial" w:hAnsi="Arial" w:cs="Arial"/>
+          <w:sz w:val="16"/>
+          <w:szCs w:val="16"/>
+          <w:lang w:val="ru-RU"/>
+        </w:rPr>
+        <w:t>год</w:t>
+      </w:r>
+      <w:r>
+        <w:rPr>
+          <w:rFonts w:ascii="Arial" w:hAnsi="Arial" w:cs="Arial"/>
+          <w:sz w:val="16"/>
+          <w:szCs w:val="16"/>
+          <w:lang w:val="ru-RU"/>
+        </w:rPr>
+        <w:t xml:space="preserve">. </w:t>
+      </w:r>
+      <w:r>
+        <w:rPr>
+          <w:rFonts w:ascii="Arial" w:hAnsi="Arial" w:cs="Arial"/>
+          <w:sz w:val="16"/>
+          <w:szCs w:val="16"/>
+          <w:lang w:val="ru-RU"/>
+        </w:rPr>
+        <w:t>О</w:t>
+      </w:r>
+      <w:r>
+        <w:rPr>
+          <w:rFonts w:ascii="Arial" w:hAnsi="Arial" w:cs="Arial"/>
+          <w:sz w:val="16"/>
+          <w:szCs w:val="16"/>
+          <w:lang w:val="ru-RU"/>
+        </w:rPr>
+        <w:t>СО</w:t>
+      </w:r>
+      <w:r>
+        <w:rPr>
+          <w:rFonts w:ascii="Arial" w:hAnsi="Arial" w:cs="Arial"/>
+          <w:sz w:val="16"/>
+          <w:szCs w:val="16"/>
+          <w:lang w:val="ru-RU"/>
+        </w:rPr>
+        <w:t xml:space="preserve"> могло во внесудебном порядке применять заключение в ИТЛ сроком на 5 лет, ссылку, а также выдворение за пределы СССР. В последствии, ОСО НКВД, действуя в составе «тройки», а чаще «двойки» в лице наркома Внутренних дел и прокурора, стало применять и высшую меру наказания.</w:t>
       </w:r>
     </w:p>
     <w:p>
@@ -3721,6 +4372,74 @@
       <w:r>
         <w:rPr>
           <w:rFonts w:ascii="Arial" w:hAnsi="Arial" w:cs="Arial"/>
+          <w:iCs/>
+          <w:sz w:val="16"/>
+          <w:szCs w:val="16"/>
+          <w:lang w:val="ru-RU"/>
+        </w:rPr>
+        <w:t>п.</w:t>
+      </w:r>
+      <w:r>
+        <w:rPr>
+          <w:rFonts w:ascii="Arial" w:hAnsi="Arial" w:cs="Arial"/>
+          <w:iCs/>
+          <w:sz w:val="16"/>
+          <w:szCs w:val="16"/>
+          <w:lang w:val="ru-RU"/>
+        </w:rPr>
+        <w:t xml:space="preserve"> п/п</w:t>
+      </w:r>
+      <w:r>
+        <w:rPr>
+          <w:rFonts w:ascii="Arial" w:hAnsi="Arial" w:cs="Arial"/>
+          <w:iCs/>
+          <w:sz w:val="16"/>
+          <w:szCs w:val="16"/>
+          <w:lang w:val="ru-RU"/>
+        </w:rPr>
+        <w:t xml:space="preserve"> </w:t>
+      </w:r>
+      <w:r>
+        <w:rPr>
+          <w:rFonts w:ascii="Arial" w:hAnsi="Arial" w:cs="Arial"/>
+          <w:sz w:val="16"/>
+          <w:szCs w:val="16"/>
+          <w:lang w:val="ru-RU"/>
+        </w:rPr>
+        <w:t>– последующее пора</w:t>
+      </w:r>
+      <w:r>
+        <w:rPr>
+          <w:rFonts w:ascii="Arial" w:hAnsi="Arial" w:cs="Arial"/>
+          <w:sz w:val="16"/>
+          <w:szCs w:val="16"/>
+          <w:lang w:val="ru-RU"/>
+        </w:rPr>
+        <w:t>ж</w:t>
+      </w:r>
+      <w:r>
+        <w:rPr>
+          <w:rFonts w:ascii="Arial" w:hAnsi="Arial" w:cs="Arial"/>
+          <w:sz w:val="16"/>
+          <w:szCs w:val="16"/>
+          <w:lang w:val="ru-RU"/>
+        </w:rPr>
+        <w:t xml:space="preserve">ние в правах </w:t>
+      </w:r>
+    </w:p>
+    <w:p>
+      <w:pPr>
+        <w:spacing w:after="0"/>
+        <w:rPr>
+          <w:rFonts w:ascii="Arial" w:hAnsi="Arial" w:cs="Arial"/>
+          <w:sz w:val="16"/>
+          <w:szCs w:val="16"/>
+          <w:lang w:val="ru-RU"/>
+        </w:rPr>
+      </w:pPr>
+      <w:r>
+        <w:rPr>
+          <w:rFonts w:ascii="Arial" w:hAnsi="Arial" w:cs="Arial"/>
           <w:sz w:val="16"/>
           <w:szCs w:val="16"/>
           <w:lang w:val="ru-RU"/>
@@ -3852,25 +4571,7 @@
           <w:szCs w:val="16"/>
           <w:lang w:val="ru-RU"/>
         </w:rPr>
-        <w:t>полномочный</w:t>
-      </w:r>
-      <w:r>
-        <w:rPr>
-          <w:rFonts w:ascii="Arial" w:hAnsi="Arial" w:cs="Arial"/>
-          <w:sz w:val="16"/>
-          <w:szCs w:val="16"/>
-          <w:lang w:val="ru-RU"/>
-        </w:rPr>
-        <w:t xml:space="preserve"> </w:t>
-      </w:r>
-      <w:r>
-        <w:rPr>
-          <w:rFonts w:ascii="Arial" w:hAnsi="Arial" w:cs="Arial"/>
-          <w:sz w:val="16"/>
-          <w:szCs w:val="16"/>
-          <w:lang w:val="ru-RU"/>
-        </w:rPr>
-        <w:t xml:space="preserve">представитель </w:t>
+        <w:t xml:space="preserve"> полномочный  представитель </w:t>
       </w:r>
     </w:p>
     <w:p>
@@ -3939,6 +4640,44 @@
           <w:szCs w:val="16"/>
           <w:lang w:val="ru-RU"/>
         </w:rPr>
+        <w:t xml:space="preserve">ПШД – </w:t>
+      </w:r>
+      <w:r>
+        <w:rPr>
+          <w:rFonts w:ascii="Arial" w:hAnsi="Arial" w:cs="Arial"/>
+          <w:sz w:val="16"/>
+          <w:szCs w:val="16"/>
+          <w:lang w:val="ru-RU"/>
+        </w:rPr>
+        <w:t>п</w:t>
+      </w:r>
+      <w:r>
+        <w:rPr>
+          <w:rFonts w:ascii="Arial" w:hAnsi="Arial" w:cs="Arial"/>
+          <w:sz w:val="16"/>
+          <w:szCs w:val="16"/>
+          <w:lang w:val="ru-RU"/>
+        </w:rPr>
+        <w:t>одозрение в шпионской деятельности</w:t>
+      </w:r>
+    </w:p>
+    <w:p>
+      <w:pPr>
+        <w:spacing w:after="0" w:line="240" w:lineRule="auto"/>
+        <w:rPr>
+          <w:rFonts w:ascii="Arial" w:hAnsi="Arial" w:cs="Arial"/>
+          <w:sz w:val="16"/>
+          <w:szCs w:val="16"/>
+          <w:lang w:val="ru-RU"/>
+        </w:rPr>
+      </w:pPr>
+      <w:r>
+        <w:rPr>
+          <w:rFonts w:ascii="Arial" w:hAnsi="Arial" w:cs="Arial"/>
+          <w:sz w:val="16"/>
+          <w:szCs w:val="16"/>
+          <w:lang w:val="ru-RU"/>
+        </w:rPr>
         <w:t>р., р-н. – район</w:t>
       </w:r>
     </w:p>
@@ -3980,26 +4719,16 @@
           <w:szCs w:val="16"/>
           <w:lang w:val="ru-RU"/>
         </w:rPr>
-        <w:t>РВПТ</w:t>
-      </w:r>
-      <w:r>
-        <w:rPr>
-          <w:rFonts w:ascii="Arial" w:hAnsi="Arial" w:cs="Arial"/>
-          <w:bCs/>
-          <w:sz w:val="16"/>
-          <w:szCs w:val="16"/>
-          <w:lang w:val="ru-RU"/>
-        </w:rPr>
-        <w:t xml:space="preserve"> </w:t>
-      </w:r>
-      <w:r>
-        <w:rPr>
-          <w:rFonts w:ascii="Arial" w:hAnsi="Arial" w:cs="Arial"/>
-          <w:sz w:val="16"/>
-          <w:szCs w:val="16"/>
-          <w:lang w:val="ru-RU"/>
-        </w:rPr>
-        <w:t>–</w:t>
+        <w:t xml:space="preserve">РВПТ </w:t>
+      </w:r>
+      <w:r>
+        <w:rPr>
+          <w:rFonts w:ascii="Arial" w:hAnsi="Arial" w:cs="Arial"/>
+          <w:sz w:val="16"/>
+          <w:szCs w:val="16"/>
+          <w:lang w:val="ru-RU"/>
+        </w:rPr>
+        <w:t xml:space="preserve"> –</w:t>
       </w:r>
       <w:r>
         <w:rPr>
@@ -4084,7 +4813,6 @@
           <w:szCs w:val="16"/>
           <w:lang w:val="ru-RU"/>
         </w:rPr>
-        <w:lastRenderedPageBreak/>
         <w:t xml:space="preserve">РВТ </w:t>
       </w:r>
       <w:r>
@@ -4348,25 +5076,7 @@
           <w:szCs w:val="16"/>
           <w:lang w:val="ru-RU"/>
         </w:rPr>
-        <w:t xml:space="preserve">СВЭ </w:t>
-      </w:r>
-      <w:r>
-        <w:rPr>
-          <w:rFonts w:ascii="Arial" w:hAnsi="Arial" w:cs="Arial"/>
-          <w:sz w:val="16"/>
-          <w:szCs w:val="16"/>
-          <w:lang w:val="ru-RU"/>
-        </w:rPr>
-        <w:t xml:space="preserve">– </w:t>
-      </w:r>
-      <w:r>
-        <w:rPr>
-          <w:rFonts w:ascii="Arial" w:hAnsi="Arial" w:cs="Arial"/>
-          <w:sz w:val="16"/>
-          <w:szCs w:val="16"/>
-          <w:lang w:val="ru-RU"/>
-        </w:rPr>
-        <w:t>социально-вредный элемент</w:t>
+        <w:t>СВЭ — социально-вредный элемент</w:t>
       </w:r>
     </w:p>
     <w:p>
@@ -4434,6 +5144,126 @@
           <w:szCs w:val="16"/>
           <w:lang w:val="ru-RU"/>
         </w:rPr>
+        <w:t xml:space="preserve">Севжелдорлаг </w:t>
+      </w:r>
+      <w:r>
+        <w:rPr>
+          <w:rFonts w:ascii="Arial" w:hAnsi="Arial" w:cs="Arial"/>
+          <w:sz w:val="16"/>
+          <w:szCs w:val="16"/>
+          <w:lang w:val="ru-RU"/>
+        </w:rPr>
+        <w:t xml:space="preserve"> – </w:t>
+      </w:r>
+      <w:r>
+        <w:rPr>
+          <w:rFonts w:ascii="Arial" w:hAnsi="Arial" w:cs="Arial"/>
+          <w:sz w:val="16"/>
+          <w:szCs w:val="16"/>
+          <w:lang w:val="ru-RU"/>
+        </w:rPr>
+        <w:t>Северный железнодорожный исправительно-трудовой лагерь</w:t>
+      </w:r>
+      <w:r>
+        <w:rPr>
+          <w:rFonts w:ascii="Arial" w:hAnsi="Arial" w:cs="Arial"/>
+          <w:sz w:val="16"/>
+          <w:szCs w:val="16"/>
+          <w:lang w:val="ru-RU"/>
+        </w:rPr>
+        <w:t>,</w:t>
+      </w:r>
+      <w:r>
+        <w:rPr>
+          <w:rFonts w:ascii="Arial" w:hAnsi="Arial" w:cs="Arial"/>
+          <w:sz w:val="16"/>
+          <w:szCs w:val="16"/>
+          <w:lang w:val="ru-RU"/>
+        </w:rPr>
+        <w:t xml:space="preserve"> одно из подразделений системы ГУЛАГ НКВД, существовавшее с 1938 по 1950 год.</w:t>
+      </w:r>
+    </w:p>
+    <w:p>
+      <w:pPr>
+        <w:spacing w:after="0"/>
+        <w:rPr>
+          <w:rFonts w:ascii="Arial" w:hAnsi="Arial" w:cs="Arial"/>
+          <w:sz w:val="16"/>
+          <w:szCs w:val="16"/>
+          <w:lang w:val="ru-RU"/>
+        </w:rPr>
+      </w:pPr>
+      <w:r>
+        <w:rPr>
+          <w:rFonts w:ascii="Arial" w:hAnsi="Arial" w:cs="Arial"/>
+          <w:sz w:val="16"/>
+          <w:szCs w:val="16"/>
+          <w:lang w:val="ru-RU"/>
+        </w:rPr>
+        <w:t>Севвостлаг</w:t>
+      </w:r>
+      <w:r>
+        <w:rPr>
+          <w:rFonts w:ascii="Arial" w:hAnsi="Arial" w:cs="Arial"/>
+          <w:sz w:val="16"/>
+          <w:szCs w:val="16"/>
+        </w:rPr>
+        <w:t> </w:t>
+      </w:r>
+      <w:r>
+        <w:rPr>
+          <w:rFonts w:ascii="Arial" w:hAnsi="Arial" w:cs="Arial"/>
+          <w:sz w:val="16"/>
+          <w:szCs w:val="16"/>
+          <w:lang w:val="ru-RU"/>
+        </w:rPr>
+        <w:t xml:space="preserve">– </w:t>
+      </w:r>
+      <w:r>
+        <w:rPr>
+          <w:rFonts w:ascii="Arial" w:hAnsi="Arial" w:cs="Arial"/>
+          <w:sz w:val="16"/>
+          <w:szCs w:val="16"/>
+          <w:lang w:val="ru-RU"/>
+        </w:rPr>
+        <w:t>Северо-Восточный исправительно-трудовой лагерь</w:t>
+      </w:r>
+      <w:r>
+        <w:rPr>
+          <w:rFonts w:ascii="Arial" w:hAnsi="Arial" w:cs="Arial"/>
+          <w:sz w:val="16"/>
+          <w:szCs w:val="16"/>
+          <w:lang w:val="ru-RU"/>
+        </w:rPr>
+        <w:t>,</w:t>
+      </w:r>
+      <w:r>
+        <w:rPr>
+          <w:rFonts w:ascii="Arial" w:hAnsi="Arial" w:cs="Arial"/>
+          <w:sz w:val="16"/>
+          <w:szCs w:val="16"/>
+          <w:lang w:val="ru-RU"/>
+        </w:rPr>
+        <w:t xml:space="preserve"> крупнейшее подразделение ГУЛАГа, на территории Колымского края, существовавшее с 1932–1951 годы.</w:t>
+      </w:r>
+    </w:p>
+    <w:p>
+      <w:pPr>
+        <w:spacing w:after="0"/>
+        <w:rPr>
+          <w:rFonts w:ascii="Arial" w:hAnsi="Arial" w:cs="Arial"/>
+          <w:sz w:val="16"/>
+          <w:szCs w:val="16"/>
+          <w:lang w:val="ru-RU"/>
+        </w:rPr>
+      </w:pPr>
+      <w:r>
+        <w:rPr>
+          <w:rFonts w:ascii="Arial" w:hAnsi="Arial" w:cs="Arial"/>
+          <w:sz w:val="16"/>
+          <w:szCs w:val="16"/>
+          <w:lang w:val="ru-RU"/>
+        </w:rPr>
         <w:t>СКО – Север</w:t>
       </w:r>
       <w:r>
@@ -4463,6 +5293,26 @@
           <w:szCs w:val="16"/>
           <w:lang w:val="ru-RU"/>
         </w:rPr>
+        <w:t>СЛОН  –  Соловецкий лагерь особого назначения</w:t>
+      </w:r>
+    </w:p>
+    <w:p>
+      <w:pPr>
+        <w:spacing w:after="0"/>
+        <w:rPr>
+          <w:rFonts w:ascii="Arial" w:hAnsi="Arial" w:cs="Arial"/>
+          <w:sz w:val="16"/>
+          <w:szCs w:val="16"/>
+          <w:lang w:val="ru-RU"/>
+        </w:rPr>
+      </w:pPr>
+      <w:r>
+        <w:rPr>
+          <w:rFonts w:ascii="Arial" w:hAnsi="Arial" w:cs="Arial"/>
+          <w:sz w:val="16"/>
+          <w:szCs w:val="16"/>
+          <w:lang w:val="ru-RU"/>
+        </w:rPr>
         <w:t>СНК</w:t>
       </w:r>
       <w:r>
@@ -4477,6 +5327,16 @@
       <w:r>
         <w:rPr>
           <w:rFonts w:ascii="Arial" w:hAnsi="Arial" w:cs="Arial"/>
+          <w:bCs/>
+          <w:sz w:val="16"/>
+          <w:szCs w:val="16"/>
+          <w:lang w:val="ru-RU"/>
+        </w:rPr>
+        <w:t xml:space="preserve"> </w:t>
+      </w:r>
+      <w:r>
+        <w:rPr>
+          <w:rFonts w:ascii="Arial" w:hAnsi="Arial" w:cs="Arial"/>
           <w:sz w:val="16"/>
           <w:szCs w:val="16"/>
           <w:lang w:val="ru-RU"/>
@@ -4702,6 +5562,7 @@
           <w:szCs w:val="16"/>
           <w:lang w:val="ru-RU"/>
         </w:rPr>
+        <w:lastRenderedPageBreak/>
         <w:t xml:space="preserve">спец. – специальный </w:t>
       </w:r>
     </w:p>
@@ -4811,63 +5672,74 @@
           <w:szCs w:val="16"/>
           <w:lang w:val="ru-RU"/>
         </w:rPr>
-        <w:t xml:space="preserve">Терр. </w:t>
-      </w:r>
-      <w:r>
-        <w:rPr>
-          <w:rFonts w:ascii="Arial" w:hAnsi="Arial" w:cs="Arial"/>
-          <w:sz w:val="16"/>
-          <w:szCs w:val="16"/>
-          <w:lang w:val="ru-RU"/>
-        </w:rPr>
-        <w:t xml:space="preserve">– </w:t>
-      </w:r>
-      <w:r>
-        <w:rPr>
-          <w:rFonts w:ascii="Arial" w:hAnsi="Arial" w:cs="Arial"/>
-          <w:sz w:val="16"/>
-          <w:szCs w:val="16"/>
-          <w:lang w:val="ru-RU"/>
-        </w:rPr>
-        <w:t xml:space="preserve"> терроризм, террористическая деятельность</w:t>
-      </w:r>
-    </w:p>
-    <w:p>
-      <w:pPr>
-        <w:spacing w:after="0"/>
-        <w:rPr>
-          <w:rFonts w:ascii="Arial" w:hAnsi="Arial" w:cs="Arial"/>
-          <w:sz w:val="16"/>
-          <w:szCs w:val="16"/>
-          <w:lang w:val="ru-RU"/>
-        </w:rPr>
-      </w:pPr>
-      <w:r>
-        <w:rPr>
-          <w:rFonts w:ascii="Arial" w:hAnsi="Arial" w:cs="Arial"/>
-          <w:sz w:val="16"/>
-          <w:szCs w:val="16"/>
-          <w:lang w:val="ru-RU"/>
-        </w:rPr>
-        <w:t xml:space="preserve">Терр. намер. </w:t>
-      </w:r>
-      <w:r>
-        <w:rPr>
-          <w:rFonts w:ascii="Arial" w:hAnsi="Arial" w:cs="Arial"/>
-          <w:sz w:val="16"/>
-          <w:szCs w:val="16"/>
-          <w:lang w:val="ru-RU"/>
-        </w:rPr>
-        <w:t xml:space="preserve">– </w:t>
-      </w:r>
-      <w:r>
-        <w:rPr>
-          <w:rFonts w:ascii="Arial" w:hAnsi="Arial" w:cs="Arial"/>
-          <w:sz w:val="16"/>
-          <w:szCs w:val="16"/>
-          <w:lang w:val="ru-RU"/>
-        </w:rPr>
-        <w:t xml:space="preserve"> террористические намерения.</w:t>
+        <w:t xml:space="preserve">Темлаг </w:t>
+      </w:r>
+      <w:r>
+        <w:rPr>
+          <w:rFonts w:ascii="Arial" w:hAnsi="Arial" w:cs="Arial"/>
+          <w:sz w:val="16"/>
+          <w:szCs w:val="16"/>
+          <w:lang w:val="ru-RU"/>
+        </w:rPr>
+        <w:t>-</w:t>
+      </w:r>
+      <w:r>
+        <w:rPr>
+          <w:rFonts w:ascii="Arial" w:hAnsi="Arial" w:cs="Arial"/>
+          <w:sz w:val="16"/>
+          <w:szCs w:val="16"/>
+          <w:lang w:val="ru-RU"/>
+        </w:rPr>
+        <w:t>Темниковский исправительно-трудовой лагерь</w:t>
+      </w:r>
+      <w:r>
+        <w:rPr>
+          <w:rFonts w:ascii="Arial" w:hAnsi="Arial" w:cs="Arial"/>
+          <w:sz w:val="16"/>
+          <w:szCs w:val="16"/>
+          <w:lang w:val="ru-RU"/>
+        </w:rPr>
+        <w:t>. С августа 1937 года НКВД приступило к репрессированию жен «изменников Родины».  Одним из таких лагерей стал Темниковский ИТЛ. В 1943 году из 15 тысяч заключенных более 6 тысяч составляли женщины.</w:t>
+      </w:r>
+    </w:p>
+    <w:p>
+      <w:pPr>
+        <w:spacing w:after="0"/>
+        <w:rPr>
+          <w:rFonts w:ascii="Arial" w:hAnsi="Arial" w:cs="Arial"/>
+          <w:sz w:val="16"/>
+          <w:szCs w:val="16"/>
+          <w:lang w:val="ru-RU"/>
+        </w:rPr>
+      </w:pPr>
+      <w:r>
+        <w:rPr>
+          <w:rFonts w:ascii="Arial" w:hAnsi="Arial" w:cs="Arial"/>
+          <w:sz w:val="16"/>
+          <w:szCs w:val="16"/>
+          <w:lang w:val="ru-RU"/>
+        </w:rPr>
+        <w:t>Терр. — терроризм, террористическая деятельность</w:t>
+      </w:r>
+    </w:p>
+    <w:p>
+      <w:pPr>
+        <w:spacing w:after="0"/>
+        <w:rPr>
+          <w:rFonts w:ascii="Arial" w:hAnsi="Arial" w:cs="Arial"/>
+          <w:sz w:val="16"/>
+          <w:szCs w:val="16"/>
+          <w:lang w:val="ru-RU"/>
+        </w:rPr>
+      </w:pPr>
+      <w:r>
+        <w:rPr>
+          <w:rFonts w:ascii="Arial" w:hAnsi="Arial" w:cs="Arial"/>
+          <w:sz w:val="16"/>
+          <w:szCs w:val="16"/>
+          <w:lang w:val="ru-RU"/>
+        </w:rPr>
+        <w:t>Терр. намер. — террористические намерения.</w:t>
       </w:r>
     </w:p>
     <w:p>
@@ -4888,71 +5760,6 @@
           <w:lang w:val="ru-RU"/>
         </w:rPr>
         <w:t>трудмобил. – трудмобилизованный</w:t>
-      </w:r>
-    </w:p>
-    <w:p>
-      <w:pPr>
-        <w:spacing w:after="0"/>
-        <w:rPr>
-          <w:rFonts w:ascii="Arial" w:hAnsi="Arial" w:cs="Arial"/>
-          <w:sz w:val="16"/>
-          <w:szCs w:val="16"/>
-          <w:lang w:val="ru-RU"/>
-        </w:rPr>
-      </w:pPr>
-      <w:r>
-        <w:rPr>
-          <w:rFonts w:ascii="Arial" w:hAnsi="Arial" w:cs="Arial"/>
-          <w:sz w:val="16"/>
-          <w:szCs w:val="16"/>
-          <w:lang w:val="ru-RU"/>
-        </w:rPr>
-        <w:t>трудпоселенка</w:t>
-      </w:r>
-      <w:r>
-        <w:rPr>
-          <w:rFonts w:ascii="Arial" w:hAnsi="Arial" w:cs="Arial"/>
-          <w:sz w:val="16"/>
-          <w:szCs w:val="16"/>
-          <w:lang w:val="ru-RU"/>
-        </w:rPr>
-        <w:t xml:space="preserve"> </w:t>
-      </w:r>
-      <w:r>
-        <w:rPr>
-          <w:rFonts w:ascii="Arial" w:hAnsi="Arial" w:cs="Arial"/>
-          <w:sz w:val="16"/>
-          <w:szCs w:val="16"/>
-          <w:lang w:val="ru-RU"/>
-        </w:rPr>
-        <w:t>(</w:t>
-      </w:r>
-      <w:r>
-        <w:rPr>
-          <w:rFonts w:ascii="Arial" w:hAnsi="Arial" w:cs="Arial"/>
-          <w:sz w:val="16"/>
-          <w:szCs w:val="16"/>
-          <w:lang w:val="ru-RU"/>
-        </w:rPr>
-        <w:t xml:space="preserve">нец) </w:t>
-      </w:r>
-      <w:r>
-        <w:rPr>
-          <w:rFonts w:ascii="Arial" w:hAnsi="Arial" w:cs="Arial"/>
-          <w:sz w:val="16"/>
-          <w:szCs w:val="16"/>
-          <w:lang w:val="ru-RU"/>
-        </w:rPr>
-        <w:t xml:space="preserve"> - лицо, выселенное из места проживания, преимущественно в отдалённые районы страны без судебной или квазисудебной процедуры. </w:t>
-      </w:r>
-      <w:r>
-        <w:rPr>
-          <w:rFonts w:ascii="Arial" w:hAnsi="Arial" w:cs="Arial"/>
-          <w:sz w:val="16"/>
-          <w:szCs w:val="16"/>
-          <w:lang w:val="ru-RU"/>
-        </w:rPr>
-        <w:t>Особая категория репрессированного населения СССР.</w:t>
       </w:r>
     </w:p>
     <w:p>
@@ -5038,7 +5845,7 @@
           <w:szCs w:val="16"/>
           <w:lang w:val="ru-RU"/>
         </w:rPr>
-        <w:t xml:space="preserve">при республиканских, </w:t>
+        <w:t>при республиканских, краевых и областных управлениях</w:t>
       </w:r>
       <w:r>
         <w:rPr>
@@ -5047,9 +5854,8 @@
           <w:spacing w:val="12"/>
           <w:sz w:val="16"/>
           <w:szCs w:val="16"/>
-          <w:lang w:val="ru-RU"/>
-        </w:rPr>
-        <w:t>краевых и областных управлениях</w:t>
+        </w:rPr>
+        <w:t> </w:t>
       </w:r>
       <w:r>
         <w:rPr>
@@ -5060,7 +5866,7 @@
           <w:szCs w:val="16"/>
           <w:lang w:val="ru-RU"/>
         </w:rPr>
-        <w:t xml:space="preserve"> НКВД СССР,</w:t>
+        <w:t>НКВД СССР</w:t>
       </w:r>
       <w:r>
         <w:rPr>
@@ -5227,16 +6033,7 @@
           <w:szCs w:val="16"/>
           <w:lang w:val="ru-RU"/>
         </w:rPr>
-        <w:t>, УИТЛК</w:t>
-      </w:r>
-      <w:r>
-        <w:rPr>
-          <w:rFonts w:ascii="Arial" w:hAnsi="Arial" w:cs="Arial"/>
-          <w:sz w:val="16"/>
-          <w:szCs w:val="16"/>
-          <w:lang w:val="ru-RU"/>
-        </w:rPr>
-        <w:t xml:space="preserve"> </w:t>
+        <w:t xml:space="preserve">, УИТЛК  </w:t>
       </w:r>
       <w:r>
         <w:rPr>
@@ -5320,6 +6117,60 @@
           <w:lang w:val="ru-RU"/>
         </w:rPr>
         <w:t>УК – Уголовный кодекс</w:t>
+      </w:r>
+    </w:p>
+    <w:p>
+      <w:pPr>
+        <w:spacing w:after="0"/>
+        <w:rPr>
+          <w:rFonts w:ascii="Arial" w:hAnsi="Arial" w:cs="Arial"/>
+          <w:sz w:val="16"/>
+          <w:szCs w:val="16"/>
+          <w:lang w:val="ru-RU"/>
+        </w:rPr>
+      </w:pPr>
+      <w:r>
+        <w:rPr>
+          <w:rFonts w:ascii="Arial" w:hAnsi="Arial" w:cs="Arial"/>
+          <w:sz w:val="16"/>
+          <w:szCs w:val="16"/>
+          <w:lang w:val="ru-RU"/>
+        </w:rPr>
+        <w:t>Унжлаг</w:t>
+      </w:r>
+      <w:r>
+        <w:rPr>
+          <w:rFonts w:ascii="Arial" w:hAnsi="Arial" w:cs="Arial"/>
+          <w:sz w:val="16"/>
+          <w:szCs w:val="16"/>
+        </w:rPr>
+        <w:t> </w:t>
+      </w:r>
+      <w:r>
+        <w:rPr>
+          <w:rFonts w:ascii="Arial" w:hAnsi="Arial" w:cs="Arial"/>
+          <w:sz w:val="16"/>
+          <w:szCs w:val="16"/>
+          <w:lang w:val="ru-RU"/>
+        </w:rPr>
+        <w:t xml:space="preserve">– </w:t>
+      </w:r>
+      <w:r>
+        <w:rPr>
+          <w:rFonts w:ascii="Arial" w:hAnsi="Arial" w:cs="Arial"/>
+          <w:sz w:val="16"/>
+          <w:szCs w:val="16"/>
+          <w:lang w:val="ru-RU"/>
+        </w:rPr>
+        <w:t>Унженский исправительно-трудовой лагерь</w:t>
+      </w:r>
+      <w:r>
+        <w:rPr>
+          <w:rFonts w:ascii="Arial" w:hAnsi="Arial" w:cs="Arial"/>
+          <w:sz w:val="16"/>
+          <w:szCs w:val="16"/>
+        </w:rPr>
+        <w:t> </w:t>
       </w:r>
     </w:p>
     <w:p>
@@ -5475,6 +6326,124 @@
           <w:szCs w:val="16"/>
           <w:lang w:val="ru-RU"/>
         </w:rPr>
+        <w:t>Ухтижемлаг</w:t>
+      </w:r>
+      <w:r>
+        <w:rPr>
+          <w:rFonts w:ascii="Arial" w:hAnsi="Arial" w:cs="Arial"/>
+          <w:sz w:val="16"/>
+          <w:szCs w:val="16"/>
+        </w:rPr>
+        <w:t> </w:t>
+      </w:r>
+      <w:r>
+        <w:rPr>
+          <w:rFonts w:ascii="Arial" w:hAnsi="Arial" w:cs="Arial"/>
+          <w:sz w:val="16"/>
+          <w:szCs w:val="16"/>
+          <w:lang w:val="ru-RU"/>
+        </w:rPr>
+        <w:t xml:space="preserve"> – Ухто-Ижемский исправительно-трудовой лагерь НКВД</w:t>
+      </w:r>
+      <w:r>
+        <w:rPr>
+          <w:rFonts w:ascii="Arial" w:hAnsi="Arial" w:cs="Arial"/>
+          <w:sz w:val="16"/>
+          <w:szCs w:val="16"/>
+        </w:rPr>
+        <w:t> </w:t>
+      </w:r>
+      <w:r>
+        <w:rPr>
+          <w:rFonts w:ascii="Arial" w:hAnsi="Arial" w:cs="Arial"/>
+          <w:sz w:val="16"/>
+          <w:szCs w:val="16"/>
+          <w:lang w:val="ru-RU"/>
+        </w:rPr>
+        <w:t xml:space="preserve"> системы ГУЛАГ существовал на территории Коми АССР в 1938 - 1955 годах</w:t>
+      </w:r>
+    </w:p>
+    <w:p>
+      <w:pPr>
+        <w:spacing w:after="0"/>
+        <w:rPr>
+          <w:rFonts w:ascii="Arial" w:hAnsi="Arial" w:cs="Arial"/>
+          <w:sz w:val="16"/>
+          <w:szCs w:val="16"/>
+          <w:lang w:val="ru-RU"/>
+        </w:rPr>
+      </w:pPr>
+      <w:r>
+        <w:rPr>
+          <w:rFonts w:ascii="Arial" w:hAnsi="Arial" w:cs="Arial"/>
+          <w:sz w:val="16"/>
+          <w:szCs w:val="16"/>
+          <w:lang w:val="ru-RU"/>
+        </w:rPr>
+        <w:t xml:space="preserve">Ухтпечлаг </w:t>
+      </w:r>
+      <w:r>
+        <w:rPr>
+          <w:rFonts w:ascii="Arial" w:hAnsi="Arial" w:cs="Arial"/>
+          <w:sz w:val="16"/>
+          <w:szCs w:val="16"/>
+          <w:lang w:val="ru-RU"/>
+        </w:rPr>
+        <w:t>–</w:t>
+      </w:r>
+      <w:r>
+        <w:rPr>
+          <w:rFonts w:ascii="Arial" w:hAnsi="Arial" w:cs="Arial"/>
+          <w:sz w:val="16"/>
+          <w:szCs w:val="16"/>
+          <w:lang w:val="ru-RU"/>
+        </w:rPr>
+        <w:t xml:space="preserve"> </w:t>
+      </w:r>
+      <w:r>
+        <w:rPr>
+          <w:rFonts w:ascii="Arial" w:hAnsi="Arial" w:cs="Arial"/>
+          <w:sz w:val="16"/>
+          <w:szCs w:val="16"/>
+          <w:lang w:val="ru-RU"/>
+        </w:rPr>
+        <w:t>Ухтинско-Печорский исправительно-трудовой лагерь НКВД</w:t>
+      </w:r>
+      <w:r>
+        <w:rPr>
+          <w:rFonts w:ascii="Arial" w:hAnsi="Arial" w:cs="Arial"/>
+          <w:sz w:val="16"/>
+          <w:szCs w:val="16"/>
+        </w:rPr>
+        <w:t> </w:t>
+      </w:r>
+      <w:r>
+        <w:rPr>
+          <w:rFonts w:ascii="Arial" w:hAnsi="Arial" w:cs="Arial"/>
+          <w:sz w:val="16"/>
+          <w:szCs w:val="16"/>
+          <w:lang w:val="ru-RU"/>
+        </w:rPr>
+        <w:t xml:space="preserve"> системы ГУЛАГа, существовавшее в Коми АССР в 1931 - 1938 годах</w:t>
+      </w:r>
+    </w:p>
+    <w:p>
+      <w:pPr>
+        <w:spacing w:after="0"/>
+        <w:rPr>
+          <w:rFonts w:ascii="Arial" w:hAnsi="Arial" w:cs="Arial"/>
+          <w:sz w:val="16"/>
+          <w:szCs w:val="16"/>
+          <w:lang w:val="ru-RU"/>
+        </w:rPr>
+      </w:pPr>
+      <w:r>
+        <w:rPr>
+          <w:rFonts w:ascii="Arial" w:hAnsi="Arial" w:cs="Arial"/>
+          <w:sz w:val="16"/>
+          <w:szCs w:val="16"/>
+          <w:lang w:val="ru-RU"/>
+        </w:rPr>
         <w:t>Ф. – фонд</w:t>
       </w:r>
     </w:p>
@@ -5513,284 +6482,221 @@
           <w:szCs w:val="18"/>
           <w:lang w:val="ru-RU"/>
         </w:rPr>
-        <w:t>хут.</w:t>
-      </w:r>
-      <w:r>
+        <w:t xml:space="preserve">хут. </w:t>
+      </w:r>
+      <w:r>
+        <w:rPr>
+          <w:rFonts w:ascii="Arial" w:hAnsi="Arial" w:cs="Arial"/>
+          <w:sz w:val="16"/>
+          <w:szCs w:val="16"/>
+          <w:lang w:val="ru-RU"/>
+        </w:rPr>
+        <w:t xml:space="preserve"> – хутор</w:t>
+      </w:r>
+    </w:p>
+    <w:p>
+      <w:pPr>
+        <w:spacing w:after="0"/>
+        <w:rPr>
+          <w:rFonts w:ascii="Arial" w:hAnsi="Arial" w:cs="Arial"/>
+          <w:sz w:val="16"/>
+          <w:szCs w:val="16"/>
+          <w:lang w:val="ru-RU"/>
+        </w:rPr>
+      </w:pPr>
+      <w:r>
+        <w:rPr>
+          <w:rFonts w:ascii="Arial" w:hAnsi="Arial" w:cs="Arial"/>
+          <w:sz w:val="16"/>
+          <w:szCs w:val="16"/>
+          <w:lang w:val="ru-RU"/>
+        </w:rPr>
+        <w:t>х-во</w:t>
+      </w:r>
+      <w:r>
+        <w:rPr>
+          <w:rFonts w:ascii="Arial" w:hAnsi="Arial" w:cs="Arial"/>
+          <w:sz w:val="16"/>
+          <w:szCs w:val="16"/>
+          <w:lang w:val="ru-RU"/>
+        </w:rPr>
+        <w:t>.</w:t>
+      </w:r>
+      <w:r>
+        <w:rPr>
+          <w:rFonts w:ascii="Arial" w:hAnsi="Arial" w:cs="Arial"/>
+          <w:sz w:val="16"/>
+          <w:szCs w:val="16"/>
+          <w:lang w:val="ru-RU"/>
+        </w:rPr>
+        <w:t xml:space="preserve"> – хозяйство</w:t>
+      </w:r>
+    </w:p>
+    <w:p>
+      <w:pPr>
+        <w:spacing w:after="0"/>
+        <w:rPr>
+          <w:rFonts w:ascii="Arial" w:hAnsi="Arial" w:cs="Arial"/>
+          <w:sz w:val="16"/>
+          <w:szCs w:val="16"/>
+          <w:lang w:val="ru-RU"/>
+        </w:rPr>
+      </w:pPr>
+      <w:r>
+        <w:rPr>
+          <w:rFonts w:ascii="Arial" w:hAnsi="Arial" w:cs="Arial"/>
+          <w:sz w:val="16"/>
+          <w:szCs w:val="16"/>
+          <w:lang w:val="ru-RU"/>
+        </w:rPr>
+        <w:t>ЦБК – целлюлозно-бумажный комбинат</w:t>
+      </w:r>
+    </w:p>
+    <w:p>
+      <w:pPr>
+        <w:spacing w:after="0"/>
+        <w:rPr>
+          <w:rFonts w:ascii="Arial" w:hAnsi="Arial" w:cs="Arial"/>
+          <w:sz w:val="16"/>
+          <w:szCs w:val="16"/>
+          <w:lang w:val="ru-RU"/>
+        </w:rPr>
+      </w:pPr>
+      <w:r>
+        <w:rPr>
+          <w:rFonts w:ascii="Arial" w:hAnsi="Arial" w:cs="Arial"/>
+          <w:sz w:val="16"/>
+          <w:szCs w:val="16"/>
+          <w:lang w:val="ru-RU"/>
+        </w:rPr>
+        <w:t>ЦГАООУ</w:t>
+      </w:r>
+      <w:r>
+        <w:rPr>
+          <w:rFonts w:ascii="Arial" w:hAnsi="Arial" w:cs="Arial"/>
+          <w:sz w:val="16"/>
+          <w:szCs w:val="16"/>
+          <w:lang w:val="ru-RU"/>
+        </w:rPr>
+        <w:t xml:space="preserve"> – Центральный Государственный архив общественных объединений Украины</w:t>
+      </w:r>
+    </w:p>
+    <w:p>
+      <w:pPr>
+        <w:spacing w:after="0"/>
+        <w:rPr>
+          <w:rFonts w:ascii="Arial" w:hAnsi="Arial" w:cs="Arial"/>
+          <w:sz w:val="16"/>
+          <w:szCs w:val="16"/>
+          <w:lang w:val="ru-RU"/>
+        </w:rPr>
+      </w:pPr>
+      <w:r>
+        <w:rPr>
+          <w:rFonts w:ascii="Arial" w:hAnsi="Arial" w:cs="Arial"/>
+          <w:sz w:val="16"/>
+          <w:szCs w:val="16"/>
+          <w:lang w:val="ru-RU"/>
+        </w:rPr>
+        <w:t>ЦИК – Центральный исполнительный комитет</w:t>
+      </w:r>
+    </w:p>
+    <w:p>
+      <w:pPr>
+        <w:spacing w:after="0"/>
+        <w:rPr>
+          <w:rFonts w:ascii="Arial" w:hAnsi="Arial" w:cs="Arial"/>
+          <w:sz w:val="16"/>
+          <w:szCs w:val="16"/>
+          <w:lang w:val="ru-RU"/>
+        </w:rPr>
+      </w:pPr>
+      <w:r>
+        <w:rPr>
+          <w:rFonts w:ascii="Arial" w:hAnsi="Arial" w:cs="Arial"/>
+          <w:sz w:val="16"/>
+          <w:szCs w:val="16"/>
+          <w:lang w:val="ru-RU"/>
+        </w:rPr>
+        <w:t>ЦК – Центральный комитет</w:t>
+      </w:r>
+    </w:p>
+    <w:p>
+      <w:pPr>
+        <w:spacing w:after="0"/>
+        <w:rPr>
+          <w:rFonts w:ascii="Arial" w:hAnsi="Arial" w:cs="Arial"/>
+          <w:sz w:val="16"/>
+          <w:szCs w:val="16"/>
+          <w:lang w:val="ru-RU"/>
+        </w:rPr>
+      </w:pPr>
+      <w:r>
+        <w:rPr>
+          <w:rFonts w:ascii="Arial" w:hAnsi="Arial" w:cs="Arial"/>
+          <w:sz w:val="16"/>
+          <w:szCs w:val="16"/>
+          <w:lang w:val="ru-RU"/>
+        </w:rPr>
+        <w:t xml:space="preserve">ЦЧО </w:t>
+      </w:r>
+      <w:r>
+        <w:rPr>
+          <w:rFonts w:ascii="Arial" w:hAnsi="Arial" w:cs="Arial"/>
+          <w:sz w:val="16"/>
+          <w:szCs w:val="16"/>
+          <w:lang w:val="ru-RU"/>
+        </w:rPr>
+        <w:t>– Центрально-Чернозёмная область</w:t>
+      </w:r>
+    </w:p>
+    <w:p>
+      <w:pPr>
+        <w:spacing w:after="0"/>
+        <w:rPr>
+          <w:rFonts w:ascii="Arial" w:hAnsi="Arial" w:cs="Arial"/>
+          <w:sz w:val="16"/>
+          <w:szCs w:val="16"/>
+          <w:lang w:val="ru-RU"/>
+        </w:rPr>
+      </w:pPr>
+      <w:r>
+        <w:rPr>
+          <w:rFonts w:ascii="Arial" w:hAnsi="Arial" w:cs="Arial"/>
+          <w:sz w:val="16"/>
+          <w:szCs w:val="16"/>
+          <w:lang w:val="ru-RU"/>
+        </w:rPr>
+        <w:t xml:space="preserve">ЧК </w:t>
+      </w:r>
+      <w:r>
+        <w:rPr>
+          <w:rFonts w:ascii="Arial" w:hAnsi="Arial" w:cs="Arial"/>
+          <w:sz w:val="16"/>
+          <w:szCs w:val="16"/>
+          <w:lang w:val="ru-RU"/>
+        </w:rPr>
+        <w:t xml:space="preserve"> –  чрезвычайная комиссия по борьбе с контрреволюцией, саботажем и преступлениями по должности</w:t>
+      </w:r>
+    </w:p>
+    <w:p>
+      <w:pPr>
+        <w:spacing w:after="0"/>
         <w:rPr>
           <w:rFonts w:ascii="Arial" w:hAnsi="Arial" w:cs="Arial"/>
           <w:sz w:val="18"/>
           <w:szCs w:val="18"/>
           <w:lang w:val="ru-RU"/>
         </w:rPr>
-        <w:t xml:space="preserve"> </w:t>
-      </w:r>
-      <w:r>
-        <w:rPr>
-          <w:rFonts w:ascii="Arial" w:hAnsi="Arial" w:cs="Arial"/>
-          <w:sz w:val="16"/>
-          <w:szCs w:val="16"/>
-          <w:lang w:val="ru-RU"/>
-        </w:rPr>
-        <w:t>– хутор</w:t>
-      </w:r>
-    </w:p>
-    <w:p>
-      <w:pPr>
-        <w:spacing w:after="0"/>
-        <w:rPr>
-          <w:rFonts w:ascii="Arial" w:hAnsi="Arial" w:cs="Arial"/>
-          <w:sz w:val="16"/>
-          <w:szCs w:val="16"/>
-          <w:lang w:val="ru-RU"/>
-        </w:rPr>
-      </w:pPr>
-      <w:r>
-        <w:rPr>
-          <w:rFonts w:ascii="Arial" w:hAnsi="Arial" w:cs="Arial"/>
-          <w:sz w:val="16"/>
-          <w:szCs w:val="16"/>
-          <w:lang w:val="ru-RU"/>
-        </w:rPr>
-        <w:t>х-во</w:t>
-      </w:r>
-      <w:r>
-        <w:rPr>
-          <w:rFonts w:ascii="Arial" w:hAnsi="Arial" w:cs="Arial"/>
-          <w:sz w:val="16"/>
-          <w:szCs w:val="16"/>
-          <w:lang w:val="ru-RU"/>
-        </w:rPr>
-        <w:t>.</w:t>
-      </w:r>
-      <w:r>
-        <w:rPr>
-          <w:rFonts w:ascii="Arial" w:hAnsi="Arial" w:cs="Arial"/>
-          <w:sz w:val="16"/>
-          <w:szCs w:val="16"/>
-          <w:lang w:val="ru-RU"/>
-        </w:rPr>
-        <w:t xml:space="preserve"> – хозяйство</w:t>
-      </w:r>
-    </w:p>
-    <w:p>
-      <w:pPr>
-        <w:spacing w:after="0"/>
-        <w:rPr>
-          <w:rFonts w:ascii="Arial" w:hAnsi="Arial" w:cs="Arial"/>
-          <w:sz w:val="16"/>
-          <w:szCs w:val="16"/>
-          <w:lang w:val="ru-RU"/>
-        </w:rPr>
-      </w:pPr>
-      <w:r>
-        <w:rPr>
-          <w:rFonts w:ascii="Arial" w:hAnsi="Arial" w:cs="Arial"/>
-          <w:sz w:val="16"/>
-          <w:szCs w:val="16"/>
-          <w:lang w:val="ru-RU"/>
-        </w:rPr>
-        <w:t>ЦБК – целлюлозно-бумажный комбинат</w:t>
-      </w:r>
-    </w:p>
-    <w:p>
-      <w:pPr>
-        <w:spacing w:after="0"/>
-        <w:rPr>
-          <w:rFonts w:ascii="Arial" w:hAnsi="Arial" w:cs="Arial"/>
-          <w:sz w:val="16"/>
-          <w:szCs w:val="16"/>
-          <w:lang w:val="ru-RU"/>
-        </w:rPr>
-      </w:pPr>
-      <w:r>
-        <w:rPr>
-          <w:rFonts w:ascii="Arial" w:hAnsi="Arial" w:cs="Arial"/>
-          <w:sz w:val="16"/>
-          <w:szCs w:val="16"/>
-          <w:lang w:val="ru-RU"/>
-        </w:rPr>
-        <w:t>ЦГАООУ</w:t>
-      </w:r>
-      <w:r>
-        <w:rPr>
-          <w:rFonts w:ascii="Arial" w:hAnsi="Arial" w:cs="Arial"/>
-          <w:sz w:val="16"/>
-          <w:szCs w:val="16"/>
-          <w:lang w:val="ru-RU"/>
-        </w:rPr>
-        <w:t xml:space="preserve"> – Центральный Государственный архив общественных объединений Украины</w:t>
-      </w:r>
-    </w:p>
-    <w:p>
-      <w:pPr>
-        <w:spacing w:after="0"/>
-        <w:rPr>
-          <w:rFonts w:ascii="Arial" w:hAnsi="Arial" w:cs="Arial"/>
-          <w:sz w:val="16"/>
-          <w:szCs w:val="16"/>
-          <w:lang w:val="ru-RU"/>
-        </w:rPr>
-      </w:pPr>
-      <w:r>
-        <w:rPr>
-          <w:rFonts w:ascii="Arial" w:hAnsi="Arial" w:cs="Arial"/>
-          <w:sz w:val="16"/>
-          <w:szCs w:val="16"/>
-          <w:lang w:val="ru-RU"/>
-        </w:rPr>
-        <w:t>ЦИК – Центральный исполнительный комитет</w:t>
-      </w:r>
-    </w:p>
-    <w:p>
-      <w:pPr>
-        <w:spacing w:after="0"/>
-        <w:rPr>
-          <w:rFonts w:ascii="Arial" w:hAnsi="Arial" w:cs="Arial"/>
-          <w:sz w:val="16"/>
-          <w:szCs w:val="16"/>
-          <w:lang w:val="ru-RU"/>
-        </w:rPr>
-      </w:pPr>
-      <w:r>
-        <w:rPr>
-          <w:rFonts w:ascii="Arial" w:hAnsi="Arial" w:cs="Arial"/>
-          <w:sz w:val="16"/>
-          <w:szCs w:val="16"/>
-          <w:lang w:val="ru-RU"/>
-        </w:rPr>
-        <w:t>ЦК – Центральный комитет</w:t>
-      </w:r>
-    </w:p>
-    <w:p>
-      <w:pPr>
-        <w:spacing w:after="0"/>
-        <w:rPr>
-          <w:rFonts w:ascii="Arial" w:hAnsi="Arial" w:cs="Arial"/>
-          <w:sz w:val="16"/>
-          <w:szCs w:val="16"/>
-          <w:lang w:val="ru-RU"/>
-        </w:rPr>
-      </w:pPr>
-      <w:r>
-        <w:rPr>
-          <w:rFonts w:ascii="Arial" w:hAnsi="Arial" w:cs="Arial"/>
-          <w:sz w:val="16"/>
-          <w:szCs w:val="16"/>
-          <w:lang w:val="ru-RU"/>
-        </w:rPr>
-        <w:t xml:space="preserve">ЦЧО </w:t>
-      </w:r>
-      <w:r>
-        <w:rPr>
-          <w:rFonts w:ascii="Arial" w:hAnsi="Arial" w:cs="Arial"/>
-          <w:sz w:val="16"/>
-          <w:szCs w:val="16"/>
-          <w:lang w:val="ru-RU"/>
-        </w:rPr>
-        <w:t>– Центрально-Чернозёмная область</w:t>
-      </w:r>
-    </w:p>
-    <w:p>
-      <w:pPr>
-        <w:spacing w:after="0"/>
-        <w:rPr>
-          <w:rFonts w:ascii="Arial" w:hAnsi="Arial" w:cs="Arial"/>
-          <w:sz w:val="16"/>
-          <w:szCs w:val="16"/>
-          <w:lang w:val="ru-RU"/>
-        </w:rPr>
-      </w:pPr>
-      <w:r>
-        <w:rPr>
-          <w:rFonts w:ascii="Arial" w:hAnsi="Arial" w:cs="Arial"/>
-          <w:sz w:val="16"/>
-          <w:szCs w:val="16"/>
-          <w:lang w:val="ru-RU"/>
-        </w:rPr>
-        <w:t>ЧК</w:t>
-      </w:r>
-      <w:r>
-        <w:rPr>
-          <w:rFonts w:ascii="Arial" w:hAnsi="Arial" w:cs="Arial"/>
-          <w:sz w:val="16"/>
-          <w:szCs w:val="16"/>
-          <w:lang w:val="ru-RU"/>
-        </w:rPr>
-        <w:t xml:space="preserve"> </w:t>
-      </w:r>
-      <w:r>
-        <w:rPr>
-          <w:rFonts w:ascii="Arial" w:hAnsi="Arial" w:cs="Arial"/>
-          <w:sz w:val="16"/>
-          <w:szCs w:val="16"/>
-          <w:lang w:val="ru-RU"/>
-        </w:rPr>
-        <w:t>–</w:t>
-      </w:r>
-      <w:r>
-        <w:rPr>
-          <w:rFonts w:ascii="Arial" w:hAnsi="Arial" w:cs="Arial"/>
-          <w:sz w:val="16"/>
-          <w:szCs w:val="16"/>
-          <w:lang w:val="ru-RU"/>
-        </w:rPr>
-        <w:t xml:space="preserve"> </w:t>
-      </w:r>
-      <w:r>
-        <w:rPr>
-          <w:rFonts w:ascii="Arial" w:hAnsi="Arial" w:cs="Arial"/>
-          <w:sz w:val="16"/>
-          <w:szCs w:val="16"/>
-          <w:lang w:val="ru-RU"/>
-        </w:rPr>
-        <w:t>чрезвычайная комиссия по борьбе с контрреволюцией, саботажем и преступлениями по должности</w:t>
-      </w:r>
-    </w:p>
-    <w:p>
-      <w:pPr>
-        <w:spacing w:after="0"/>
+      </w:pPr>
+      <w:r>
         <w:rPr>
           <w:rFonts w:ascii="Arial" w:hAnsi="Arial" w:cs="Arial"/>
           <w:sz w:val="18"/>
           <w:szCs w:val="18"/>
           <w:lang w:val="ru-RU"/>
         </w:rPr>
-      </w:pPr>
-      <w:r>
-        <w:rPr>
-          <w:rFonts w:ascii="Arial" w:hAnsi="Arial" w:cs="Arial"/>
-          <w:sz w:val="18"/>
-          <w:szCs w:val="18"/>
-          <w:lang w:val="ru-RU"/>
-        </w:rPr>
-        <w:t xml:space="preserve">ЧСИР </w:t>
-      </w:r>
-      <w:r>
-        <w:rPr>
-          <w:rFonts w:ascii="Arial" w:hAnsi="Arial" w:cs="Arial"/>
-          <w:sz w:val="18"/>
-          <w:szCs w:val="18"/>
-          <w:lang w:val="ru-RU"/>
-        </w:rPr>
-        <w:t xml:space="preserve">– </w:t>
-      </w:r>
-      <w:r>
-        <w:rPr>
-          <w:rFonts w:ascii="Arial" w:hAnsi="Arial" w:cs="Arial"/>
-          <w:sz w:val="18"/>
-          <w:szCs w:val="18"/>
-          <w:lang w:val="ru-RU"/>
-        </w:rPr>
-        <w:t>член</w:t>
-      </w:r>
-      <w:r>
-        <w:rPr>
-          <w:rFonts w:ascii="Arial" w:hAnsi="Arial" w:cs="Arial"/>
-          <w:sz w:val="18"/>
-          <w:szCs w:val="18"/>
-          <w:lang w:val="ru-RU"/>
-        </w:rPr>
-        <w:t xml:space="preserve"> семьи изменника Родины</w:t>
+        <w:t>ЧСИР — член семьи изменника Родины</w:t>
       </w:r>
     </w:p>
     <w:p>
